--- a/DAY-6/Lab Exercise - Create a Database in Azure Using Cloud Shell.docx
+++ b/DAY-6/Lab Exercise - Create a Database in Azure Using Cloud Shell.docx
@@ -173,12 +173,21 @@
           <w:color w:val="000000" w:themeColor="text1"/>
         </w:rPr>
       </w:pPr>
-      <w:r>
-        <w:rPr>
-          <w:rFonts w:ascii="Georgia Pro" w:eastAsia="Georgia Pro" w:hAnsi="Georgia Pro" w:cs="Georgia Pro"/>
-          <w:color w:val="000000" w:themeColor="text1"/>
-        </w:rPr>
-        <w:t>Create a Resource Group</w:t>
+      <w:proofErr w:type="gramStart"/>
+      <w:r>
+        <w:rPr>
+          <w:rFonts w:ascii="Georgia Pro" w:eastAsia="Georgia Pro" w:hAnsi="Georgia Pro" w:cs="Georgia Pro"/>
+          <w:color w:val="000000" w:themeColor="text1"/>
+        </w:rPr>
+        <w:t>Create</w:t>
+      </w:r>
+      <w:proofErr w:type="gramEnd"/>
+      <w:r>
+        <w:rPr>
+          <w:rFonts w:ascii="Georgia Pro" w:eastAsia="Georgia Pro" w:hAnsi="Georgia Pro" w:cs="Georgia Pro"/>
+          <w:color w:val="000000" w:themeColor="text1"/>
+        </w:rPr>
+        <w:t xml:space="preserve"> a Resource Group</w:t>
       </w:r>
     </w:p>
     <w:p>
@@ -445,7 +454,39 @@
           <w:rFonts w:ascii="Georgia Pro" w:eastAsia="Georgia Pro" w:hAnsi="Georgia Pro" w:cs="Georgia Pro"/>
           <w:color w:val="000000" w:themeColor="text1"/>
         </w:rPr>
-        <w:t>RESOURCE_GROUP=rg-db-lab</w:t>
+        <w:t>RESOURCE_GROUP=</w:t>
+      </w:r>
+      <w:proofErr w:type="spellStart"/>
+      <w:r>
+        <w:rPr>
+          <w:rFonts w:ascii="Georgia Pro" w:eastAsia="Georgia Pro" w:hAnsi="Georgia Pro" w:cs="Georgia Pro"/>
+          <w:color w:val="000000" w:themeColor="text1"/>
+        </w:rPr>
+        <w:t>rg</w:t>
+      </w:r>
+      <w:proofErr w:type="spellEnd"/>
+      <w:r>
+        <w:rPr>
+          <w:rFonts w:ascii="Georgia Pro" w:eastAsia="Georgia Pro" w:hAnsi="Georgia Pro" w:cs="Georgia Pro"/>
+          <w:color w:val="000000" w:themeColor="text1"/>
+        </w:rPr>
+        <w:t>-</w:t>
+      </w:r>
+      <w:proofErr w:type="spellStart"/>
+      <w:r>
+        <w:rPr>
+          <w:rFonts w:ascii="Georgia Pro" w:eastAsia="Georgia Pro" w:hAnsi="Georgia Pro" w:cs="Georgia Pro"/>
+          <w:color w:val="000000" w:themeColor="text1"/>
+        </w:rPr>
+        <w:t>db</w:t>
+      </w:r>
+      <w:proofErr w:type="spellEnd"/>
+      <w:r>
+        <w:rPr>
+          <w:rFonts w:ascii="Georgia Pro" w:eastAsia="Georgia Pro" w:hAnsi="Georgia Pro" w:cs="Georgia Pro"/>
+          <w:color w:val="000000" w:themeColor="text1"/>
+        </w:rPr>
+        <w:t>-lab</w:t>
       </w:r>
       <w:r>
         <w:rPr>
@@ -453,32 +494,68 @@
           <w:color w:val="000000" w:themeColor="text1"/>
         </w:rPr>
         <w:br/>
-        <w:t>LOCATION=eastus</w:t>
-      </w:r>
+        <w:t>LOCATION=</w:t>
+      </w:r>
+      <w:proofErr w:type="spellStart"/>
+      <w:r>
+        <w:rPr>
+          <w:rFonts w:ascii="Georgia Pro" w:eastAsia="Georgia Pro" w:hAnsi="Georgia Pro" w:cs="Georgia Pro"/>
+          <w:color w:val="000000" w:themeColor="text1"/>
+        </w:rPr>
+        <w:t>eastus</w:t>
+      </w:r>
+      <w:proofErr w:type="spellEnd"/>
       <w:r>
         <w:rPr>
           <w:rFonts w:ascii="Georgia Pro" w:eastAsia="Georgia Pro" w:hAnsi="Georgia Pro" w:cs="Georgia Pro"/>
           <w:color w:val="000000" w:themeColor="text1"/>
         </w:rPr>
         <w:br/>
-        <w:t>SQL_SERVER=sqlserverlab$RANDOM</w:t>
-      </w:r>
+        <w:t>SQL_SERVER=</w:t>
+      </w:r>
+      <w:proofErr w:type="spellStart"/>
+      <w:r>
+        <w:rPr>
+          <w:rFonts w:ascii="Georgia Pro" w:eastAsia="Georgia Pro" w:hAnsi="Georgia Pro" w:cs="Georgia Pro"/>
+          <w:color w:val="000000" w:themeColor="text1"/>
+        </w:rPr>
+        <w:t>sqlserverlab$RANDOM</w:t>
+      </w:r>
+      <w:proofErr w:type="spellEnd"/>
       <w:r>
         <w:rPr>
           <w:rFonts w:ascii="Georgia Pro" w:eastAsia="Georgia Pro" w:hAnsi="Georgia Pro" w:cs="Georgia Pro"/>
           <w:color w:val="000000" w:themeColor="text1"/>
         </w:rPr>
         <w:br/>
-        <w:t>SQL_DB=sqldblab</w:t>
-      </w:r>
+        <w:t>SQL_DB=</w:t>
+      </w:r>
+      <w:proofErr w:type="spellStart"/>
+      <w:r>
+        <w:rPr>
+          <w:rFonts w:ascii="Georgia Pro" w:eastAsia="Georgia Pro" w:hAnsi="Georgia Pro" w:cs="Georgia Pro"/>
+          <w:color w:val="000000" w:themeColor="text1"/>
+        </w:rPr>
+        <w:t>sqldblab</w:t>
+      </w:r>
+      <w:proofErr w:type="spellEnd"/>
       <w:r>
         <w:rPr>
           <w:rFonts w:ascii="Georgia Pro" w:eastAsia="Georgia Pro" w:hAnsi="Georgia Pro" w:cs="Georgia Pro"/>
           <w:color w:val="000000" w:themeColor="text1"/>
         </w:rPr>
         <w:br/>
-        <w:t>ADMIN_USER=sqladminuser</w:t>
-      </w:r>
+        <w:t>ADMIN_USER=</w:t>
+      </w:r>
+      <w:proofErr w:type="spellStart"/>
+      <w:r>
+        <w:rPr>
+          <w:rFonts w:ascii="Georgia Pro" w:eastAsia="Georgia Pro" w:hAnsi="Georgia Pro" w:cs="Georgia Pro"/>
+          <w:color w:val="000000" w:themeColor="text1"/>
+        </w:rPr>
+        <w:t>sqladminuser</w:t>
+      </w:r>
+      <w:proofErr w:type="spellEnd"/>
       <w:r>
         <w:rPr>
           <w:rFonts w:ascii="Georgia Pro" w:eastAsia="Georgia Pro" w:hAnsi="Georgia Pro" w:cs="Georgia Pro"/>
@@ -558,12 +635,21 @@
           <w:color w:val="000000" w:themeColor="text1"/>
         </w:rPr>
       </w:pPr>
-      <w:r>
-        <w:rPr>
-          <w:rFonts w:ascii="Georgia Pro" w:eastAsia="Georgia Pro" w:hAnsi="Georgia Pro" w:cs="Georgia Pro"/>
-          <w:color w:val="000000" w:themeColor="text1"/>
-        </w:rPr>
-        <w:t>az group create \</w:t>
+      <w:proofErr w:type="spellStart"/>
+      <w:r>
+        <w:rPr>
+          <w:rFonts w:ascii="Georgia Pro" w:eastAsia="Georgia Pro" w:hAnsi="Georgia Pro" w:cs="Georgia Pro"/>
+          <w:color w:val="000000" w:themeColor="text1"/>
+        </w:rPr>
+        <w:t>az</w:t>
+      </w:r>
+      <w:proofErr w:type="spellEnd"/>
+      <w:r>
+        <w:rPr>
+          <w:rFonts w:ascii="Georgia Pro" w:eastAsia="Georgia Pro" w:hAnsi="Georgia Pro" w:cs="Georgia Pro"/>
+          <w:color w:val="000000" w:themeColor="text1"/>
+        </w:rPr>
+        <w:t xml:space="preserve"> group create \</w:t>
       </w:r>
       <w:r>
         <w:rPr>
@@ -635,12 +721,37 @@
           <w:color w:val="000000" w:themeColor="text1"/>
         </w:rPr>
       </w:pPr>
-      <w:r>
-        <w:rPr>
-          <w:rFonts w:ascii="Georgia Pro" w:eastAsia="Georgia Pro" w:hAnsi="Georgia Pro" w:cs="Georgia Pro"/>
-          <w:color w:val="000000" w:themeColor="text1"/>
-        </w:rPr>
-        <w:t>az sql server create \</w:t>
+      <w:proofErr w:type="spellStart"/>
+      <w:r>
+        <w:rPr>
+          <w:rFonts w:ascii="Georgia Pro" w:eastAsia="Georgia Pro" w:hAnsi="Georgia Pro" w:cs="Georgia Pro"/>
+          <w:color w:val="000000" w:themeColor="text1"/>
+        </w:rPr>
+        <w:t>az</w:t>
+      </w:r>
+      <w:proofErr w:type="spellEnd"/>
+      <w:r>
+        <w:rPr>
+          <w:rFonts w:ascii="Georgia Pro" w:eastAsia="Georgia Pro" w:hAnsi="Georgia Pro" w:cs="Georgia Pro"/>
+          <w:color w:val="000000" w:themeColor="text1"/>
+        </w:rPr>
+        <w:t xml:space="preserve"> </w:t>
+      </w:r>
+      <w:proofErr w:type="spellStart"/>
+      <w:r>
+        <w:rPr>
+          <w:rFonts w:ascii="Georgia Pro" w:eastAsia="Georgia Pro" w:hAnsi="Georgia Pro" w:cs="Georgia Pro"/>
+          <w:color w:val="000000" w:themeColor="text1"/>
+        </w:rPr>
+        <w:t>sql</w:t>
+      </w:r>
+      <w:proofErr w:type="spellEnd"/>
+      <w:r>
+        <w:rPr>
+          <w:rFonts w:ascii="Georgia Pro" w:eastAsia="Georgia Pro" w:hAnsi="Georgia Pro" w:cs="Georgia Pro"/>
+          <w:color w:val="000000" w:themeColor="text1"/>
+        </w:rPr>
+        <w:t xml:space="preserve"> server create \</w:t>
       </w:r>
       <w:r>
         <w:rPr>
@@ -736,12 +847,37 @@
           <w:color w:val="000000" w:themeColor="text1"/>
         </w:rPr>
       </w:pPr>
-      <w:r>
-        <w:rPr>
-          <w:rFonts w:ascii="Georgia Pro" w:eastAsia="Georgia Pro" w:hAnsi="Georgia Pro" w:cs="Georgia Pro"/>
-          <w:color w:val="000000" w:themeColor="text1"/>
-        </w:rPr>
-        <w:t>az sql server firewall-rule create \</w:t>
+      <w:proofErr w:type="spellStart"/>
+      <w:r>
+        <w:rPr>
+          <w:rFonts w:ascii="Georgia Pro" w:eastAsia="Georgia Pro" w:hAnsi="Georgia Pro" w:cs="Georgia Pro"/>
+          <w:color w:val="000000" w:themeColor="text1"/>
+        </w:rPr>
+        <w:t>az</w:t>
+      </w:r>
+      <w:proofErr w:type="spellEnd"/>
+      <w:r>
+        <w:rPr>
+          <w:rFonts w:ascii="Georgia Pro" w:eastAsia="Georgia Pro" w:hAnsi="Georgia Pro" w:cs="Georgia Pro"/>
+          <w:color w:val="000000" w:themeColor="text1"/>
+        </w:rPr>
+        <w:t xml:space="preserve"> </w:t>
+      </w:r>
+      <w:proofErr w:type="spellStart"/>
+      <w:r>
+        <w:rPr>
+          <w:rFonts w:ascii="Georgia Pro" w:eastAsia="Georgia Pro" w:hAnsi="Georgia Pro" w:cs="Georgia Pro"/>
+          <w:color w:val="000000" w:themeColor="text1"/>
+        </w:rPr>
+        <w:t>sql</w:t>
+      </w:r>
+      <w:proofErr w:type="spellEnd"/>
+      <w:r>
+        <w:rPr>
+          <w:rFonts w:ascii="Georgia Pro" w:eastAsia="Georgia Pro" w:hAnsi="Georgia Pro" w:cs="Georgia Pro"/>
+          <w:color w:val="000000" w:themeColor="text1"/>
+        </w:rPr>
+        <w:t xml:space="preserve"> server firewall-rule create \</w:t>
       </w:r>
       <w:r>
         <w:rPr>
@@ -765,7 +901,23 @@
           <w:color w:val="000000" w:themeColor="text1"/>
         </w:rPr>
         <w:br/>
-        <w:t xml:space="preserve">  --name AllowAzureServices \</w:t>
+        <w:t xml:space="preserve">  --name </w:t>
+      </w:r>
+      <w:proofErr w:type="spellStart"/>
+      <w:r>
+        <w:rPr>
+          <w:rFonts w:ascii="Georgia Pro" w:eastAsia="Georgia Pro" w:hAnsi="Georgia Pro" w:cs="Georgia Pro"/>
+          <w:color w:val="000000" w:themeColor="text1"/>
+        </w:rPr>
+        <w:t>AllowAzureServices</w:t>
+      </w:r>
+      <w:proofErr w:type="spellEnd"/>
+      <w:r>
+        <w:rPr>
+          <w:rFonts w:ascii="Georgia Pro" w:eastAsia="Georgia Pro" w:hAnsi="Georgia Pro" w:cs="Georgia Pro"/>
+          <w:color w:val="000000" w:themeColor="text1"/>
+        </w:rPr>
+        <w:t xml:space="preserve"> \</w:t>
       </w:r>
       <w:r>
         <w:rPr>
@@ -773,7 +925,23 @@
           <w:color w:val="000000" w:themeColor="text1"/>
         </w:rPr>
         <w:br/>
-        <w:t xml:space="preserve">  --start-ip-address 0.0.0.0 \</w:t>
+        <w:t xml:space="preserve">  --start-</w:t>
+      </w:r>
+      <w:proofErr w:type="spellStart"/>
+      <w:r>
+        <w:rPr>
+          <w:rFonts w:ascii="Georgia Pro" w:eastAsia="Georgia Pro" w:hAnsi="Georgia Pro" w:cs="Georgia Pro"/>
+          <w:color w:val="000000" w:themeColor="text1"/>
+        </w:rPr>
+        <w:t>ip</w:t>
+      </w:r>
+      <w:proofErr w:type="spellEnd"/>
+      <w:r>
+        <w:rPr>
+          <w:rFonts w:ascii="Georgia Pro" w:eastAsia="Georgia Pro" w:hAnsi="Georgia Pro" w:cs="Georgia Pro"/>
+          <w:color w:val="000000" w:themeColor="text1"/>
+        </w:rPr>
+        <w:t>-address 0.0.0.0 \</w:t>
       </w:r>
       <w:r>
         <w:rPr>
@@ -781,7 +949,23 @@
           <w:color w:val="000000" w:themeColor="text1"/>
         </w:rPr>
         <w:br/>
-        <w:t xml:space="preserve">  --end-ip-address 0.0.0.0</w:t>
+        <w:t xml:space="preserve">  --end-</w:t>
+      </w:r>
+      <w:proofErr w:type="spellStart"/>
+      <w:r>
+        <w:rPr>
+          <w:rFonts w:ascii="Georgia Pro" w:eastAsia="Georgia Pro" w:hAnsi="Georgia Pro" w:cs="Georgia Pro"/>
+          <w:color w:val="000000" w:themeColor="text1"/>
+        </w:rPr>
+        <w:t>ip</w:t>
+      </w:r>
+      <w:proofErr w:type="spellEnd"/>
+      <w:r>
+        <w:rPr>
+          <w:rFonts w:ascii="Georgia Pro" w:eastAsia="Georgia Pro" w:hAnsi="Georgia Pro" w:cs="Georgia Pro"/>
+          <w:color w:val="000000" w:themeColor="text1"/>
+        </w:rPr>
+        <w:t>-address 0.0.0.0</w:t>
       </w:r>
     </w:p>
     <w:p>
@@ -857,12 +1041,53 @@
           <w:color w:val="000000" w:themeColor="text1"/>
         </w:rPr>
       </w:pPr>
-      <w:r>
-        <w:rPr>
-          <w:rFonts w:ascii="Georgia Pro" w:eastAsia="Georgia Pro" w:hAnsi="Georgia Pro" w:cs="Georgia Pro"/>
-          <w:color w:val="000000" w:themeColor="text1"/>
-        </w:rPr>
-        <w:t>az sql db create \</w:t>
+      <w:proofErr w:type="spellStart"/>
+      <w:r>
+        <w:rPr>
+          <w:rFonts w:ascii="Georgia Pro" w:eastAsia="Georgia Pro" w:hAnsi="Georgia Pro" w:cs="Georgia Pro"/>
+          <w:color w:val="000000" w:themeColor="text1"/>
+        </w:rPr>
+        <w:t>az</w:t>
+      </w:r>
+      <w:proofErr w:type="spellEnd"/>
+      <w:r>
+        <w:rPr>
+          <w:rFonts w:ascii="Georgia Pro" w:eastAsia="Georgia Pro" w:hAnsi="Georgia Pro" w:cs="Georgia Pro"/>
+          <w:color w:val="000000" w:themeColor="text1"/>
+        </w:rPr>
+        <w:t xml:space="preserve"> </w:t>
+      </w:r>
+      <w:proofErr w:type="spellStart"/>
+      <w:r>
+        <w:rPr>
+          <w:rFonts w:ascii="Georgia Pro" w:eastAsia="Georgia Pro" w:hAnsi="Georgia Pro" w:cs="Georgia Pro"/>
+          <w:color w:val="000000" w:themeColor="text1"/>
+        </w:rPr>
+        <w:t>sql</w:t>
+      </w:r>
+      <w:proofErr w:type="spellEnd"/>
+      <w:r>
+        <w:rPr>
+          <w:rFonts w:ascii="Georgia Pro" w:eastAsia="Georgia Pro" w:hAnsi="Georgia Pro" w:cs="Georgia Pro"/>
+          <w:color w:val="000000" w:themeColor="text1"/>
+        </w:rPr>
+        <w:t xml:space="preserve"> </w:t>
+      </w:r>
+      <w:proofErr w:type="spellStart"/>
+      <w:r>
+        <w:rPr>
+          <w:rFonts w:ascii="Georgia Pro" w:eastAsia="Georgia Pro" w:hAnsi="Georgia Pro" w:cs="Georgia Pro"/>
+          <w:color w:val="000000" w:themeColor="text1"/>
+        </w:rPr>
+        <w:t>db</w:t>
+      </w:r>
+      <w:proofErr w:type="spellEnd"/>
+      <w:r>
+        <w:rPr>
+          <w:rFonts w:ascii="Georgia Pro" w:eastAsia="Georgia Pro" w:hAnsi="Georgia Pro" w:cs="Georgia Pro"/>
+          <w:color w:val="000000" w:themeColor="text1"/>
+        </w:rPr>
+        <w:t xml:space="preserve"> create \</w:t>
       </w:r>
       <w:r>
         <w:rPr>
@@ -950,12 +1175,37 @@
           <w:color w:val="000000" w:themeColor="text1"/>
         </w:rPr>
       </w:pPr>
-      <w:r>
-        <w:rPr>
-          <w:rFonts w:ascii="Georgia Pro" w:eastAsia="Georgia Pro" w:hAnsi="Georgia Pro" w:cs="Georgia Pro"/>
-          <w:color w:val="000000" w:themeColor="text1"/>
-        </w:rPr>
-        <w:t>az sql server show \</w:t>
+      <w:proofErr w:type="spellStart"/>
+      <w:r>
+        <w:rPr>
+          <w:rFonts w:ascii="Georgia Pro" w:eastAsia="Georgia Pro" w:hAnsi="Georgia Pro" w:cs="Georgia Pro"/>
+          <w:color w:val="000000" w:themeColor="text1"/>
+        </w:rPr>
+        <w:t>az</w:t>
+      </w:r>
+      <w:proofErr w:type="spellEnd"/>
+      <w:r>
+        <w:rPr>
+          <w:rFonts w:ascii="Georgia Pro" w:eastAsia="Georgia Pro" w:hAnsi="Georgia Pro" w:cs="Georgia Pro"/>
+          <w:color w:val="000000" w:themeColor="text1"/>
+        </w:rPr>
+        <w:t xml:space="preserve"> </w:t>
+      </w:r>
+      <w:proofErr w:type="spellStart"/>
+      <w:r>
+        <w:rPr>
+          <w:rFonts w:ascii="Georgia Pro" w:eastAsia="Georgia Pro" w:hAnsi="Georgia Pro" w:cs="Georgia Pro"/>
+          <w:color w:val="000000" w:themeColor="text1"/>
+        </w:rPr>
+        <w:t>sql</w:t>
+      </w:r>
+      <w:proofErr w:type="spellEnd"/>
+      <w:r>
+        <w:rPr>
+          <w:rFonts w:ascii="Georgia Pro" w:eastAsia="Georgia Pro" w:hAnsi="Georgia Pro" w:cs="Georgia Pro"/>
+          <w:color w:val="000000" w:themeColor="text1"/>
+        </w:rPr>
+        <w:t xml:space="preserve"> server show \</w:t>
       </w:r>
       <w:r>
         <w:rPr>
@@ -979,7 +1229,23 @@
           <w:color w:val="000000" w:themeColor="text1"/>
         </w:rPr>
         <w:br/>
-        <w:t xml:space="preserve">  --query fullyQualifiedDomainName \</w:t>
+        <w:t xml:space="preserve">  --query </w:t>
+      </w:r>
+      <w:proofErr w:type="spellStart"/>
+      <w:r>
+        <w:rPr>
+          <w:rFonts w:ascii="Georgia Pro" w:eastAsia="Georgia Pro" w:hAnsi="Georgia Pro" w:cs="Georgia Pro"/>
+          <w:color w:val="000000" w:themeColor="text1"/>
+        </w:rPr>
+        <w:t>fullyQualifiedDomainName</w:t>
+      </w:r>
+      <w:proofErr w:type="spellEnd"/>
+      <w:r>
+        <w:rPr>
+          <w:rFonts w:ascii="Georgia Pro" w:eastAsia="Georgia Pro" w:hAnsi="Georgia Pro" w:cs="Georgia Pro"/>
+          <w:color w:val="000000" w:themeColor="text1"/>
+        </w:rPr>
+        <w:t xml:space="preserve"> \</w:t>
       </w:r>
       <w:r>
         <w:rPr>
@@ -987,8 +1253,17 @@
           <w:color w:val="000000" w:themeColor="text1"/>
         </w:rPr>
         <w:br/>
-        <w:t xml:space="preserve">  --output tsv</w:t>
-      </w:r>
+        <w:t xml:space="preserve">  --output </w:t>
+      </w:r>
+      <w:proofErr w:type="spellStart"/>
+      <w:r>
+        <w:rPr>
+          <w:rFonts w:ascii="Georgia Pro" w:eastAsia="Georgia Pro" w:hAnsi="Georgia Pro" w:cs="Georgia Pro"/>
+          <w:color w:val="000000" w:themeColor="text1"/>
+        </w:rPr>
+        <w:t>tsv</w:t>
+      </w:r>
+      <w:proofErr w:type="spellEnd"/>
     </w:p>
     <w:p>
       <w:pPr>
@@ -1104,6 +1379,7 @@
         </w:rPr>
         <w:t xml:space="preserve">Create VM and Insall </w:t>
       </w:r>
+      <w:proofErr w:type="gramStart"/>
       <w:r>
         <w:rPr>
           <w:rFonts w:ascii="Georgia Pro" w:eastAsia="Georgia Pro" w:hAnsi="Georgia Pro" w:cs="Georgia Pro"/>
@@ -1120,7 +1396,17 @@
           <w:bCs/>
           <w:color w:val="000000" w:themeColor="text1"/>
         </w:rPr>
-        <w:t xml:space="preserve"> and </w:t>
+        <w:t xml:space="preserve"> and</w:t>
+      </w:r>
+      <w:proofErr w:type="gramEnd"/>
+      <w:r>
+        <w:rPr>
+          <w:rFonts w:ascii="Georgia Pro" w:eastAsia="Georgia Pro" w:hAnsi="Georgia Pro" w:cs="Georgia Pro"/>
+          <w:b/>
+          <w:bCs/>
+          <w:color w:val="000000" w:themeColor="text1"/>
+        </w:rPr>
+        <w:t xml:space="preserve"> </w:t>
       </w:r>
       <w:r>
         <w:rPr>
@@ -1146,12 +1432,21 @@
         </w:rPr>
         <w:t xml:space="preserve">Create a VM and Install </w:t>
       </w:r>
-      <w:r>
-        <w:rPr>
-          <w:rFonts w:ascii="Georgia Pro" w:eastAsia="Georgia Pro" w:hAnsi="Georgia Pro" w:cs="Georgia Pro"/>
-          <w:color w:val="000000" w:themeColor="text1"/>
-        </w:rPr>
-        <w:t xml:space="preserve">mssql-tools </w:t>
+      <w:proofErr w:type="spellStart"/>
+      <w:r>
+        <w:rPr>
+          <w:rFonts w:ascii="Georgia Pro" w:eastAsia="Georgia Pro" w:hAnsi="Georgia Pro" w:cs="Georgia Pro"/>
+          <w:color w:val="000000" w:themeColor="text1"/>
+        </w:rPr>
+        <w:t>mssql</w:t>
+      </w:r>
+      <w:proofErr w:type="spellEnd"/>
+      <w:r>
+        <w:rPr>
+          <w:rFonts w:ascii="Georgia Pro" w:eastAsia="Georgia Pro" w:hAnsi="Georgia Pro" w:cs="Georgia Pro"/>
+          <w:color w:val="000000" w:themeColor="text1"/>
+        </w:rPr>
+        <w:t xml:space="preserve">-tools </w:t>
       </w:r>
       <w:r>
         <w:rPr>
@@ -1160,6 +1455,29 @@
         </w:rPr>
         <w:t>in VM</w:t>
       </w:r>
+    </w:p>
+    <w:p>
+      <w:pPr>
+        <w:rPr>
+          <w:rFonts w:ascii="Georgia Pro" w:eastAsia="Georgia Pro" w:hAnsi="Georgia Pro" w:cs="Georgia Pro"/>
+          <w:color w:val="000000" w:themeColor="text1"/>
+        </w:rPr>
+      </w:pPr>
+      <w:r>
+        <w:rPr>
+          <w:rFonts w:ascii="Georgia Pro" w:eastAsia="Georgia Pro" w:hAnsi="Georgia Pro" w:cs="Georgia Pro"/>
+          <w:color w:val="000000" w:themeColor="text1"/>
+        </w:rPr>
+        <w:t>Create VM</w:t>
+      </w:r>
+    </w:p>
+    <w:p>
+      <w:pPr>
+        <w:rPr>
+          <w:rFonts w:ascii="Georgia Pro" w:eastAsia="Georgia Pro" w:hAnsi="Georgia Pro" w:cs="Georgia Pro"/>
+          <w:color w:val="000000" w:themeColor="text1"/>
+        </w:rPr>
+      </w:pPr>
     </w:p>
     <w:p>
       <w:pPr>
@@ -1176,12 +1494,37 @@
           <w:color w:val="000000" w:themeColor="text1"/>
         </w:rPr>
       </w:pPr>
-      <w:r>
-        <w:rPr>
-          <w:rFonts w:ascii="Georgia Pro" w:eastAsia="Georgia Pro" w:hAnsi="Georgia Pro" w:cs="Georgia Pro"/>
-          <w:color w:val="000000" w:themeColor="text1"/>
-        </w:rPr>
-        <w:t>sudo apt update</w:t>
+      <w:proofErr w:type="spellStart"/>
+      <w:r>
+        <w:rPr>
+          <w:rFonts w:ascii="Georgia Pro" w:eastAsia="Georgia Pro" w:hAnsi="Georgia Pro" w:cs="Georgia Pro"/>
+          <w:color w:val="000000" w:themeColor="text1"/>
+        </w:rPr>
+        <w:t>az</w:t>
+      </w:r>
+      <w:proofErr w:type="spellEnd"/>
+      <w:r>
+        <w:rPr>
+          <w:rFonts w:ascii="Georgia Pro" w:eastAsia="Georgia Pro" w:hAnsi="Georgia Pro" w:cs="Georgia Pro"/>
+          <w:color w:val="000000" w:themeColor="text1"/>
+        </w:rPr>
+        <w:t xml:space="preserve"> </w:t>
+      </w:r>
+      <w:proofErr w:type="spellStart"/>
+      <w:r>
+        <w:rPr>
+          <w:rFonts w:ascii="Georgia Pro" w:eastAsia="Georgia Pro" w:hAnsi="Georgia Pro" w:cs="Georgia Pro"/>
+          <w:color w:val="000000" w:themeColor="text1"/>
+        </w:rPr>
+        <w:t>vm</w:t>
+      </w:r>
+      <w:proofErr w:type="spellEnd"/>
+      <w:r>
+        <w:rPr>
+          <w:rFonts w:ascii="Georgia Pro" w:eastAsia="Georgia Pro" w:hAnsi="Georgia Pro" w:cs="Georgia Pro"/>
+          <w:color w:val="000000" w:themeColor="text1"/>
+        </w:rPr>
+        <w:t xml:space="preserve"> create \</w:t>
       </w:r>
     </w:p>
     <w:p>
@@ -1199,6 +1542,50 @@
           <w:color w:val="000000" w:themeColor="text1"/>
         </w:rPr>
       </w:pPr>
+      <w:r>
+        <w:rPr>
+          <w:rFonts w:ascii="Georgia Pro" w:eastAsia="Georgia Pro" w:hAnsi="Georgia Pro" w:cs="Georgia Pro"/>
+          <w:color w:val="000000" w:themeColor="text1"/>
+        </w:rPr>
+        <w:t xml:space="preserve">  --resource-group </w:t>
+      </w:r>
+      <w:r>
+        <w:rPr>
+          <w:rFonts w:ascii="Georgia Pro" w:eastAsia="Georgia Pro" w:hAnsi="Georgia Pro" w:cs="Georgia Pro"/>
+          <w:color w:val="000000" w:themeColor="text1"/>
+        </w:rPr>
+        <w:t>$RESOURCE_</w:t>
+      </w:r>
+      <w:proofErr w:type="gramStart"/>
+      <w:r>
+        <w:rPr>
+          <w:rFonts w:ascii="Georgia Pro" w:eastAsia="Georgia Pro" w:hAnsi="Georgia Pro" w:cs="Georgia Pro"/>
+          <w:color w:val="000000" w:themeColor="text1"/>
+        </w:rPr>
+        <w:t>GROUP</w:t>
+      </w:r>
+      <w:r>
+        <w:rPr>
+          <w:rFonts w:ascii="Georgia Pro" w:eastAsia="Georgia Pro" w:hAnsi="Georgia Pro" w:cs="Georgia Pro"/>
+          <w:color w:val="000000" w:themeColor="text1"/>
+        </w:rPr>
+        <w:t xml:space="preserve"> </w:t>
+      </w:r>
+      <w:r>
+        <w:rPr>
+          <w:rFonts w:ascii="Georgia Pro" w:eastAsia="Georgia Pro" w:hAnsi="Georgia Pro" w:cs="Georgia Pro"/>
+          <w:color w:val="000000" w:themeColor="text1"/>
+        </w:rPr>
+        <w:t xml:space="preserve"> </w:t>
+      </w:r>
+      <w:r>
+        <w:rPr>
+          <w:rFonts w:ascii="Georgia Pro" w:eastAsia="Georgia Pro" w:hAnsi="Georgia Pro" w:cs="Georgia Pro"/>
+          <w:color w:val="000000" w:themeColor="text1"/>
+        </w:rPr>
+        <w:t>\</w:t>
+      </w:r>
+      <w:proofErr w:type="gramEnd"/>
     </w:p>
     <w:p>
       <w:pPr>
@@ -1220,7 +1607,21 @@
           <w:rFonts w:ascii="Georgia Pro" w:eastAsia="Georgia Pro" w:hAnsi="Georgia Pro" w:cs="Georgia Pro"/>
           <w:color w:val="000000" w:themeColor="text1"/>
         </w:rPr>
-        <w:t>sudo apt install curl apt-transport-https ca-certificates gnupg -y</w:t>
+        <w:t xml:space="preserve">  --name </w:t>
+      </w:r>
+      <w:r>
+        <w:rPr>
+          <w:rFonts w:ascii="Georgia Pro" w:eastAsia="Georgia Pro" w:hAnsi="Georgia Pro" w:cs="Georgia Pro"/>
+          <w:color w:val="000000" w:themeColor="text1"/>
+        </w:rPr>
+        <w:t>VM-1</w:t>
+      </w:r>
+      <w:r>
+        <w:rPr>
+          <w:rFonts w:ascii="Georgia Pro" w:eastAsia="Georgia Pro" w:hAnsi="Georgia Pro" w:cs="Georgia Pro"/>
+          <w:color w:val="000000" w:themeColor="text1"/>
+        </w:rPr>
+        <w:t xml:space="preserve"> \</w:t>
       </w:r>
     </w:p>
     <w:p>
@@ -1238,6 +1639,29 @@
           <w:color w:val="000000" w:themeColor="text1"/>
         </w:rPr>
       </w:pPr>
+      <w:r>
+        <w:rPr>
+          <w:rFonts w:ascii="Georgia Pro" w:eastAsia="Georgia Pro" w:hAnsi="Georgia Pro" w:cs="Georgia Pro"/>
+          <w:color w:val="000000" w:themeColor="text1"/>
+        </w:rPr>
+        <w:t xml:space="preserve">  --image Canonical:0001-com-ubuntu-server-focal:20_04-lts-gen</w:t>
+      </w:r>
+      <w:proofErr w:type="gramStart"/>
+      <w:r>
+        <w:rPr>
+          <w:rFonts w:ascii="Georgia Pro" w:eastAsia="Georgia Pro" w:hAnsi="Georgia Pro" w:cs="Georgia Pro"/>
+          <w:color w:val="000000" w:themeColor="text1"/>
+        </w:rPr>
+        <w:t>2:latest</w:t>
+      </w:r>
+      <w:proofErr w:type="gramEnd"/>
+      <w:r>
+        <w:rPr>
+          <w:rFonts w:ascii="Georgia Pro" w:eastAsia="Georgia Pro" w:hAnsi="Georgia Pro" w:cs="Georgia Pro"/>
+          <w:color w:val="000000" w:themeColor="text1"/>
+        </w:rPr>
+        <w:t xml:space="preserve"> \</w:t>
+      </w:r>
     </w:p>
     <w:p>
       <w:pPr>
@@ -1259,7 +1683,7 @@
           <w:rFonts w:ascii="Georgia Pro" w:eastAsia="Georgia Pro" w:hAnsi="Georgia Pro" w:cs="Georgia Pro"/>
           <w:color w:val="000000" w:themeColor="text1"/>
         </w:rPr>
-        <w:t>curl https://packages.microsoft.com/keys/microsoft.asc | sudo tee /etc/apt/trusted.gpg.d/microsoft.asc</w:t>
+        <w:t xml:space="preserve">  --size Standard_B1s \</w:t>
       </w:r>
     </w:p>
     <w:p>
@@ -1277,6 +1701,45 @@
           <w:color w:val="000000" w:themeColor="text1"/>
         </w:rPr>
       </w:pPr>
+      <w:r>
+        <w:rPr>
+          <w:rFonts w:ascii="Georgia Pro" w:eastAsia="Georgia Pro" w:hAnsi="Georgia Pro" w:cs="Georgia Pro"/>
+          <w:color w:val="000000" w:themeColor="text1"/>
+        </w:rPr>
+        <w:t xml:space="preserve">  --storage-</w:t>
+      </w:r>
+      <w:proofErr w:type="spellStart"/>
+      <w:r>
+        <w:rPr>
+          <w:rFonts w:ascii="Georgia Pro" w:eastAsia="Georgia Pro" w:hAnsi="Georgia Pro" w:cs="Georgia Pro"/>
+          <w:color w:val="000000" w:themeColor="text1"/>
+        </w:rPr>
+        <w:t>sku</w:t>
+      </w:r>
+      <w:proofErr w:type="spellEnd"/>
+      <w:r>
+        <w:rPr>
+          <w:rFonts w:ascii="Georgia Pro" w:eastAsia="Georgia Pro" w:hAnsi="Georgia Pro" w:cs="Georgia Pro"/>
+          <w:color w:val="000000" w:themeColor="text1"/>
+        </w:rPr>
+        <w:t xml:space="preserve"> </w:t>
+      </w:r>
+      <w:proofErr w:type="spellStart"/>
+      <w:r>
+        <w:rPr>
+          <w:rFonts w:ascii="Georgia Pro" w:eastAsia="Georgia Pro" w:hAnsi="Georgia Pro" w:cs="Georgia Pro"/>
+          <w:color w:val="000000" w:themeColor="text1"/>
+        </w:rPr>
+        <w:t>Standard_LRS</w:t>
+      </w:r>
+      <w:proofErr w:type="spellEnd"/>
+      <w:r>
+        <w:rPr>
+          <w:rFonts w:ascii="Georgia Pro" w:eastAsia="Georgia Pro" w:hAnsi="Georgia Pro" w:cs="Georgia Pro"/>
+          <w:color w:val="000000" w:themeColor="text1"/>
+        </w:rPr>
+        <w:t xml:space="preserve"> \</w:t>
+      </w:r>
     </w:p>
     <w:p>
       <w:pPr>
@@ -1298,7 +1761,23 @@
           <w:rFonts w:ascii="Georgia Pro" w:eastAsia="Georgia Pro" w:hAnsi="Georgia Pro" w:cs="Georgia Pro"/>
           <w:color w:val="000000" w:themeColor="text1"/>
         </w:rPr>
-        <w:t>curl https://packages.microsoft.com/config/ubuntu/22.04/prod.list | sudo tee /etc/apt/sources.list.d/msprod.list</w:t>
+        <w:t xml:space="preserve">  --admin-username </w:t>
+      </w:r>
+      <w:proofErr w:type="spellStart"/>
+      <w:r>
+        <w:rPr>
+          <w:rFonts w:ascii="Georgia Pro" w:eastAsia="Georgia Pro" w:hAnsi="Georgia Pro" w:cs="Georgia Pro"/>
+          <w:color w:val="000000" w:themeColor="text1"/>
+        </w:rPr>
+        <w:t>azureuser</w:t>
+      </w:r>
+      <w:proofErr w:type="spellEnd"/>
+      <w:r>
+        <w:rPr>
+          <w:rFonts w:ascii="Georgia Pro" w:eastAsia="Georgia Pro" w:hAnsi="Georgia Pro" w:cs="Georgia Pro"/>
+          <w:color w:val="000000" w:themeColor="text1"/>
+        </w:rPr>
+        <w:t xml:space="preserve"> \</w:t>
       </w:r>
     </w:p>
     <w:p>
@@ -1316,6 +1795,13 @@
           <w:color w:val="000000" w:themeColor="text1"/>
         </w:rPr>
       </w:pPr>
+      <w:r>
+        <w:rPr>
+          <w:rFonts w:ascii="Georgia Pro" w:eastAsia="Georgia Pro" w:hAnsi="Georgia Pro" w:cs="Georgia Pro"/>
+          <w:color w:val="000000" w:themeColor="text1"/>
+        </w:rPr>
+        <w:t xml:space="preserve">  --generate-ssh-keys \</w:t>
+      </w:r>
     </w:p>
     <w:p>
       <w:pPr>
@@ -1337,7 +1823,42 @@
           <w:rFonts w:ascii="Georgia Pro" w:eastAsia="Georgia Pro" w:hAnsi="Georgia Pro" w:cs="Georgia Pro"/>
           <w:color w:val="000000" w:themeColor="text1"/>
         </w:rPr>
-        <w:t>sudo apt update</w:t>
+        <w:t xml:space="preserve">  --location </w:t>
+      </w:r>
+      <w:r>
+        <w:rPr>
+          <w:rFonts w:ascii="Georgia Pro" w:eastAsia="Georgia Pro" w:hAnsi="Georgia Pro" w:cs="Georgia Pro"/>
+          <w:color w:val="000000" w:themeColor="text1"/>
+        </w:rPr>
+        <w:t>$LOCATION</w:t>
+      </w:r>
+    </w:p>
+    <w:p>
+      <w:pPr>
+        <w:rPr>
+          <w:rFonts w:ascii="Georgia Pro" w:eastAsia="Georgia Pro" w:hAnsi="Georgia Pro" w:cs="Georgia Pro"/>
+          <w:color w:val="000000" w:themeColor="text1"/>
+        </w:rPr>
+      </w:pPr>
+    </w:p>
+    <w:p>
+      <w:pPr>
+        <w:spacing w:after="0" w:line="480" w:lineRule="auto"/>
+        <w:rPr>
+          <w:rFonts w:ascii="Georgia Pro" w:eastAsia="Georgia Pro" w:hAnsi="Georgia Pro" w:cs="Georgia Pro"/>
+          <w:b/>
+          <w:bCs/>
+          <w:color w:val="000000" w:themeColor="text1"/>
+        </w:rPr>
+      </w:pPr>
+      <w:r>
+        <w:rPr>
+          <w:rFonts w:ascii="Georgia Pro" w:eastAsia="Georgia Pro" w:hAnsi="Georgia Pro" w:cs="Georgia Pro"/>
+          <w:b/>
+          <w:bCs/>
+          <w:color w:val="000000" w:themeColor="text1"/>
+        </w:rPr>
+        <w:t>Login to your VM</w:t>
       </w:r>
     </w:p>
     <w:p>
@@ -1360,15 +1881,104 @@
           <w:rFonts w:ascii="Georgia Pro" w:eastAsia="Georgia Pro" w:hAnsi="Georgia Pro" w:cs="Georgia Pro"/>
           <w:color w:val="000000" w:themeColor="text1"/>
         </w:rPr>
-        <w:br/>
-      </w:r>
-      <w:r>
-        <w:rPr>
-          <w:rFonts w:ascii="Georgia Pro" w:eastAsia="Georgia Pro" w:hAnsi="Georgia Pro" w:cs="Georgia Pro"/>
-          <w:color w:val="000000" w:themeColor="text1"/>
-        </w:rPr>
-        <w:t>sudo apt install mssql-tools18 unixodbc-dev -y</w:t>
-      </w:r>
+        <w:t>s</w:t>
+      </w:r>
+      <w:r>
+        <w:rPr>
+          <w:rFonts w:ascii="Georgia Pro" w:eastAsia="Georgia Pro" w:hAnsi="Georgia Pro" w:cs="Georgia Pro"/>
+          <w:color w:val="000000" w:themeColor="text1"/>
+        </w:rPr>
+        <w:t xml:space="preserve">sh </w:t>
+      </w:r>
+      <w:proofErr w:type="spellStart"/>
+      <w:proofErr w:type="gramStart"/>
+      <w:r>
+        <w:rPr>
+          <w:rFonts w:ascii="Georgia Pro" w:eastAsia="Georgia Pro" w:hAnsi="Georgia Pro" w:cs="Georgia Pro"/>
+          <w:color w:val="000000" w:themeColor="text1"/>
+        </w:rPr>
+        <w:t>azureuser</w:t>
+      </w:r>
+      <w:proofErr w:type="spellEnd"/>
+      <w:r>
+        <w:rPr>
+          <w:rFonts w:ascii="Georgia Pro" w:eastAsia="Georgia Pro" w:hAnsi="Georgia Pro" w:cs="Georgia Pro"/>
+          <w:color w:val="000000" w:themeColor="text1"/>
+        </w:rPr>
+        <w:t>@</w:t>
+      </w:r>
+      <w:proofErr w:type="gramEnd"/>
+      <w:r>
+        <w:rPr>
+          <w:rFonts w:ascii="Georgia Pro" w:eastAsia="Georgia Pro" w:hAnsi="Georgia Pro" w:cs="Georgia Pro"/>
+          <w:color w:val="000000" w:themeColor="text1"/>
+        </w:rPr>
+        <w:t>&lt;Public-IP&gt;</w:t>
+      </w:r>
+    </w:p>
+    <w:p>
+      <w:pPr>
+        <w:rPr>
+          <w:rFonts w:ascii="Georgia Pro" w:eastAsia="Georgia Pro" w:hAnsi="Georgia Pro" w:cs="Georgia Pro"/>
+          <w:color w:val="000000" w:themeColor="text1"/>
+        </w:rPr>
+      </w:pPr>
+    </w:p>
+    <w:p>
+      <w:pPr>
+        <w:rPr>
+          <w:rFonts w:ascii="Georgia Pro" w:eastAsia="Georgia Pro" w:hAnsi="Georgia Pro" w:cs="Georgia Pro"/>
+          <w:b/>
+          <w:bCs/>
+          <w:color w:val="000000" w:themeColor="text1"/>
+        </w:rPr>
+      </w:pPr>
+      <w:r>
+        <w:rPr>
+          <w:rFonts w:ascii="Georgia Pro" w:eastAsia="Georgia Pro" w:hAnsi="Georgia Pro" w:cs="Georgia Pro"/>
+          <w:b/>
+          <w:bCs/>
+          <w:color w:val="000000" w:themeColor="text1"/>
+        </w:rPr>
+        <w:br w:type="page"/>
+      </w:r>
+    </w:p>
+    <w:p>
+      <w:pPr>
+        <w:rPr>
+          <w:rFonts w:ascii="Georgia Pro" w:eastAsia="Georgia Pro" w:hAnsi="Georgia Pro" w:cs="Georgia Pro"/>
+          <w:b/>
+          <w:bCs/>
+          <w:color w:val="000000" w:themeColor="text1"/>
+        </w:rPr>
+      </w:pPr>
+      <w:r>
+        <w:rPr>
+          <w:rFonts w:ascii="Georgia Pro" w:eastAsia="Georgia Pro" w:hAnsi="Georgia Pro" w:cs="Georgia Pro"/>
+          <w:b/>
+          <w:bCs/>
+          <w:color w:val="000000" w:themeColor="text1"/>
+        </w:rPr>
+        <w:lastRenderedPageBreak/>
+        <w:t xml:space="preserve">Install </w:t>
+      </w:r>
+      <w:r>
+        <w:rPr>
+          <w:rFonts w:ascii="Georgia Pro" w:eastAsia="Georgia Pro" w:hAnsi="Georgia Pro" w:cs="Georgia Pro"/>
+          <w:b/>
+          <w:bCs/>
+          <w:color w:val="000000" w:themeColor="text1"/>
+        </w:rPr>
+        <w:t>SQLCMD</w:t>
+      </w:r>
+    </w:p>
+    <w:p>
+      <w:pPr>
+        <w:rPr>
+          <w:rFonts w:ascii="Georgia Pro" w:eastAsia="Georgia Pro" w:hAnsi="Georgia Pro" w:cs="Georgia Pro"/>
+          <w:color w:val="000000" w:themeColor="text1"/>
+        </w:rPr>
+      </w:pPr>
     </w:p>
     <w:p>
       <w:pPr>
@@ -1385,6 +1995,22 @@
           <w:color w:val="000000" w:themeColor="text1"/>
         </w:rPr>
       </w:pPr>
+      <w:proofErr w:type="spellStart"/>
+      <w:r>
+        <w:rPr>
+          <w:rFonts w:ascii="Georgia Pro" w:eastAsia="Georgia Pro" w:hAnsi="Georgia Pro" w:cs="Georgia Pro"/>
+          <w:color w:val="000000" w:themeColor="text1"/>
+        </w:rPr>
+        <w:t>sudo</w:t>
+      </w:r>
+      <w:proofErr w:type="spellEnd"/>
+      <w:r>
+        <w:rPr>
+          <w:rFonts w:ascii="Georgia Pro" w:eastAsia="Georgia Pro" w:hAnsi="Georgia Pro" w:cs="Georgia Pro"/>
+          <w:color w:val="000000" w:themeColor="text1"/>
+        </w:rPr>
+        <w:t xml:space="preserve"> apt update</w:t>
+      </w:r>
     </w:p>
     <w:p>
       <w:pPr>
@@ -1401,13 +2027,6 @@
           <w:color w:val="000000" w:themeColor="text1"/>
         </w:rPr>
       </w:pPr>
-      <w:r>
-        <w:rPr>
-          <w:rFonts w:ascii="Georgia Pro" w:eastAsia="Georgia Pro" w:hAnsi="Georgia Pro" w:cs="Georgia Pro"/>
-          <w:color w:val="000000" w:themeColor="text1"/>
-        </w:rPr>
-        <w:t>echo 'export PATH="$PATH:/opt/mssql-tools18/bin"' &gt;&gt; ~/.bashrc</w:t>
-      </w:r>
     </w:p>
     <w:p>
       <w:pPr>
@@ -1429,32 +2048,23 @@
           <w:rFonts w:ascii="Georgia Pro" w:eastAsia="Georgia Pro" w:hAnsi="Georgia Pro" w:cs="Georgia Pro"/>
           <w:color w:val="000000" w:themeColor="text1"/>
         </w:rPr>
-        <w:t>source ~/.bashrc</w:t>
-      </w:r>
-    </w:p>
-    <w:p>
-      <w:pPr>
-        <w:spacing w:after="0" w:line="480" w:lineRule="auto"/>
-        <w:rPr>
-          <w:rFonts w:ascii="Georgia Pro" w:eastAsia="Georgia Pro" w:hAnsi="Georgia Pro" w:cs="Georgia Pro"/>
-          <w:color w:val="000000" w:themeColor="text1"/>
-        </w:rPr>
-      </w:pPr>
-    </w:p>
-    <w:p>
-      <w:pPr>
-        <w:spacing w:after="0" w:line="480" w:lineRule="auto"/>
-        <w:rPr>
-          <w:rFonts w:ascii="Georgia Pro" w:eastAsia="Georgia Pro" w:hAnsi="Georgia Pro" w:cs="Georgia Pro"/>
-          <w:color w:val="000000" w:themeColor="text1"/>
-        </w:rPr>
-      </w:pPr>
-      <w:r>
-        <w:rPr>
-          <w:rFonts w:ascii="Georgia Pro" w:eastAsia="Georgia Pro" w:hAnsi="Georgia Pro" w:cs="Georgia Pro"/>
-          <w:color w:val="000000" w:themeColor="text1"/>
-        </w:rPr>
-        <w:t>Connect to database:</w:t>
+        <w:t xml:space="preserve">curl https://packages.microsoft.com/keys/microsoft.asc | </w:t>
+      </w:r>
+      <w:proofErr w:type="spellStart"/>
+      <w:r>
+        <w:rPr>
+          <w:rFonts w:ascii="Georgia Pro" w:eastAsia="Georgia Pro" w:hAnsi="Georgia Pro" w:cs="Georgia Pro"/>
+          <w:color w:val="000000" w:themeColor="text1"/>
+        </w:rPr>
+        <w:t>sudo</w:t>
+      </w:r>
+      <w:proofErr w:type="spellEnd"/>
+      <w:r>
+        <w:rPr>
+          <w:rFonts w:ascii="Georgia Pro" w:eastAsia="Georgia Pro" w:hAnsi="Georgia Pro" w:cs="Georgia Pro"/>
+          <w:color w:val="000000" w:themeColor="text1"/>
+        </w:rPr>
+        <w:t xml:space="preserve"> apt-key add -</w:t>
       </w:r>
     </w:p>
     <w:p>
@@ -1472,141 +2082,6 @@
           <w:color w:val="000000" w:themeColor="text1"/>
         </w:rPr>
       </w:pPr>
-      <w:r>
-        <w:rPr>
-          <w:rFonts w:ascii="Georgia Pro" w:eastAsia="Georgia Pro" w:hAnsi="Georgia Pro" w:cs="Georgia Pro"/>
-          <w:color w:val="000000" w:themeColor="text1"/>
-        </w:rPr>
-        <w:t xml:space="preserve">sqlcmd -S </w:t>
-      </w:r>
-      <w:r>
-        <w:rPr>
-          <w:rFonts w:ascii="Georgia Pro" w:eastAsia="Georgia Pro" w:hAnsi="Georgia Pro" w:cs="Georgia Pro"/>
-          <w:color w:val="000000" w:themeColor="text1"/>
-        </w:rPr>
-        <w:t>sqlserverlab23939.database.windows.net</w:t>
-      </w:r>
-      <w:r>
-        <w:rPr>
-          <w:rFonts w:ascii="Georgia Pro" w:eastAsia="Georgia Pro" w:hAnsi="Georgia Pro" w:cs="Georgia Pro"/>
-          <w:color w:val="000000" w:themeColor="text1"/>
-        </w:rPr>
-        <w:t xml:space="preserve"> \</w:t>
-      </w:r>
-      <w:r>
-        <w:rPr>
-          <w:rFonts w:ascii="Georgia Pro" w:eastAsia="Georgia Pro" w:hAnsi="Georgia Pro" w:cs="Georgia Pro"/>
-          <w:color w:val="000000" w:themeColor="text1"/>
-        </w:rPr>
-        <w:br/>
-        <w:t xml:space="preserve">  -d $SQL_DB \</w:t>
-      </w:r>
-      <w:r>
-        <w:rPr>
-          <w:rFonts w:ascii="Georgia Pro" w:eastAsia="Georgia Pro" w:hAnsi="Georgia Pro" w:cs="Georgia Pro"/>
-          <w:color w:val="000000" w:themeColor="text1"/>
-        </w:rPr>
-        <w:br/>
-        <w:t xml:space="preserve">  -U $ADMIN_USER \</w:t>
-      </w:r>
-      <w:r>
-        <w:rPr>
-          <w:rFonts w:ascii="Georgia Pro" w:eastAsia="Georgia Pro" w:hAnsi="Georgia Pro" w:cs="Georgia Pro"/>
-          <w:color w:val="000000" w:themeColor="text1"/>
-        </w:rPr>
-        <w:br/>
-        <w:t xml:space="preserve">  -P $ADMIN_PASSWORD</w:t>
-      </w:r>
-    </w:p>
-    <w:p>
-      <w:pPr>
-        <w:spacing w:after="0" w:line="480" w:lineRule="auto"/>
-        <w:rPr>
-          <w:rFonts w:ascii="Georgia Pro" w:eastAsia="Georgia Pro" w:hAnsi="Georgia Pro" w:cs="Georgia Pro"/>
-          <w:color w:val="000000" w:themeColor="text1"/>
-        </w:rPr>
-      </w:pPr>
-    </w:p>
-    <w:p>
-      <w:pPr>
-        <w:spacing w:after="0" w:line="480" w:lineRule="auto"/>
-        <w:rPr>
-          <w:rFonts w:ascii="Georgia Pro" w:eastAsia="Georgia Pro" w:hAnsi="Georgia Pro" w:cs="Georgia Pro"/>
-          <w:color w:val="000000" w:themeColor="text1"/>
-        </w:rPr>
-      </w:pPr>
-      <w:r>
-        <w:rPr>
-          <w:rFonts w:ascii="Georgia Pro" w:eastAsia="Georgia Pro" w:hAnsi="Georgia Pro" w:cs="Georgia Pro"/>
-          <w:color w:val="000000" w:themeColor="text1"/>
-        </w:rPr>
-        <w:t>Replace yourserver with actual server name.</w:t>
-      </w:r>
-    </w:p>
-    <w:p>
-      <w:pPr>
-        <w:spacing w:after="0" w:line="480" w:lineRule="auto"/>
-        <w:rPr>
-          <w:rFonts w:ascii="Georgia Pro" w:eastAsia="Georgia Pro" w:hAnsi="Georgia Pro" w:cs="Georgia Pro"/>
-          <w:color w:val="000000" w:themeColor="text1"/>
-        </w:rPr>
-      </w:pPr>
-      <w:r>
-        <w:rPr>
-          <w:rFonts w:ascii="Georgia Pro" w:eastAsia="Georgia Pro" w:hAnsi="Georgia Pro" w:cs="Georgia Pro"/>
-          <w:color w:val="000000" w:themeColor="text1"/>
-        </w:rPr>
-        <w:pict w14:anchorId="48E7E437">
-          <v:rect id="_x0000_i1035" style="width:0;height:1.5pt" o:hrstd="t" o:hr="t" fillcolor="#a0a0a0" stroked="f"/>
-        </w:pict>
-      </w:r>
-    </w:p>
-    <w:p>
-      <w:pPr>
-        <w:spacing w:after="0" w:line="480" w:lineRule="auto"/>
-        <w:rPr>
-          <w:rFonts w:ascii="Georgia Pro" w:eastAsia="Georgia Pro" w:hAnsi="Georgia Pro" w:cs="Georgia Pro"/>
-          <w:b/>
-          <w:bCs/>
-          <w:color w:val="000000" w:themeColor="text1"/>
-        </w:rPr>
-      </w:pPr>
-    </w:p>
-    <w:p>
-      <w:pPr>
-        <w:spacing w:after="0" w:line="480" w:lineRule="auto"/>
-        <w:rPr>
-          <w:rFonts w:ascii="Georgia Pro" w:eastAsia="Georgia Pro" w:hAnsi="Georgia Pro" w:cs="Georgia Pro"/>
-          <w:b/>
-          <w:bCs/>
-          <w:color w:val="000000" w:themeColor="text1"/>
-        </w:rPr>
-      </w:pPr>
-      <w:r>
-        <w:rPr>
-          <w:rFonts w:ascii="Georgia Pro" w:eastAsia="Georgia Pro" w:hAnsi="Georgia Pro" w:cs="Georgia Pro"/>
-          <w:b/>
-          <w:bCs/>
-          <w:color w:val="000000" w:themeColor="text1"/>
-        </w:rPr>
-        <w:t>Step 8: Create Table Inside Database</w:t>
-      </w:r>
-    </w:p>
-    <w:p>
-      <w:pPr>
-        <w:spacing w:after="0" w:line="480" w:lineRule="auto"/>
-        <w:rPr>
-          <w:rFonts w:ascii="Georgia Pro" w:eastAsia="Georgia Pro" w:hAnsi="Georgia Pro" w:cs="Georgia Pro"/>
-          <w:color w:val="000000" w:themeColor="text1"/>
-        </w:rPr>
-      </w:pPr>
-      <w:r>
-        <w:rPr>
-          <w:rFonts w:ascii="Georgia Pro" w:eastAsia="Georgia Pro" w:hAnsi="Georgia Pro" w:cs="Georgia Pro"/>
-          <w:color w:val="000000" w:themeColor="text1"/>
-        </w:rPr>
-        <w:t>Inside SQL prompt:</w:t>
-      </w:r>
     </w:p>
     <w:p>
       <w:pPr>
@@ -1628,40 +2103,65 @@
           <w:rFonts w:ascii="Georgia Pro" w:eastAsia="Georgia Pro" w:hAnsi="Georgia Pro" w:cs="Georgia Pro"/>
           <w:color w:val="000000" w:themeColor="text1"/>
         </w:rPr>
-        <w:t>CREATE TABLE Students (</w:t>
-      </w:r>
-      <w:r>
-        <w:rPr>
-          <w:rFonts w:ascii="Georgia Pro" w:eastAsia="Georgia Pro" w:hAnsi="Georgia Pro" w:cs="Georgia Pro"/>
-          <w:color w:val="000000" w:themeColor="text1"/>
-        </w:rPr>
-        <w:br/>
-        <w:t xml:space="preserve">    ID INT PRIMARY KEY,</w:t>
-      </w:r>
-      <w:r>
-        <w:rPr>
-          <w:rFonts w:ascii="Georgia Pro" w:eastAsia="Georgia Pro" w:hAnsi="Georgia Pro" w:cs="Georgia Pro"/>
-          <w:color w:val="000000" w:themeColor="text1"/>
-        </w:rPr>
-        <w:br/>
-        <w:t xml:space="preserve">    Name VARCHAR(50),</w:t>
-      </w:r>
-      <w:r>
-        <w:rPr>
-          <w:rFonts w:ascii="Georgia Pro" w:eastAsia="Georgia Pro" w:hAnsi="Georgia Pro" w:cs="Georgia Pro"/>
-          <w:color w:val="000000" w:themeColor="text1"/>
-        </w:rPr>
-        <w:br/>
-        <w:t xml:space="preserve">    Course VARCHAR(50)</w:t>
-      </w:r>
-      <w:r>
-        <w:rPr>
-          <w:rFonts w:ascii="Georgia Pro" w:eastAsia="Georgia Pro" w:hAnsi="Georgia Pro" w:cs="Georgia Pro"/>
-          <w:color w:val="000000" w:themeColor="text1"/>
-        </w:rPr>
-        <w:br/>
-        <w:t>);</w:t>
-      </w:r>
+        <w:t xml:space="preserve">curl https://packages.microsoft.com/config/ubuntu/22.04/prod.list | </w:t>
+      </w:r>
+      <w:proofErr w:type="spellStart"/>
+      <w:r>
+        <w:rPr>
+          <w:rFonts w:ascii="Georgia Pro" w:eastAsia="Georgia Pro" w:hAnsi="Georgia Pro" w:cs="Georgia Pro"/>
+          <w:color w:val="000000" w:themeColor="text1"/>
+        </w:rPr>
+        <w:t>sudo</w:t>
+      </w:r>
+      <w:proofErr w:type="spellEnd"/>
+      <w:r>
+        <w:rPr>
+          <w:rFonts w:ascii="Georgia Pro" w:eastAsia="Georgia Pro" w:hAnsi="Georgia Pro" w:cs="Georgia Pro"/>
+          <w:color w:val="000000" w:themeColor="text1"/>
+        </w:rPr>
+        <w:t xml:space="preserve"> tee /</w:t>
+      </w:r>
+      <w:proofErr w:type="spellStart"/>
+      <w:r>
+        <w:rPr>
+          <w:rFonts w:ascii="Georgia Pro" w:eastAsia="Georgia Pro" w:hAnsi="Georgia Pro" w:cs="Georgia Pro"/>
+          <w:color w:val="000000" w:themeColor="text1"/>
+        </w:rPr>
+        <w:t>etc</w:t>
+      </w:r>
+      <w:proofErr w:type="spellEnd"/>
+      <w:r>
+        <w:rPr>
+          <w:rFonts w:ascii="Georgia Pro" w:eastAsia="Georgia Pro" w:hAnsi="Georgia Pro" w:cs="Georgia Pro"/>
+          <w:color w:val="000000" w:themeColor="text1"/>
+        </w:rPr>
+        <w:t>/apt/</w:t>
+      </w:r>
+      <w:proofErr w:type="spellStart"/>
+      <w:r>
+        <w:rPr>
+          <w:rFonts w:ascii="Georgia Pro" w:eastAsia="Georgia Pro" w:hAnsi="Georgia Pro" w:cs="Georgia Pro"/>
+          <w:color w:val="000000" w:themeColor="text1"/>
+        </w:rPr>
+        <w:t>sources.list.d</w:t>
+      </w:r>
+      <w:proofErr w:type="spellEnd"/>
+      <w:r>
+        <w:rPr>
+          <w:rFonts w:ascii="Georgia Pro" w:eastAsia="Georgia Pro" w:hAnsi="Georgia Pro" w:cs="Georgia Pro"/>
+          <w:color w:val="000000" w:themeColor="text1"/>
+        </w:rPr>
+        <w:t>/</w:t>
+      </w:r>
+      <w:proofErr w:type="spellStart"/>
+      <w:r>
+        <w:rPr>
+          <w:rFonts w:ascii="Georgia Pro" w:eastAsia="Georgia Pro" w:hAnsi="Georgia Pro" w:cs="Georgia Pro"/>
+          <w:color w:val="000000" w:themeColor="text1"/>
+        </w:rPr>
+        <w:t>msprod.list</w:t>
+      </w:r>
+      <w:proofErr w:type="spellEnd"/>
     </w:p>
     <w:p>
       <w:pPr>
@@ -1694,28 +2194,21 @@
           <w:color w:val="000000" w:themeColor="text1"/>
         </w:rPr>
       </w:pPr>
-      <w:r>
-        <w:rPr>
-          <w:rFonts w:ascii="Georgia Pro" w:eastAsia="Georgia Pro" w:hAnsi="Georgia Pro" w:cs="Georgia Pro"/>
-          <w:color w:val="000000" w:themeColor="text1"/>
-        </w:rPr>
-        <w:t>GO</w:t>
-      </w:r>
-    </w:p>
-    <w:p>
-      <w:pPr>
-        <w:spacing w:after="0" w:line="480" w:lineRule="auto"/>
-        <w:rPr>
-          <w:rFonts w:ascii="Georgia Pro" w:eastAsia="Georgia Pro" w:hAnsi="Georgia Pro" w:cs="Georgia Pro"/>
-          <w:color w:val="000000" w:themeColor="text1"/>
-        </w:rPr>
-      </w:pPr>
-      <w:r>
-        <w:rPr>
-          <w:rFonts w:ascii="Georgia Pro" w:eastAsia="Georgia Pro" w:hAnsi="Georgia Pro" w:cs="Georgia Pro"/>
-          <w:color w:val="000000" w:themeColor="text1"/>
-        </w:rPr>
-        <w:t>Insert sample data:</w:t>
+      <w:proofErr w:type="spellStart"/>
+      <w:r>
+        <w:rPr>
+          <w:rFonts w:ascii="Georgia Pro" w:eastAsia="Georgia Pro" w:hAnsi="Georgia Pro" w:cs="Georgia Pro"/>
+          <w:color w:val="000000" w:themeColor="text1"/>
+        </w:rPr>
+        <w:t>sudo</w:t>
+      </w:r>
+      <w:proofErr w:type="spellEnd"/>
+      <w:r>
+        <w:rPr>
+          <w:rFonts w:ascii="Georgia Pro" w:eastAsia="Georgia Pro" w:hAnsi="Georgia Pro" w:cs="Georgia Pro"/>
+          <w:color w:val="000000" w:themeColor="text1"/>
+        </w:rPr>
+        <w:t xml:space="preserve"> apt update</w:t>
       </w:r>
     </w:p>
     <w:p>
@@ -1733,13 +2226,6 @@
           <w:color w:val="000000" w:themeColor="text1"/>
         </w:rPr>
       </w:pPr>
-      <w:r>
-        <w:rPr>
-          <w:rFonts w:ascii="Georgia Pro" w:eastAsia="Georgia Pro" w:hAnsi="Georgia Pro" w:cs="Georgia Pro"/>
-          <w:color w:val="000000" w:themeColor="text1"/>
-        </w:rPr>
-        <w:t>INSERT INTO Students VALUES (1, 'Rahul', 'Azure');</w:t>
-      </w:r>
     </w:p>
     <w:p>
       <w:pPr>
@@ -1756,6 +2242,38 @@
           <w:color w:val="000000" w:themeColor="text1"/>
         </w:rPr>
       </w:pPr>
+      <w:proofErr w:type="spellStart"/>
+      <w:r>
+        <w:rPr>
+          <w:rFonts w:ascii="Georgia Pro" w:eastAsia="Georgia Pro" w:hAnsi="Georgia Pro" w:cs="Georgia Pro"/>
+          <w:color w:val="000000" w:themeColor="text1"/>
+        </w:rPr>
+        <w:t>sudo</w:t>
+      </w:r>
+      <w:proofErr w:type="spellEnd"/>
+      <w:r>
+        <w:rPr>
+          <w:rFonts w:ascii="Georgia Pro" w:eastAsia="Georgia Pro" w:hAnsi="Georgia Pro" w:cs="Georgia Pro"/>
+          <w:color w:val="000000" w:themeColor="text1"/>
+        </w:rPr>
+        <w:t xml:space="preserve"> ACCEPT_EULA=Y apt install -y mssql-tools18 </w:t>
+      </w:r>
+      <w:proofErr w:type="spellStart"/>
+      <w:r>
+        <w:rPr>
+          <w:rFonts w:ascii="Georgia Pro" w:eastAsia="Georgia Pro" w:hAnsi="Georgia Pro" w:cs="Georgia Pro"/>
+          <w:color w:val="000000" w:themeColor="text1"/>
+        </w:rPr>
+        <w:t>unixodbc</w:t>
+      </w:r>
+      <w:proofErr w:type="spellEnd"/>
+      <w:r>
+        <w:rPr>
+          <w:rFonts w:ascii="Georgia Pro" w:eastAsia="Georgia Pro" w:hAnsi="Georgia Pro" w:cs="Georgia Pro"/>
+          <w:color w:val="000000" w:themeColor="text1"/>
+        </w:rPr>
+        <w:t>-dev</w:t>
+      </w:r>
     </w:p>
     <w:p>
       <w:pPr>
@@ -1772,29 +2290,6 @@
           <w:color w:val="000000" w:themeColor="text1"/>
         </w:rPr>
       </w:pPr>
-      <w:r>
-        <w:rPr>
-          <w:rFonts w:ascii="Georgia Pro" w:eastAsia="Georgia Pro" w:hAnsi="Georgia Pro" w:cs="Georgia Pro"/>
-          <w:color w:val="000000" w:themeColor="text1"/>
-        </w:rPr>
-        <w:t>GO</w:t>
-      </w:r>
-    </w:p>
-    <w:p>
-      <w:pPr>
-        <w:spacing w:after="0" w:line="480" w:lineRule="auto"/>
-        <w:rPr>
-          <w:rFonts w:ascii="Georgia Pro" w:eastAsia="Georgia Pro" w:hAnsi="Georgia Pro" w:cs="Georgia Pro"/>
-          <w:color w:val="000000" w:themeColor="text1"/>
-        </w:rPr>
-      </w:pPr>
-      <w:r>
-        <w:rPr>
-          <w:rFonts w:ascii="Georgia Pro" w:eastAsia="Georgia Pro" w:hAnsi="Georgia Pro" w:cs="Georgia Pro"/>
-          <w:color w:val="000000" w:themeColor="text1"/>
-        </w:rPr>
-        <w:t>View data:</w:t>
-      </w:r>
     </w:p>
     <w:p>
       <w:pPr>
@@ -1816,8 +2311,26 @@
           <w:rFonts w:ascii="Georgia Pro" w:eastAsia="Georgia Pro" w:hAnsi="Georgia Pro" w:cs="Georgia Pro"/>
           <w:color w:val="000000" w:themeColor="text1"/>
         </w:rPr>
-        <w:t>SELECT * FROM Students;</w:t>
-      </w:r>
+        <w:t>echo 'export PATH="$PATH:/opt/mssql-tools18/bin"' &gt;&gt; ~</w:t>
+      </w:r>
+      <w:proofErr w:type="gramStart"/>
+      <w:r>
+        <w:rPr>
+          <w:rFonts w:ascii="Georgia Pro" w:eastAsia="Georgia Pro" w:hAnsi="Georgia Pro" w:cs="Georgia Pro"/>
+          <w:color w:val="000000" w:themeColor="text1"/>
+        </w:rPr>
+        <w:t>/.</w:t>
+      </w:r>
+      <w:proofErr w:type="spellStart"/>
+      <w:r>
+        <w:rPr>
+          <w:rFonts w:ascii="Georgia Pro" w:eastAsia="Georgia Pro" w:hAnsi="Georgia Pro" w:cs="Georgia Pro"/>
+          <w:color w:val="000000" w:themeColor="text1"/>
+        </w:rPr>
+        <w:t>bashrc</w:t>
+      </w:r>
+      <w:proofErr w:type="spellEnd"/>
+      <w:proofErr w:type="gramEnd"/>
     </w:p>
     <w:p>
       <w:pPr>
@@ -1834,6 +2347,71 @@
           <w:color w:val="000000" w:themeColor="text1"/>
         </w:rPr>
       </w:pPr>
+      <w:r>
+        <w:rPr>
+          <w:rFonts w:ascii="Georgia Pro" w:eastAsia="Georgia Pro" w:hAnsi="Georgia Pro" w:cs="Georgia Pro"/>
+          <w:color w:val="000000" w:themeColor="text1"/>
+        </w:rPr>
+        <w:t>source ~</w:t>
+      </w:r>
+      <w:proofErr w:type="gramStart"/>
+      <w:r>
+        <w:rPr>
+          <w:rFonts w:ascii="Georgia Pro" w:eastAsia="Georgia Pro" w:hAnsi="Georgia Pro" w:cs="Georgia Pro"/>
+          <w:color w:val="000000" w:themeColor="text1"/>
+        </w:rPr>
+        <w:t>/.</w:t>
+      </w:r>
+      <w:proofErr w:type="spellStart"/>
+      <w:r>
+        <w:rPr>
+          <w:rFonts w:ascii="Georgia Pro" w:eastAsia="Georgia Pro" w:hAnsi="Georgia Pro" w:cs="Georgia Pro"/>
+          <w:color w:val="000000" w:themeColor="text1"/>
+        </w:rPr>
+        <w:t>bashrc</w:t>
+      </w:r>
+      <w:proofErr w:type="spellEnd"/>
+      <w:proofErr w:type="gramEnd"/>
+    </w:p>
+    <w:p>
+      <w:pPr>
+        <w:spacing w:after="0" w:line="480" w:lineRule="auto"/>
+        <w:rPr>
+          <w:rFonts w:ascii="Georgia Pro" w:eastAsia="Georgia Pro" w:hAnsi="Georgia Pro" w:cs="Georgia Pro"/>
+          <w:color w:val="000000" w:themeColor="text1"/>
+        </w:rPr>
+      </w:pPr>
+    </w:p>
+    <w:p>
+      <w:pPr>
+        <w:spacing w:after="0" w:line="480" w:lineRule="auto"/>
+        <w:rPr>
+          <w:rFonts w:ascii="Georgia Pro" w:eastAsia="Georgia Pro" w:hAnsi="Georgia Pro" w:cs="Georgia Pro"/>
+          <w:b/>
+          <w:bCs/>
+          <w:color w:val="000000" w:themeColor="text1"/>
+        </w:rPr>
+      </w:pPr>
+      <w:proofErr w:type="gramStart"/>
+      <w:r>
+        <w:rPr>
+          <w:rFonts w:ascii="Georgia Pro" w:eastAsia="Georgia Pro" w:hAnsi="Georgia Pro" w:cs="Georgia Pro"/>
+          <w:b/>
+          <w:bCs/>
+          <w:color w:val="000000" w:themeColor="text1"/>
+        </w:rPr>
+        <w:t>Check</w:t>
+      </w:r>
+      <w:proofErr w:type="gramEnd"/>
+      <w:r>
+        <w:rPr>
+          <w:rFonts w:ascii="Georgia Pro" w:eastAsia="Georgia Pro" w:hAnsi="Georgia Pro" w:cs="Georgia Pro"/>
+          <w:b/>
+          <w:bCs/>
+          <w:color w:val="000000" w:themeColor="text1"/>
+        </w:rPr>
+        <w:t xml:space="preserve"> SQMCMD is installed or not installed</w:t>
+      </w:r>
     </w:p>
     <w:p>
       <w:pPr>
@@ -1850,118 +2428,55 @@
           <w:color w:val="000000" w:themeColor="text1"/>
         </w:rPr>
       </w:pPr>
-      <w:r>
-        <w:rPr>
-          <w:rFonts w:ascii="Georgia Pro" w:eastAsia="Georgia Pro" w:hAnsi="Georgia Pro" w:cs="Georgia Pro"/>
-          <w:color w:val="000000" w:themeColor="text1"/>
-        </w:rPr>
-        <w:t>GO</w:t>
-      </w:r>
-    </w:p>
-    <w:p>
-      <w:pPr>
-        <w:spacing w:after="0" w:line="480" w:lineRule="auto"/>
-        <w:rPr>
-          <w:rFonts w:ascii="Georgia Pro" w:eastAsia="Georgia Pro" w:hAnsi="Georgia Pro" w:cs="Georgia Pro"/>
-          <w:color w:val="000000" w:themeColor="text1"/>
-        </w:rPr>
-      </w:pPr>
-      <w:r>
-        <w:rPr>
-          <w:rFonts w:ascii="Georgia Pro" w:eastAsia="Georgia Pro" w:hAnsi="Georgia Pro" w:cs="Georgia Pro"/>
-          <w:color w:val="000000" w:themeColor="text1"/>
-        </w:rPr>
-        <w:t>Exit:</w:t>
-      </w:r>
-    </w:p>
-    <w:p>
-      <w:pPr>
-        <w:spacing w:after="0" w:line="480" w:lineRule="auto"/>
-        <w:rPr>
-          <w:rFonts w:ascii="Georgia Pro" w:eastAsia="Georgia Pro" w:hAnsi="Georgia Pro" w:cs="Georgia Pro"/>
-          <w:color w:val="000000" w:themeColor="text1"/>
-        </w:rPr>
-      </w:pPr>
-      <w:r>
-        <w:rPr>
-          <w:rFonts w:ascii="Georgia Pro" w:eastAsia="Georgia Pro" w:hAnsi="Georgia Pro" w:cs="Georgia Pro"/>
-          <w:color w:val="000000" w:themeColor="text1"/>
-        </w:rPr>
-        <w:t>EXIT</w:t>
-      </w:r>
-    </w:p>
-    <w:p>
-      <w:pPr>
-        <w:spacing w:after="0" w:line="480" w:lineRule="auto"/>
-        <w:rPr>
-          <w:rFonts w:ascii="Georgia Pro" w:eastAsia="Georgia Pro" w:hAnsi="Georgia Pro" w:cs="Georgia Pro"/>
-          <w:color w:val="000000" w:themeColor="text1"/>
-        </w:rPr>
-      </w:pPr>
-      <w:r>
-        <w:rPr>
-          <w:rFonts w:ascii="Georgia Pro" w:eastAsia="Georgia Pro" w:hAnsi="Georgia Pro" w:cs="Georgia Pro"/>
-          <w:color w:val="000000" w:themeColor="text1"/>
-        </w:rPr>
-        <w:pict w14:anchorId="032AEAD9">
-          <v:rect id="_x0000_i1036" style="width:0;height:1.5pt" o:hrstd="t" o:hr="t" fillcolor="#a0a0a0" stroked="f"/>
-        </w:pict>
-      </w:r>
-    </w:p>
-    <w:p>
-      <w:pPr>
-        <w:rPr>
-          <w:rFonts w:ascii="Georgia Pro" w:eastAsia="Georgia Pro" w:hAnsi="Georgia Pro" w:cs="Georgia Pro"/>
-          <w:b/>
-          <w:bCs/>
-          <w:color w:val="000000" w:themeColor="text1"/>
-        </w:rPr>
-      </w:pPr>
-      <w:r>
-        <w:rPr>
-          <w:rFonts w:ascii="Georgia Pro" w:eastAsia="Georgia Pro" w:hAnsi="Georgia Pro" w:cs="Georgia Pro"/>
-          <w:b/>
-          <w:bCs/>
-          <w:color w:val="000000" w:themeColor="text1"/>
-        </w:rPr>
-        <w:br w:type="page"/>
-      </w:r>
-    </w:p>
-    <w:p>
-      <w:pPr>
-        <w:spacing w:after="0" w:line="480" w:lineRule="auto"/>
-        <w:rPr>
-          <w:rFonts w:ascii="Georgia Pro" w:eastAsia="Georgia Pro" w:hAnsi="Georgia Pro" w:cs="Georgia Pro"/>
-          <w:b/>
-          <w:bCs/>
-          <w:color w:val="000000" w:themeColor="text1"/>
-        </w:rPr>
-      </w:pPr>
-      <w:r>
-        <w:rPr>
-          <w:rFonts w:ascii="Georgia Pro" w:eastAsia="Georgia Pro" w:hAnsi="Georgia Pro" w:cs="Georgia Pro"/>
-          <w:b/>
-          <w:bCs/>
-          <w:color w:val="000000" w:themeColor="text1"/>
-        </w:rPr>
-        <w:lastRenderedPageBreak/>
-        <w:t>Cleanup Resources</w:t>
-      </w:r>
-    </w:p>
-    <w:p>
-      <w:pPr>
-        <w:spacing w:after="0" w:line="480" w:lineRule="auto"/>
-        <w:rPr>
-          <w:rFonts w:ascii="Georgia Pro" w:eastAsia="Georgia Pro" w:hAnsi="Georgia Pro" w:cs="Georgia Pro"/>
-          <w:color w:val="000000" w:themeColor="text1"/>
-        </w:rPr>
-      </w:pPr>
-      <w:r>
-        <w:rPr>
-          <w:rFonts w:ascii="Georgia Pro" w:eastAsia="Georgia Pro" w:hAnsi="Georgia Pro" w:cs="Georgia Pro"/>
-          <w:color w:val="000000" w:themeColor="text1"/>
-        </w:rPr>
-        <w:t>After completing the lab:</w:t>
+      <w:proofErr w:type="spellStart"/>
+      <w:r>
+        <w:rPr>
+          <w:rFonts w:ascii="Georgia Pro" w:eastAsia="Georgia Pro" w:hAnsi="Georgia Pro" w:cs="Georgia Pro"/>
+          <w:color w:val="000000" w:themeColor="text1"/>
+        </w:rPr>
+        <w:t>sqlcmd</w:t>
+      </w:r>
+      <w:proofErr w:type="spellEnd"/>
+      <w:r>
+        <w:rPr>
+          <w:rFonts w:ascii="Georgia Pro" w:eastAsia="Georgia Pro" w:hAnsi="Georgia Pro" w:cs="Georgia Pro"/>
+          <w:color w:val="000000" w:themeColor="text1"/>
+        </w:rPr>
+        <w:t xml:space="preserve"> -?</w:t>
+      </w:r>
+    </w:p>
+    <w:p>
+      <w:pPr>
+        <w:spacing w:after="0" w:line="480" w:lineRule="auto"/>
+        <w:rPr>
+          <w:rFonts w:ascii="Georgia Pro" w:eastAsia="Georgia Pro" w:hAnsi="Georgia Pro" w:cs="Georgia Pro"/>
+          <w:color w:val="000000" w:themeColor="text1"/>
+        </w:rPr>
+      </w:pPr>
+    </w:p>
+    <w:p>
+      <w:pPr>
+        <w:spacing w:after="0" w:line="480" w:lineRule="auto"/>
+        <w:rPr>
+          <w:rFonts w:ascii="Georgia Pro" w:eastAsia="Georgia Pro" w:hAnsi="Georgia Pro" w:cs="Georgia Pro"/>
+          <w:color w:val="000000" w:themeColor="text1"/>
+        </w:rPr>
+      </w:pPr>
+    </w:p>
+    <w:p>
+      <w:pPr>
+        <w:spacing w:after="0" w:line="480" w:lineRule="auto"/>
+        <w:rPr>
+          <w:rFonts w:ascii="Georgia Pro" w:eastAsia="Georgia Pro" w:hAnsi="Georgia Pro" w:cs="Georgia Pro"/>
+          <w:color w:val="000000" w:themeColor="text1"/>
+        </w:rPr>
+      </w:pPr>
+      <w:r>
+        <w:rPr>
+          <w:rFonts w:ascii="Georgia Pro" w:eastAsia="Georgia Pro" w:hAnsi="Georgia Pro" w:cs="Georgia Pro"/>
+          <w:color w:val="000000" w:themeColor="text1"/>
+        </w:rPr>
+        <w:t>Connect to database:</w:t>
       </w:r>
     </w:p>
     <w:p>
@@ -1979,12 +2494,590 @@
           <w:color w:val="000000" w:themeColor="text1"/>
         </w:rPr>
       </w:pPr>
-      <w:r>
-        <w:rPr>
-          <w:rFonts w:ascii="Georgia Pro" w:eastAsia="Georgia Pro" w:hAnsi="Georgia Pro" w:cs="Georgia Pro"/>
-          <w:color w:val="000000" w:themeColor="text1"/>
-        </w:rPr>
-        <w:t>az group delete \</w:t>
+      <w:proofErr w:type="spellStart"/>
+      <w:r>
+        <w:rPr>
+          <w:rFonts w:ascii="Georgia Pro" w:eastAsia="Georgia Pro" w:hAnsi="Georgia Pro" w:cs="Georgia Pro"/>
+          <w:color w:val="000000" w:themeColor="text1"/>
+        </w:rPr>
+        <w:t>sqlcmd</w:t>
+      </w:r>
+      <w:proofErr w:type="spellEnd"/>
+      <w:r>
+        <w:rPr>
+          <w:rFonts w:ascii="Georgia Pro" w:eastAsia="Georgia Pro" w:hAnsi="Georgia Pro" w:cs="Georgia Pro"/>
+          <w:color w:val="000000" w:themeColor="text1"/>
+        </w:rPr>
+        <w:t xml:space="preserve"> -S </w:t>
+      </w:r>
+      <w:r>
+        <w:rPr>
+          <w:rFonts w:ascii="Georgia Pro" w:eastAsia="Georgia Pro" w:hAnsi="Georgia Pro" w:cs="Georgia Pro"/>
+          <w:color w:val="000000" w:themeColor="text1"/>
+        </w:rPr>
+        <w:t>sqlserverlab26942.database.windows.net</w:t>
+      </w:r>
+      <w:r>
+        <w:rPr>
+          <w:rFonts w:ascii="Georgia Pro" w:eastAsia="Georgia Pro" w:hAnsi="Georgia Pro" w:cs="Georgia Pro"/>
+          <w:color w:val="000000" w:themeColor="text1"/>
+        </w:rPr>
+        <w:t xml:space="preserve"> </w:t>
+      </w:r>
+      <w:r>
+        <w:rPr>
+          <w:rFonts w:ascii="Georgia Pro" w:eastAsia="Georgia Pro" w:hAnsi="Georgia Pro" w:cs="Georgia Pro"/>
+          <w:color w:val="000000" w:themeColor="text1"/>
+        </w:rPr>
+        <w:t>\</w:t>
+      </w:r>
+      <w:r>
+        <w:rPr>
+          <w:rFonts w:ascii="Georgia Pro" w:eastAsia="Georgia Pro" w:hAnsi="Georgia Pro" w:cs="Georgia Pro"/>
+          <w:color w:val="000000" w:themeColor="text1"/>
+        </w:rPr>
+        <w:br/>
+        <w:t xml:space="preserve">  -d $SQL_DB \</w:t>
+      </w:r>
+      <w:r>
+        <w:rPr>
+          <w:rFonts w:ascii="Georgia Pro" w:eastAsia="Georgia Pro" w:hAnsi="Georgia Pro" w:cs="Georgia Pro"/>
+          <w:color w:val="000000" w:themeColor="text1"/>
+        </w:rPr>
+        <w:br/>
+        <w:t xml:space="preserve">  -U $ADMIN_USER \</w:t>
+      </w:r>
+      <w:r>
+        <w:rPr>
+          <w:rFonts w:ascii="Georgia Pro" w:eastAsia="Georgia Pro" w:hAnsi="Georgia Pro" w:cs="Georgia Pro"/>
+          <w:color w:val="000000" w:themeColor="text1"/>
+        </w:rPr>
+        <w:br/>
+        <w:t xml:space="preserve">  -P $ADMIN_PASSWORD</w:t>
+      </w:r>
+    </w:p>
+    <w:p>
+      <w:pPr>
+        <w:spacing w:after="0" w:line="480" w:lineRule="auto"/>
+        <w:rPr>
+          <w:rFonts w:ascii="Georgia Pro" w:eastAsia="Georgia Pro" w:hAnsi="Georgia Pro" w:cs="Georgia Pro"/>
+          <w:color w:val="000000" w:themeColor="text1"/>
+        </w:rPr>
+      </w:pPr>
+    </w:p>
+    <w:p>
+      <w:pPr>
+        <w:spacing w:after="0" w:line="480" w:lineRule="auto"/>
+        <w:rPr>
+          <w:rFonts w:ascii="Georgia Pro" w:eastAsia="Georgia Pro" w:hAnsi="Georgia Pro" w:cs="Georgia Pro"/>
+          <w:color w:val="000000" w:themeColor="text1"/>
+        </w:rPr>
+      </w:pPr>
+      <w:r>
+        <w:rPr>
+          <w:rFonts w:ascii="Georgia Pro" w:eastAsia="Georgia Pro" w:hAnsi="Georgia Pro" w:cs="Georgia Pro"/>
+          <w:color w:val="000000" w:themeColor="text1"/>
+        </w:rPr>
+        <w:t xml:space="preserve">Replace </w:t>
+      </w:r>
+      <w:proofErr w:type="spellStart"/>
+      <w:proofErr w:type="gramStart"/>
+      <w:r>
+        <w:rPr>
+          <w:rFonts w:ascii="Georgia Pro" w:eastAsia="Georgia Pro" w:hAnsi="Georgia Pro" w:cs="Georgia Pro"/>
+          <w:color w:val="000000" w:themeColor="text1"/>
+        </w:rPr>
+        <w:t>yourserver</w:t>
+      </w:r>
+      <w:proofErr w:type="spellEnd"/>
+      <w:proofErr w:type="gramEnd"/>
+      <w:r>
+        <w:rPr>
+          <w:rFonts w:ascii="Georgia Pro" w:eastAsia="Georgia Pro" w:hAnsi="Georgia Pro" w:cs="Georgia Pro"/>
+          <w:color w:val="000000" w:themeColor="text1"/>
+        </w:rPr>
+        <w:t xml:space="preserve"> with actual server name.</w:t>
+      </w:r>
+    </w:p>
+    <w:p>
+      <w:pPr>
+        <w:spacing w:after="0" w:line="480" w:lineRule="auto"/>
+        <w:rPr>
+          <w:rFonts w:ascii="Georgia Pro" w:eastAsia="Georgia Pro" w:hAnsi="Georgia Pro" w:cs="Georgia Pro"/>
+          <w:color w:val="000000" w:themeColor="text1"/>
+        </w:rPr>
+      </w:pPr>
+      <w:r>
+        <w:rPr>
+          <w:rFonts w:ascii="Georgia Pro" w:eastAsia="Georgia Pro" w:hAnsi="Georgia Pro" w:cs="Georgia Pro"/>
+          <w:color w:val="000000" w:themeColor="text1"/>
+        </w:rPr>
+        <w:pict w14:anchorId="48E7E437">
+          <v:rect id="_x0000_i1035" style="width:0;height:1.5pt" o:hrstd="t" o:hr="t" fillcolor="#a0a0a0" stroked="f"/>
+        </w:pict>
+      </w:r>
+    </w:p>
+    <w:p>
+      <w:pPr>
+        <w:spacing w:after="0" w:line="480" w:lineRule="auto"/>
+        <w:rPr>
+          <w:rFonts w:ascii="Georgia Pro" w:eastAsia="Georgia Pro" w:hAnsi="Georgia Pro" w:cs="Georgia Pro"/>
+          <w:b/>
+          <w:bCs/>
+          <w:color w:val="000000" w:themeColor="text1"/>
+        </w:rPr>
+      </w:pPr>
+    </w:p>
+    <w:p>
+      <w:pPr>
+        <w:spacing w:after="0" w:line="480" w:lineRule="auto"/>
+        <w:rPr>
+          <w:rFonts w:ascii="Georgia Pro" w:eastAsia="Georgia Pro" w:hAnsi="Georgia Pro" w:cs="Georgia Pro"/>
+          <w:b/>
+          <w:bCs/>
+          <w:color w:val="000000" w:themeColor="text1"/>
+        </w:rPr>
+      </w:pPr>
+      <w:r>
+        <w:rPr>
+          <w:rFonts w:ascii="Georgia Pro" w:eastAsia="Georgia Pro" w:hAnsi="Georgia Pro" w:cs="Georgia Pro"/>
+          <w:b/>
+          <w:bCs/>
+          <w:color w:val="000000" w:themeColor="text1"/>
+        </w:rPr>
+        <w:t>Step 8: Create Table Inside Database</w:t>
+      </w:r>
+    </w:p>
+    <w:p>
+      <w:pPr>
+        <w:spacing w:after="0" w:line="480" w:lineRule="auto"/>
+        <w:rPr>
+          <w:rFonts w:ascii="Georgia Pro" w:eastAsia="Georgia Pro" w:hAnsi="Georgia Pro" w:cs="Georgia Pro"/>
+          <w:color w:val="000000" w:themeColor="text1"/>
+        </w:rPr>
+      </w:pPr>
+      <w:r>
+        <w:rPr>
+          <w:rFonts w:ascii="Georgia Pro" w:eastAsia="Georgia Pro" w:hAnsi="Georgia Pro" w:cs="Georgia Pro"/>
+          <w:color w:val="000000" w:themeColor="text1"/>
+        </w:rPr>
+        <w:t>Inside SQL prompt:</w:t>
+      </w:r>
+    </w:p>
+    <w:p>
+      <w:pPr>
+        <w:pBdr>
+          <w:top w:val="single" w:sz="4" w:space="1" w:color="auto"/>
+          <w:left w:val="single" w:sz="4" w:space="4" w:color="auto"/>
+          <w:bottom w:val="single" w:sz="4" w:space="1" w:color="auto"/>
+          <w:right w:val="single" w:sz="4" w:space="4" w:color="auto"/>
+        </w:pBdr>
+        <w:shd w:val="clear" w:color="auto" w:fill="F2F2F2" w:themeFill="background1" w:themeFillShade="F2"/>
+        <w:spacing w:after="0" w:line="480" w:lineRule="auto"/>
+        <w:rPr>
+          <w:rFonts w:ascii="Georgia Pro" w:eastAsia="Georgia Pro" w:hAnsi="Georgia Pro" w:cs="Georgia Pro"/>
+          <w:color w:val="000000" w:themeColor="text1"/>
+        </w:rPr>
+      </w:pPr>
+      <w:r>
+        <w:rPr>
+          <w:rFonts w:ascii="Georgia Pro" w:eastAsia="Georgia Pro" w:hAnsi="Georgia Pro" w:cs="Georgia Pro"/>
+          <w:color w:val="000000" w:themeColor="text1"/>
+        </w:rPr>
+        <w:t xml:space="preserve">CREATE TABLE Students (ID INT PRIMARY </w:t>
+      </w:r>
+      <w:proofErr w:type="gramStart"/>
+      <w:r>
+        <w:rPr>
+          <w:rFonts w:ascii="Georgia Pro" w:eastAsia="Georgia Pro" w:hAnsi="Georgia Pro" w:cs="Georgia Pro"/>
+          <w:color w:val="000000" w:themeColor="text1"/>
+        </w:rPr>
+        <w:t>KEY,</w:t>
+      </w:r>
+      <w:r>
+        <w:rPr>
+          <w:rFonts w:ascii="Georgia Pro" w:eastAsia="Georgia Pro" w:hAnsi="Georgia Pro" w:cs="Georgia Pro"/>
+          <w:color w:val="000000" w:themeColor="text1"/>
+        </w:rPr>
+        <w:t xml:space="preserve"> </w:t>
+      </w:r>
+      <w:r>
+        <w:rPr>
+          <w:rFonts w:ascii="Georgia Pro" w:eastAsia="Georgia Pro" w:hAnsi="Georgia Pro" w:cs="Georgia Pro"/>
+          <w:color w:val="000000" w:themeColor="text1"/>
+        </w:rPr>
+        <w:t xml:space="preserve"> Name</w:t>
+      </w:r>
+      <w:proofErr w:type="gramEnd"/>
+      <w:r>
+        <w:rPr>
+          <w:rFonts w:ascii="Georgia Pro" w:eastAsia="Georgia Pro" w:hAnsi="Georgia Pro" w:cs="Georgia Pro"/>
+          <w:color w:val="000000" w:themeColor="text1"/>
+        </w:rPr>
+        <w:t xml:space="preserve"> </w:t>
+      </w:r>
+      <w:proofErr w:type="gramStart"/>
+      <w:r>
+        <w:rPr>
+          <w:rFonts w:ascii="Georgia Pro" w:eastAsia="Georgia Pro" w:hAnsi="Georgia Pro" w:cs="Georgia Pro"/>
+          <w:color w:val="000000" w:themeColor="text1"/>
+        </w:rPr>
+        <w:t>VARCHAR(</w:t>
+      </w:r>
+      <w:proofErr w:type="gramEnd"/>
+      <w:r>
+        <w:rPr>
+          <w:rFonts w:ascii="Georgia Pro" w:eastAsia="Georgia Pro" w:hAnsi="Georgia Pro" w:cs="Georgia Pro"/>
+          <w:color w:val="000000" w:themeColor="text1"/>
+        </w:rPr>
+        <w:t>50</w:t>
+      </w:r>
+      <w:proofErr w:type="gramStart"/>
+      <w:r>
+        <w:rPr>
+          <w:rFonts w:ascii="Georgia Pro" w:eastAsia="Georgia Pro" w:hAnsi="Georgia Pro" w:cs="Georgia Pro"/>
+          <w:color w:val="000000" w:themeColor="text1"/>
+        </w:rPr>
+        <w:t>),</w:t>
+      </w:r>
+      <w:r>
+        <w:rPr>
+          <w:rFonts w:ascii="Georgia Pro" w:eastAsia="Georgia Pro" w:hAnsi="Georgia Pro" w:cs="Georgia Pro"/>
+          <w:color w:val="000000" w:themeColor="text1"/>
+        </w:rPr>
+        <w:t xml:space="preserve"> </w:t>
+      </w:r>
+      <w:r>
+        <w:rPr>
+          <w:rFonts w:ascii="Georgia Pro" w:eastAsia="Georgia Pro" w:hAnsi="Georgia Pro" w:cs="Georgia Pro"/>
+          <w:color w:val="000000" w:themeColor="text1"/>
+        </w:rPr>
+        <w:t xml:space="preserve"> Course</w:t>
+      </w:r>
+      <w:proofErr w:type="gramEnd"/>
+      <w:r>
+        <w:rPr>
+          <w:rFonts w:ascii="Georgia Pro" w:eastAsia="Georgia Pro" w:hAnsi="Georgia Pro" w:cs="Georgia Pro"/>
+          <w:color w:val="000000" w:themeColor="text1"/>
+        </w:rPr>
+        <w:t xml:space="preserve"> </w:t>
+      </w:r>
+      <w:proofErr w:type="gramStart"/>
+      <w:r>
+        <w:rPr>
+          <w:rFonts w:ascii="Georgia Pro" w:eastAsia="Georgia Pro" w:hAnsi="Georgia Pro" w:cs="Georgia Pro"/>
+          <w:color w:val="000000" w:themeColor="text1"/>
+        </w:rPr>
+        <w:t>VARCHAR(</w:t>
+      </w:r>
+      <w:proofErr w:type="gramEnd"/>
+      <w:r>
+        <w:rPr>
+          <w:rFonts w:ascii="Georgia Pro" w:eastAsia="Georgia Pro" w:hAnsi="Georgia Pro" w:cs="Georgia Pro"/>
+          <w:color w:val="000000" w:themeColor="text1"/>
+        </w:rPr>
+        <w:t>50));</w:t>
+      </w:r>
+    </w:p>
+    <w:p>
+      <w:pPr>
+        <w:pBdr>
+          <w:top w:val="single" w:sz="4" w:space="1" w:color="auto"/>
+          <w:left w:val="single" w:sz="4" w:space="4" w:color="auto"/>
+          <w:bottom w:val="single" w:sz="4" w:space="1" w:color="auto"/>
+          <w:right w:val="single" w:sz="4" w:space="4" w:color="auto"/>
+        </w:pBdr>
+        <w:shd w:val="clear" w:color="auto" w:fill="F2F2F2" w:themeFill="background1" w:themeFillShade="F2"/>
+        <w:spacing w:after="0" w:line="480" w:lineRule="auto"/>
+        <w:rPr>
+          <w:rFonts w:ascii="Georgia Pro" w:eastAsia="Georgia Pro" w:hAnsi="Georgia Pro" w:cs="Georgia Pro"/>
+          <w:color w:val="000000" w:themeColor="text1"/>
+        </w:rPr>
+      </w:pPr>
+      <w:r>
+        <w:rPr>
+          <w:rFonts w:ascii="Georgia Pro" w:eastAsia="Georgia Pro" w:hAnsi="Georgia Pro" w:cs="Georgia Pro"/>
+          <w:color w:val="000000" w:themeColor="text1"/>
+        </w:rPr>
+        <w:t>GO</w:t>
+      </w:r>
+    </w:p>
+    <w:p>
+      <w:pPr>
+        <w:spacing w:after="0" w:line="480" w:lineRule="auto"/>
+        <w:rPr>
+          <w:rFonts w:ascii="Georgia Pro" w:eastAsia="Georgia Pro" w:hAnsi="Georgia Pro" w:cs="Georgia Pro"/>
+          <w:color w:val="000000" w:themeColor="text1"/>
+        </w:rPr>
+      </w:pPr>
+      <w:r>
+        <w:rPr>
+          <w:rFonts w:ascii="Georgia Pro" w:eastAsia="Georgia Pro" w:hAnsi="Georgia Pro" w:cs="Georgia Pro"/>
+          <w:color w:val="000000" w:themeColor="text1"/>
+        </w:rPr>
+        <w:t>Insert sample data:</w:t>
+      </w:r>
+    </w:p>
+    <w:p>
+      <w:pPr>
+        <w:pBdr>
+          <w:top w:val="single" w:sz="4" w:space="1" w:color="auto"/>
+          <w:left w:val="single" w:sz="4" w:space="4" w:color="auto"/>
+          <w:bottom w:val="single" w:sz="4" w:space="1" w:color="auto"/>
+          <w:right w:val="single" w:sz="4" w:space="4" w:color="auto"/>
+        </w:pBdr>
+        <w:shd w:val="clear" w:color="auto" w:fill="F2F2F2" w:themeFill="background1" w:themeFillShade="F2"/>
+        <w:spacing w:after="0" w:line="480" w:lineRule="auto"/>
+        <w:rPr>
+          <w:rFonts w:ascii="Georgia Pro" w:eastAsia="Georgia Pro" w:hAnsi="Georgia Pro" w:cs="Georgia Pro"/>
+          <w:color w:val="000000" w:themeColor="text1"/>
+        </w:rPr>
+      </w:pPr>
+      <w:r>
+        <w:rPr>
+          <w:rFonts w:ascii="Georgia Pro" w:eastAsia="Georgia Pro" w:hAnsi="Georgia Pro" w:cs="Georgia Pro"/>
+          <w:color w:val="000000" w:themeColor="text1"/>
+        </w:rPr>
+        <w:t>INSERT INTO Students VALUES (1, 'Rahul', 'Azure');</w:t>
+      </w:r>
+    </w:p>
+    <w:p>
+      <w:pPr>
+        <w:pBdr>
+          <w:top w:val="single" w:sz="4" w:space="1" w:color="auto"/>
+          <w:left w:val="single" w:sz="4" w:space="4" w:color="auto"/>
+          <w:bottom w:val="single" w:sz="4" w:space="1" w:color="auto"/>
+          <w:right w:val="single" w:sz="4" w:space="4" w:color="auto"/>
+        </w:pBdr>
+        <w:shd w:val="clear" w:color="auto" w:fill="F2F2F2" w:themeFill="background1" w:themeFillShade="F2"/>
+        <w:spacing w:after="0" w:line="480" w:lineRule="auto"/>
+        <w:rPr>
+          <w:rFonts w:ascii="Georgia Pro" w:eastAsia="Georgia Pro" w:hAnsi="Georgia Pro" w:cs="Georgia Pro"/>
+          <w:color w:val="000000" w:themeColor="text1"/>
+        </w:rPr>
+      </w:pPr>
+      <w:r>
+        <w:rPr>
+          <w:rFonts w:ascii="Georgia Pro" w:eastAsia="Georgia Pro" w:hAnsi="Georgia Pro" w:cs="Georgia Pro"/>
+          <w:color w:val="000000" w:themeColor="text1"/>
+        </w:rPr>
+        <w:t>GO</w:t>
+      </w:r>
+    </w:p>
+    <w:p>
+      <w:pPr>
+        <w:spacing w:after="0" w:line="480" w:lineRule="auto"/>
+        <w:rPr>
+          <w:rFonts w:ascii="Georgia Pro" w:eastAsia="Georgia Pro" w:hAnsi="Georgia Pro" w:cs="Georgia Pro"/>
+          <w:color w:val="000000" w:themeColor="text1"/>
+        </w:rPr>
+      </w:pPr>
+      <w:r>
+        <w:rPr>
+          <w:rFonts w:ascii="Georgia Pro" w:eastAsia="Georgia Pro" w:hAnsi="Georgia Pro" w:cs="Georgia Pro"/>
+          <w:color w:val="000000" w:themeColor="text1"/>
+        </w:rPr>
+        <w:t>View data:</w:t>
+      </w:r>
+    </w:p>
+    <w:p>
+      <w:pPr>
+        <w:pBdr>
+          <w:top w:val="single" w:sz="4" w:space="1" w:color="auto"/>
+          <w:left w:val="single" w:sz="4" w:space="4" w:color="auto"/>
+          <w:bottom w:val="single" w:sz="4" w:space="1" w:color="auto"/>
+          <w:right w:val="single" w:sz="4" w:space="4" w:color="auto"/>
+        </w:pBdr>
+        <w:shd w:val="clear" w:color="auto" w:fill="F2F2F2" w:themeFill="background1" w:themeFillShade="F2"/>
+        <w:spacing w:after="0" w:line="480" w:lineRule="auto"/>
+        <w:rPr>
+          <w:rFonts w:ascii="Georgia Pro" w:eastAsia="Georgia Pro" w:hAnsi="Georgia Pro" w:cs="Georgia Pro"/>
+          <w:color w:val="000000" w:themeColor="text1"/>
+        </w:rPr>
+      </w:pPr>
+      <w:r>
+        <w:rPr>
+          <w:rFonts w:ascii="Georgia Pro" w:eastAsia="Georgia Pro" w:hAnsi="Georgia Pro" w:cs="Georgia Pro"/>
+          <w:color w:val="000000" w:themeColor="text1"/>
+        </w:rPr>
+        <w:t>SELECT * FROM Students;</w:t>
+      </w:r>
+    </w:p>
+    <w:p>
+      <w:pPr>
+        <w:pBdr>
+          <w:top w:val="single" w:sz="4" w:space="1" w:color="auto"/>
+          <w:left w:val="single" w:sz="4" w:space="4" w:color="auto"/>
+          <w:bottom w:val="single" w:sz="4" w:space="1" w:color="auto"/>
+          <w:right w:val="single" w:sz="4" w:space="4" w:color="auto"/>
+        </w:pBdr>
+        <w:shd w:val="clear" w:color="auto" w:fill="F2F2F2" w:themeFill="background1" w:themeFillShade="F2"/>
+        <w:spacing w:after="0" w:line="480" w:lineRule="auto"/>
+        <w:rPr>
+          <w:rFonts w:ascii="Georgia Pro" w:eastAsia="Georgia Pro" w:hAnsi="Georgia Pro" w:cs="Georgia Pro"/>
+          <w:color w:val="000000" w:themeColor="text1"/>
+        </w:rPr>
+      </w:pPr>
+    </w:p>
+    <w:p>
+      <w:pPr>
+        <w:pBdr>
+          <w:top w:val="single" w:sz="4" w:space="1" w:color="auto"/>
+          <w:left w:val="single" w:sz="4" w:space="4" w:color="auto"/>
+          <w:bottom w:val="single" w:sz="4" w:space="1" w:color="auto"/>
+          <w:right w:val="single" w:sz="4" w:space="4" w:color="auto"/>
+        </w:pBdr>
+        <w:shd w:val="clear" w:color="auto" w:fill="F2F2F2" w:themeFill="background1" w:themeFillShade="F2"/>
+        <w:spacing w:after="0" w:line="480" w:lineRule="auto"/>
+        <w:rPr>
+          <w:rFonts w:ascii="Georgia Pro" w:eastAsia="Georgia Pro" w:hAnsi="Georgia Pro" w:cs="Georgia Pro"/>
+          <w:color w:val="000000" w:themeColor="text1"/>
+        </w:rPr>
+      </w:pPr>
+      <w:r>
+        <w:rPr>
+          <w:rFonts w:ascii="Georgia Pro" w:eastAsia="Georgia Pro" w:hAnsi="Georgia Pro" w:cs="Georgia Pro"/>
+          <w:color w:val="000000" w:themeColor="text1"/>
+        </w:rPr>
+        <w:t>GO</w:t>
+      </w:r>
+    </w:p>
+    <w:p>
+      <w:pPr>
+        <w:spacing w:after="0" w:line="480" w:lineRule="auto"/>
+        <w:rPr>
+          <w:rFonts w:ascii="Georgia Pro" w:eastAsia="Georgia Pro" w:hAnsi="Georgia Pro" w:cs="Georgia Pro"/>
+          <w:color w:val="000000" w:themeColor="text1"/>
+        </w:rPr>
+      </w:pPr>
+      <w:r>
+        <w:rPr>
+          <w:rFonts w:ascii="Georgia Pro" w:eastAsia="Georgia Pro" w:hAnsi="Georgia Pro" w:cs="Georgia Pro"/>
+          <w:color w:val="000000" w:themeColor="text1"/>
+        </w:rPr>
+        <w:t>Exit:</w:t>
+      </w:r>
+    </w:p>
+    <w:p>
+      <w:pPr>
+        <w:spacing w:after="0" w:line="480" w:lineRule="auto"/>
+        <w:rPr>
+          <w:rFonts w:ascii="Georgia Pro" w:eastAsia="Georgia Pro" w:hAnsi="Georgia Pro" w:cs="Georgia Pro"/>
+          <w:color w:val="000000" w:themeColor="text1"/>
+        </w:rPr>
+      </w:pPr>
+      <w:r>
+        <w:rPr>
+          <w:rFonts w:ascii="Georgia Pro" w:eastAsia="Georgia Pro" w:hAnsi="Georgia Pro" w:cs="Georgia Pro"/>
+          <w:color w:val="000000" w:themeColor="text1"/>
+        </w:rPr>
+        <w:t>EXIT</w:t>
+      </w:r>
+    </w:p>
+    <w:p>
+      <w:pPr>
+        <w:spacing w:after="0" w:line="480" w:lineRule="auto"/>
+        <w:rPr>
+          <w:rFonts w:ascii="Georgia Pro" w:eastAsia="Georgia Pro" w:hAnsi="Georgia Pro" w:cs="Georgia Pro"/>
+          <w:color w:val="000000" w:themeColor="text1"/>
+        </w:rPr>
+      </w:pPr>
+      <w:r>
+        <w:rPr>
+          <w:rFonts w:ascii="Georgia Pro" w:eastAsia="Georgia Pro" w:hAnsi="Georgia Pro" w:cs="Georgia Pro"/>
+          <w:color w:val="000000" w:themeColor="text1"/>
+        </w:rPr>
+        <w:pict w14:anchorId="032AEAD9">
+          <v:rect id="_x0000_i1036" style="width:0;height:1.5pt" o:hrstd="t" o:hr="t" fillcolor="#a0a0a0" stroked="f"/>
+        </w:pict>
+      </w:r>
+    </w:p>
+    <w:p>
+      <w:pPr>
+        <w:rPr>
+          <w:rFonts w:ascii="Georgia Pro" w:eastAsia="Georgia Pro" w:hAnsi="Georgia Pro" w:cs="Georgia Pro"/>
+          <w:b/>
+          <w:bCs/>
+          <w:color w:val="000000" w:themeColor="text1"/>
+        </w:rPr>
+      </w:pPr>
+      <w:r>
+        <w:rPr>
+          <w:rFonts w:ascii="Georgia Pro" w:eastAsia="Georgia Pro" w:hAnsi="Georgia Pro" w:cs="Georgia Pro"/>
+          <w:b/>
+          <w:bCs/>
+          <w:color w:val="000000" w:themeColor="text1"/>
+        </w:rPr>
+        <w:br w:type="page"/>
+      </w:r>
+    </w:p>
+    <w:p>
+      <w:pPr>
+        <w:spacing w:after="0" w:line="480" w:lineRule="auto"/>
+        <w:rPr>
+          <w:rFonts w:ascii="Georgia Pro" w:eastAsia="Georgia Pro" w:hAnsi="Georgia Pro" w:cs="Georgia Pro"/>
+          <w:b/>
+          <w:bCs/>
+          <w:color w:val="000000" w:themeColor="text1"/>
+        </w:rPr>
+      </w:pPr>
+      <w:r>
+        <w:rPr>
+          <w:rFonts w:ascii="Georgia Pro" w:eastAsia="Georgia Pro" w:hAnsi="Georgia Pro" w:cs="Georgia Pro"/>
+          <w:b/>
+          <w:bCs/>
+          <w:color w:val="000000" w:themeColor="text1"/>
+        </w:rPr>
+        <w:lastRenderedPageBreak/>
+        <w:t>Cleanup Resources</w:t>
+      </w:r>
+    </w:p>
+    <w:p>
+      <w:pPr>
+        <w:spacing w:after="0" w:line="480" w:lineRule="auto"/>
+        <w:rPr>
+          <w:rFonts w:ascii="Georgia Pro" w:eastAsia="Georgia Pro" w:hAnsi="Georgia Pro" w:cs="Georgia Pro"/>
+          <w:color w:val="000000" w:themeColor="text1"/>
+        </w:rPr>
+      </w:pPr>
+      <w:r>
+        <w:rPr>
+          <w:rFonts w:ascii="Georgia Pro" w:eastAsia="Georgia Pro" w:hAnsi="Georgia Pro" w:cs="Georgia Pro"/>
+          <w:color w:val="000000" w:themeColor="text1"/>
+        </w:rPr>
+        <w:t>After completing the lab:</w:t>
+      </w:r>
+    </w:p>
+    <w:p>
+      <w:pPr>
+        <w:pBdr>
+          <w:top w:val="single" w:sz="4" w:space="1" w:color="auto"/>
+          <w:left w:val="single" w:sz="4" w:space="4" w:color="auto"/>
+          <w:bottom w:val="single" w:sz="4" w:space="1" w:color="auto"/>
+          <w:right w:val="single" w:sz="4" w:space="4" w:color="auto"/>
+        </w:pBdr>
+        <w:shd w:val="clear" w:color="auto" w:fill="F2F2F2" w:themeFill="background1" w:themeFillShade="F2"/>
+        <w:spacing w:after="0" w:line="480" w:lineRule="auto"/>
+        <w:rPr>
+          <w:rFonts w:ascii="Georgia Pro" w:eastAsia="Georgia Pro" w:hAnsi="Georgia Pro" w:cs="Georgia Pro"/>
+          <w:color w:val="000000" w:themeColor="text1"/>
+        </w:rPr>
+      </w:pPr>
+      <w:proofErr w:type="spellStart"/>
+      <w:r>
+        <w:rPr>
+          <w:rFonts w:ascii="Georgia Pro" w:eastAsia="Georgia Pro" w:hAnsi="Georgia Pro" w:cs="Georgia Pro"/>
+          <w:color w:val="000000" w:themeColor="text1"/>
+        </w:rPr>
+        <w:t>az</w:t>
+      </w:r>
+      <w:proofErr w:type="spellEnd"/>
+      <w:r>
+        <w:rPr>
+          <w:rFonts w:ascii="Georgia Pro" w:eastAsia="Georgia Pro" w:hAnsi="Georgia Pro" w:cs="Georgia Pro"/>
+          <w:color w:val="000000" w:themeColor="text1"/>
+        </w:rPr>
+        <w:t xml:space="preserve"> group delete \</w:t>
       </w:r>
       <w:r>
         <w:rPr>
@@ -2142,8 +3235,17 @@
           <w:rFonts w:ascii="Georgia Pro" w:eastAsia="Georgia Pro" w:hAnsi="Georgia Pro" w:cs="Georgia Pro"/>
           <w:color w:val="000000" w:themeColor="text1"/>
         </w:rPr>
-        <w:t>Connected using sqlcmd</w:t>
-      </w:r>
+        <w:t xml:space="preserve">Connected using </w:t>
+      </w:r>
+      <w:proofErr w:type="spellStart"/>
+      <w:r>
+        <w:rPr>
+          <w:rFonts w:ascii="Georgia Pro" w:eastAsia="Georgia Pro" w:hAnsi="Georgia Pro" w:cs="Georgia Pro"/>
+          <w:color w:val="000000" w:themeColor="text1"/>
+        </w:rPr>
+        <w:t>sqlcmd</w:t>
+      </w:r>
+      <w:proofErr w:type="spellEnd"/>
     </w:p>
     <w:p>
       <w:pPr>

--- a/DAY-6/Lab Exercise - Create a Database in Azure Using Cloud Shell.docx
+++ b/DAY-6/Lab Exercise - Create a Database in Azure Using Cloud Shell.docx
@@ -173,21 +173,12 @@
           <w:color w:val="000000" w:themeColor="text1"/>
         </w:rPr>
       </w:pPr>
-      <w:proofErr w:type="gramStart"/>
-      <w:r>
-        <w:rPr>
-          <w:rFonts w:ascii="Georgia Pro" w:eastAsia="Georgia Pro" w:hAnsi="Georgia Pro" w:cs="Georgia Pro"/>
-          <w:color w:val="000000" w:themeColor="text1"/>
-        </w:rPr>
-        <w:t>Create</w:t>
-      </w:r>
-      <w:proofErr w:type="gramEnd"/>
-      <w:r>
-        <w:rPr>
-          <w:rFonts w:ascii="Georgia Pro" w:eastAsia="Georgia Pro" w:hAnsi="Georgia Pro" w:cs="Georgia Pro"/>
-          <w:color w:val="000000" w:themeColor="text1"/>
-        </w:rPr>
-        <w:t xml:space="preserve"> a Resource Group</w:t>
+      <w:r>
+        <w:rPr>
+          <w:rFonts w:ascii="Georgia Pro" w:eastAsia="Georgia Pro" w:hAnsi="Georgia Pro" w:cs="Georgia Pro"/>
+          <w:color w:val="000000" w:themeColor="text1"/>
+        </w:rPr>
+        <w:t>Create a Resource Group</w:t>
       </w:r>
     </w:p>
     <w:p>
@@ -454,39 +445,7 @@
           <w:rFonts w:ascii="Georgia Pro" w:eastAsia="Georgia Pro" w:hAnsi="Georgia Pro" w:cs="Georgia Pro"/>
           <w:color w:val="000000" w:themeColor="text1"/>
         </w:rPr>
-        <w:t>RESOURCE_GROUP=</w:t>
-      </w:r>
-      <w:proofErr w:type="spellStart"/>
-      <w:r>
-        <w:rPr>
-          <w:rFonts w:ascii="Georgia Pro" w:eastAsia="Georgia Pro" w:hAnsi="Georgia Pro" w:cs="Georgia Pro"/>
-          <w:color w:val="000000" w:themeColor="text1"/>
-        </w:rPr>
-        <w:t>rg</w:t>
-      </w:r>
-      <w:proofErr w:type="spellEnd"/>
-      <w:r>
-        <w:rPr>
-          <w:rFonts w:ascii="Georgia Pro" w:eastAsia="Georgia Pro" w:hAnsi="Georgia Pro" w:cs="Georgia Pro"/>
-          <w:color w:val="000000" w:themeColor="text1"/>
-        </w:rPr>
-        <w:t>-</w:t>
-      </w:r>
-      <w:proofErr w:type="spellStart"/>
-      <w:r>
-        <w:rPr>
-          <w:rFonts w:ascii="Georgia Pro" w:eastAsia="Georgia Pro" w:hAnsi="Georgia Pro" w:cs="Georgia Pro"/>
-          <w:color w:val="000000" w:themeColor="text1"/>
-        </w:rPr>
-        <w:t>db</w:t>
-      </w:r>
-      <w:proofErr w:type="spellEnd"/>
-      <w:r>
-        <w:rPr>
-          <w:rFonts w:ascii="Georgia Pro" w:eastAsia="Georgia Pro" w:hAnsi="Georgia Pro" w:cs="Georgia Pro"/>
-          <w:color w:val="000000" w:themeColor="text1"/>
-        </w:rPr>
-        <w:t>-lab</w:t>
+        <w:t>RESOURCE_GROUP=rg-db-lab</w:t>
       </w:r>
       <w:r>
         <w:rPr>
@@ -494,68 +453,32 @@
           <w:color w:val="000000" w:themeColor="text1"/>
         </w:rPr>
         <w:br/>
-        <w:t>LOCATION=</w:t>
-      </w:r>
-      <w:proofErr w:type="spellStart"/>
-      <w:r>
-        <w:rPr>
-          <w:rFonts w:ascii="Georgia Pro" w:eastAsia="Georgia Pro" w:hAnsi="Georgia Pro" w:cs="Georgia Pro"/>
-          <w:color w:val="000000" w:themeColor="text1"/>
-        </w:rPr>
-        <w:t>eastus</w:t>
-      </w:r>
-      <w:proofErr w:type="spellEnd"/>
+        <w:t>LOCATION=eastus</w:t>
+      </w:r>
       <w:r>
         <w:rPr>
           <w:rFonts w:ascii="Georgia Pro" w:eastAsia="Georgia Pro" w:hAnsi="Georgia Pro" w:cs="Georgia Pro"/>
           <w:color w:val="000000" w:themeColor="text1"/>
         </w:rPr>
         <w:br/>
-        <w:t>SQL_SERVER=</w:t>
-      </w:r>
-      <w:proofErr w:type="spellStart"/>
-      <w:r>
-        <w:rPr>
-          <w:rFonts w:ascii="Georgia Pro" w:eastAsia="Georgia Pro" w:hAnsi="Georgia Pro" w:cs="Georgia Pro"/>
-          <w:color w:val="000000" w:themeColor="text1"/>
-        </w:rPr>
-        <w:t>sqlserverlab$RANDOM</w:t>
-      </w:r>
-      <w:proofErr w:type="spellEnd"/>
+        <w:t>SQL_SERVER=sqlserverlab$RANDOM</w:t>
+      </w:r>
       <w:r>
         <w:rPr>
           <w:rFonts w:ascii="Georgia Pro" w:eastAsia="Georgia Pro" w:hAnsi="Georgia Pro" w:cs="Georgia Pro"/>
           <w:color w:val="000000" w:themeColor="text1"/>
         </w:rPr>
         <w:br/>
-        <w:t>SQL_DB=</w:t>
-      </w:r>
-      <w:proofErr w:type="spellStart"/>
-      <w:r>
-        <w:rPr>
-          <w:rFonts w:ascii="Georgia Pro" w:eastAsia="Georgia Pro" w:hAnsi="Georgia Pro" w:cs="Georgia Pro"/>
-          <w:color w:val="000000" w:themeColor="text1"/>
-        </w:rPr>
-        <w:t>sqldblab</w:t>
-      </w:r>
-      <w:proofErr w:type="spellEnd"/>
+        <w:t>SQL_DB=sqldblab</w:t>
+      </w:r>
       <w:r>
         <w:rPr>
           <w:rFonts w:ascii="Georgia Pro" w:eastAsia="Georgia Pro" w:hAnsi="Georgia Pro" w:cs="Georgia Pro"/>
           <w:color w:val="000000" w:themeColor="text1"/>
         </w:rPr>
         <w:br/>
-        <w:t>ADMIN_USER=</w:t>
-      </w:r>
-      <w:proofErr w:type="spellStart"/>
-      <w:r>
-        <w:rPr>
-          <w:rFonts w:ascii="Georgia Pro" w:eastAsia="Georgia Pro" w:hAnsi="Georgia Pro" w:cs="Georgia Pro"/>
-          <w:color w:val="000000" w:themeColor="text1"/>
-        </w:rPr>
-        <w:t>sqladminuser</w:t>
-      </w:r>
-      <w:proofErr w:type="spellEnd"/>
+        <w:t>ADMIN_USER=sqladminuser</w:t>
+      </w:r>
       <w:r>
         <w:rPr>
           <w:rFonts w:ascii="Georgia Pro" w:eastAsia="Georgia Pro" w:hAnsi="Georgia Pro" w:cs="Georgia Pro"/>
@@ -635,21 +558,12 @@
           <w:color w:val="000000" w:themeColor="text1"/>
         </w:rPr>
       </w:pPr>
-      <w:proofErr w:type="spellStart"/>
-      <w:r>
-        <w:rPr>
-          <w:rFonts w:ascii="Georgia Pro" w:eastAsia="Georgia Pro" w:hAnsi="Georgia Pro" w:cs="Georgia Pro"/>
-          <w:color w:val="000000" w:themeColor="text1"/>
-        </w:rPr>
-        <w:t>az</w:t>
-      </w:r>
-      <w:proofErr w:type="spellEnd"/>
-      <w:r>
-        <w:rPr>
-          <w:rFonts w:ascii="Georgia Pro" w:eastAsia="Georgia Pro" w:hAnsi="Georgia Pro" w:cs="Georgia Pro"/>
-          <w:color w:val="000000" w:themeColor="text1"/>
-        </w:rPr>
-        <w:t xml:space="preserve"> group create \</w:t>
+      <w:r>
+        <w:rPr>
+          <w:rFonts w:ascii="Georgia Pro" w:eastAsia="Georgia Pro" w:hAnsi="Georgia Pro" w:cs="Georgia Pro"/>
+          <w:color w:val="000000" w:themeColor="text1"/>
+        </w:rPr>
+        <w:t>az group create \</w:t>
       </w:r>
       <w:r>
         <w:rPr>
@@ -721,37 +635,12 @@
           <w:color w:val="000000" w:themeColor="text1"/>
         </w:rPr>
       </w:pPr>
-      <w:proofErr w:type="spellStart"/>
-      <w:r>
-        <w:rPr>
-          <w:rFonts w:ascii="Georgia Pro" w:eastAsia="Georgia Pro" w:hAnsi="Georgia Pro" w:cs="Georgia Pro"/>
-          <w:color w:val="000000" w:themeColor="text1"/>
-        </w:rPr>
-        <w:t>az</w:t>
-      </w:r>
-      <w:proofErr w:type="spellEnd"/>
-      <w:r>
-        <w:rPr>
-          <w:rFonts w:ascii="Georgia Pro" w:eastAsia="Georgia Pro" w:hAnsi="Georgia Pro" w:cs="Georgia Pro"/>
-          <w:color w:val="000000" w:themeColor="text1"/>
-        </w:rPr>
-        <w:t xml:space="preserve"> </w:t>
-      </w:r>
-      <w:proofErr w:type="spellStart"/>
-      <w:r>
-        <w:rPr>
-          <w:rFonts w:ascii="Georgia Pro" w:eastAsia="Georgia Pro" w:hAnsi="Georgia Pro" w:cs="Georgia Pro"/>
-          <w:color w:val="000000" w:themeColor="text1"/>
-        </w:rPr>
-        <w:t>sql</w:t>
-      </w:r>
-      <w:proofErr w:type="spellEnd"/>
-      <w:r>
-        <w:rPr>
-          <w:rFonts w:ascii="Georgia Pro" w:eastAsia="Georgia Pro" w:hAnsi="Georgia Pro" w:cs="Georgia Pro"/>
-          <w:color w:val="000000" w:themeColor="text1"/>
-        </w:rPr>
-        <w:t xml:space="preserve"> server create \</w:t>
+      <w:r>
+        <w:rPr>
+          <w:rFonts w:ascii="Georgia Pro" w:eastAsia="Georgia Pro" w:hAnsi="Georgia Pro" w:cs="Georgia Pro"/>
+          <w:color w:val="000000" w:themeColor="text1"/>
+        </w:rPr>
+        <w:t>az sql server create \</w:t>
       </w:r>
       <w:r>
         <w:rPr>
@@ -847,37 +736,12 @@
           <w:color w:val="000000" w:themeColor="text1"/>
         </w:rPr>
       </w:pPr>
-      <w:proofErr w:type="spellStart"/>
-      <w:r>
-        <w:rPr>
-          <w:rFonts w:ascii="Georgia Pro" w:eastAsia="Georgia Pro" w:hAnsi="Georgia Pro" w:cs="Georgia Pro"/>
-          <w:color w:val="000000" w:themeColor="text1"/>
-        </w:rPr>
-        <w:t>az</w:t>
-      </w:r>
-      <w:proofErr w:type="spellEnd"/>
-      <w:r>
-        <w:rPr>
-          <w:rFonts w:ascii="Georgia Pro" w:eastAsia="Georgia Pro" w:hAnsi="Georgia Pro" w:cs="Georgia Pro"/>
-          <w:color w:val="000000" w:themeColor="text1"/>
-        </w:rPr>
-        <w:t xml:space="preserve"> </w:t>
-      </w:r>
-      <w:proofErr w:type="spellStart"/>
-      <w:r>
-        <w:rPr>
-          <w:rFonts w:ascii="Georgia Pro" w:eastAsia="Georgia Pro" w:hAnsi="Georgia Pro" w:cs="Georgia Pro"/>
-          <w:color w:val="000000" w:themeColor="text1"/>
-        </w:rPr>
-        <w:t>sql</w:t>
-      </w:r>
-      <w:proofErr w:type="spellEnd"/>
-      <w:r>
-        <w:rPr>
-          <w:rFonts w:ascii="Georgia Pro" w:eastAsia="Georgia Pro" w:hAnsi="Georgia Pro" w:cs="Georgia Pro"/>
-          <w:color w:val="000000" w:themeColor="text1"/>
-        </w:rPr>
-        <w:t xml:space="preserve"> server firewall-rule create \</w:t>
+      <w:r>
+        <w:rPr>
+          <w:rFonts w:ascii="Georgia Pro" w:eastAsia="Georgia Pro" w:hAnsi="Georgia Pro" w:cs="Georgia Pro"/>
+          <w:color w:val="000000" w:themeColor="text1"/>
+        </w:rPr>
+        <w:t>az sql server firewall-rule create \</w:t>
       </w:r>
       <w:r>
         <w:rPr>
@@ -901,23 +765,7 @@
           <w:color w:val="000000" w:themeColor="text1"/>
         </w:rPr>
         <w:br/>
-        <w:t xml:space="preserve">  --name </w:t>
-      </w:r>
-      <w:proofErr w:type="spellStart"/>
-      <w:r>
-        <w:rPr>
-          <w:rFonts w:ascii="Georgia Pro" w:eastAsia="Georgia Pro" w:hAnsi="Georgia Pro" w:cs="Georgia Pro"/>
-          <w:color w:val="000000" w:themeColor="text1"/>
-        </w:rPr>
-        <w:t>AllowAzureServices</w:t>
-      </w:r>
-      <w:proofErr w:type="spellEnd"/>
-      <w:r>
-        <w:rPr>
-          <w:rFonts w:ascii="Georgia Pro" w:eastAsia="Georgia Pro" w:hAnsi="Georgia Pro" w:cs="Georgia Pro"/>
-          <w:color w:val="000000" w:themeColor="text1"/>
-        </w:rPr>
-        <w:t xml:space="preserve"> \</w:t>
+        <w:t xml:space="preserve">  --name AllowAzureServices \</w:t>
       </w:r>
       <w:r>
         <w:rPr>
@@ -925,23 +773,7 @@
           <w:color w:val="000000" w:themeColor="text1"/>
         </w:rPr>
         <w:br/>
-        <w:t xml:space="preserve">  --start-</w:t>
-      </w:r>
-      <w:proofErr w:type="spellStart"/>
-      <w:r>
-        <w:rPr>
-          <w:rFonts w:ascii="Georgia Pro" w:eastAsia="Georgia Pro" w:hAnsi="Georgia Pro" w:cs="Georgia Pro"/>
-          <w:color w:val="000000" w:themeColor="text1"/>
-        </w:rPr>
-        <w:t>ip</w:t>
-      </w:r>
-      <w:proofErr w:type="spellEnd"/>
-      <w:r>
-        <w:rPr>
-          <w:rFonts w:ascii="Georgia Pro" w:eastAsia="Georgia Pro" w:hAnsi="Georgia Pro" w:cs="Georgia Pro"/>
-          <w:color w:val="000000" w:themeColor="text1"/>
-        </w:rPr>
-        <w:t>-address 0.0.0.0 \</w:t>
+        <w:t xml:space="preserve">  --start-ip-address 0.0.0.0 \</w:t>
       </w:r>
       <w:r>
         <w:rPr>
@@ -949,23 +781,7 @@
           <w:color w:val="000000" w:themeColor="text1"/>
         </w:rPr>
         <w:br/>
-        <w:t xml:space="preserve">  --end-</w:t>
-      </w:r>
-      <w:proofErr w:type="spellStart"/>
-      <w:r>
-        <w:rPr>
-          <w:rFonts w:ascii="Georgia Pro" w:eastAsia="Georgia Pro" w:hAnsi="Georgia Pro" w:cs="Georgia Pro"/>
-          <w:color w:val="000000" w:themeColor="text1"/>
-        </w:rPr>
-        <w:t>ip</w:t>
-      </w:r>
-      <w:proofErr w:type="spellEnd"/>
-      <w:r>
-        <w:rPr>
-          <w:rFonts w:ascii="Georgia Pro" w:eastAsia="Georgia Pro" w:hAnsi="Georgia Pro" w:cs="Georgia Pro"/>
-          <w:color w:val="000000" w:themeColor="text1"/>
-        </w:rPr>
-        <w:t>-address 0.0.0.0</w:t>
+        <w:t xml:space="preserve">  --end-ip-address 0.0.0.0</w:t>
       </w:r>
     </w:p>
     <w:p>
@@ -1041,53 +857,12 @@
           <w:color w:val="000000" w:themeColor="text1"/>
         </w:rPr>
       </w:pPr>
-      <w:proofErr w:type="spellStart"/>
-      <w:r>
-        <w:rPr>
-          <w:rFonts w:ascii="Georgia Pro" w:eastAsia="Georgia Pro" w:hAnsi="Georgia Pro" w:cs="Georgia Pro"/>
-          <w:color w:val="000000" w:themeColor="text1"/>
-        </w:rPr>
-        <w:t>az</w:t>
-      </w:r>
-      <w:proofErr w:type="spellEnd"/>
-      <w:r>
-        <w:rPr>
-          <w:rFonts w:ascii="Georgia Pro" w:eastAsia="Georgia Pro" w:hAnsi="Georgia Pro" w:cs="Georgia Pro"/>
-          <w:color w:val="000000" w:themeColor="text1"/>
-        </w:rPr>
-        <w:t xml:space="preserve"> </w:t>
-      </w:r>
-      <w:proofErr w:type="spellStart"/>
-      <w:r>
-        <w:rPr>
-          <w:rFonts w:ascii="Georgia Pro" w:eastAsia="Georgia Pro" w:hAnsi="Georgia Pro" w:cs="Georgia Pro"/>
-          <w:color w:val="000000" w:themeColor="text1"/>
-        </w:rPr>
-        <w:t>sql</w:t>
-      </w:r>
-      <w:proofErr w:type="spellEnd"/>
-      <w:r>
-        <w:rPr>
-          <w:rFonts w:ascii="Georgia Pro" w:eastAsia="Georgia Pro" w:hAnsi="Georgia Pro" w:cs="Georgia Pro"/>
-          <w:color w:val="000000" w:themeColor="text1"/>
-        </w:rPr>
-        <w:t xml:space="preserve"> </w:t>
-      </w:r>
-      <w:proofErr w:type="spellStart"/>
-      <w:r>
-        <w:rPr>
-          <w:rFonts w:ascii="Georgia Pro" w:eastAsia="Georgia Pro" w:hAnsi="Georgia Pro" w:cs="Georgia Pro"/>
-          <w:color w:val="000000" w:themeColor="text1"/>
-        </w:rPr>
-        <w:t>db</w:t>
-      </w:r>
-      <w:proofErr w:type="spellEnd"/>
-      <w:r>
-        <w:rPr>
-          <w:rFonts w:ascii="Georgia Pro" w:eastAsia="Georgia Pro" w:hAnsi="Georgia Pro" w:cs="Georgia Pro"/>
-          <w:color w:val="000000" w:themeColor="text1"/>
-        </w:rPr>
-        <w:t xml:space="preserve"> create \</w:t>
+      <w:r>
+        <w:rPr>
+          <w:rFonts w:ascii="Georgia Pro" w:eastAsia="Georgia Pro" w:hAnsi="Georgia Pro" w:cs="Georgia Pro"/>
+          <w:color w:val="000000" w:themeColor="text1"/>
+        </w:rPr>
+        <w:t>az sql db create \</w:t>
       </w:r>
       <w:r>
         <w:rPr>
@@ -1175,37 +950,12 @@
           <w:color w:val="000000" w:themeColor="text1"/>
         </w:rPr>
       </w:pPr>
-      <w:proofErr w:type="spellStart"/>
-      <w:r>
-        <w:rPr>
-          <w:rFonts w:ascii="Georgia Pro" w:eastAsia="Georgia Pro" w:hAnsi="Georgia Pro" w:cs="Georgia Pro"/>
-          <w:color w:val="000000" w:themeColor="text1"/>
-        </w:rPr>
-        <w:t>az</w:t>
-      </w:r>
-      <w:proofErr w:type="spellEnd"/>
-      <w:r>
-        <w:rPr>
-          <w:rFonts w:ascii="Georgia Pro" w:eastAsia="Georgia Pro" w:hAnsi="Georgia Pro" w:cs="Georgia Pro"/>
-          <w:color w:val="000000" w:themeColor="text1"/>
-        </w:rPr>
-        <w:t xml:space="preserve"> </w:t>
-      </w:r>
-      <w:proofErr w:type="spellStart"/>
-      <w:r>
-        <w:rPr>
-          <w:rFonts w:ascii="Georgia Pro" w:eastAsia="Georgia Pro" w:hAnsi="Georgia Pro" w:cs="Georgia Pro"/>
-          <w:color w:val="000000" w:themeColor="text1"/>
-        </w:rPr>
-        <w:t>sql</w:t>
-      </w:r>
-      <w:proofErr w:type="spellEnd"/>
-      <w:r>
-        <w:rPr>
-          <w:rFonts w:ascii="Georgia Pro" w:eastAsia="Georgia Pro" w:hAnsi="Georgia Pro" w:cs="Georgia Pro"/>
-          <w:color w:val="000000" w:themeColor="text1"/>
-        </w:rPr>
-        <w:t xml:space="preserve"> server show \</w:t>
+      <w:r>
+        <w:rPr>
+          <w:rFonts w:ascii="Georgia Pro" w:eastAsia="Georgia Pro" w:hAnsi="Georgia Pro" w:cs="Georgia Pro"/>
+          <w:color w:val="000000" w:themeColor="text1"/>
+        </w:rPr>
+        <w:t>az sql server show \</w:t>
       </w:r>
       <w:r>
         <w:rPr>
@@ -1229,23 +979,7 @@
           <w:color w:val="000000" w:themeColor="text1"/>
         </w:rPr>
         <w:br/>
-        <w:t xml:space="preserve">  --query </w:t>
-      </w:r>
-      <w:proofErr w:type="spellStart"/>
-      <w:r>
-        <w:rPr>
-          <w:rFonts w:ascii="Georgia Pro" w:eastAsia="Georgia Pro" w:hAnsi="Georgia Pro" w:cs="Georgia Pro"/>
-          <w:color w:val="000000" w:themeColor="text1"/>
-        </w:rPr>
-        <w:t>fullyQualifiedDomainName</w:t>
-      </w:r>
-      <w:proofErr w:type="spellEnd"/>
-      <w:r>
-        <w:rPr>
-          <w:rFonts w:ascii="Georgia Pro" w:eastAsia="Georgia Pro" w:hAnsi="Georgia Pro" w:cs="Georgia Pro"/>
-          <w:color w:val="000000" w:themeColor="text1"/>
-        </w:rPr>
-        <w:t xml:space="preserve"> \</w:t>
+        <w:t xml:space="preserve">  --query fullyQualifiedDomainName \</w:t>
       </w:r>
       <w:r>
         <w:rPr>
@@ -1253,17 +987,8 @@
           <w:color w:val="000000" w:themeColor="text1"/>
         </w:rPr>
         <w:br/>
-        <w:t xml:space="preserve">  --output </w:t>
-      </w:r>
-      <w:proofErr w:type="spellStart"/>
-      <w:r>
-        <w:rPr>
-          <w:rFonts w:ascii="Georgia Pro" w:eastAsia="Georgia Pro" w:hAnsi="Georgia Pro" w:cs="Georgia Pro"/>
-          <w:color w:val="000000" w:themeColor="text1"/>
-        </w:rPr>
-        <w:t>tsv</w:t>
-      </w:r>
-      <w:proofErr w:type="spellEnd"/>
+        <w:t xml:space="preserve">  --output tsv</w:t>
+      </w:r>
     </w:p>
     <w:p>
       <w:pPr>
@@ -1379,7 +1104,6 @@
         </w:rPr>
         <w:t xml:space="preserve">Create VM and Insall </w:t>
       </w:r>
-      <w:proofErr w:type="gramStart"/>
       <w:r>
         <w:rPr>
           <w:rFonts w:ascii="Georgia Pro" w:eastAsia="Georgia Pro" w:hAnsi="Georgia Pro" w:cs="Georgia Pro"/>
@@ -1396,17 +1120,7 @@
           <w:bCs/>
           <w:color w:val="000000" w:themeColor="text1"/>
         </w:rPr>
-        <w:t xml:space="preserve"> and</w:t>
-      </w:r>
-      <w:proofErr w:type="gramEnd"/>
-      <w:r>
-        <w:rPr>
-          <w:rFonts w:ascii="Georgia Pro" w:eastAsia="Georgia Pro" w:hAnsi="Georgia Pro" w:cs="Georgia Pro"/>
-          <w:b/>
-          <w:bCs/>
-          <w:color w:val="000000" w:themeColor="text1"/>
-        </w:rPr>
-        <w:t xml:space="preserve"> </w:t>
+        <w:t xml:space="preserve"> and </w:t>
       </w:r>
       <w:r>
         <w:rPr>
@@ -1432,21 +1146,12 @@
         </w:rPr>
         <w:t xml:space="preserve">Create a VM and Install </w:t>
       </w:r>
-      <w:proofErr w:type="spellStart"/>
-      <w:r>
-        <w:rPr>
-          <w:rFonts w:ascii="Georgia Pro" w:eastAsia="Georgia Pro" w:hAnsi="Georgia Pro" w:cs="Georgia Pro"/>
-          <w:color w:val="000000" w:themeColor="text1"/>
-        </w:rPr>
-        <w:t>mssql</w:t>
-      </w:r>
-      <w:proofErr w:type="spellEnd"/>
-      <w:r>
-        <w:rPr>
-          <w:rFonts w:ascii="Georgia Pro" w:eastAsia="Georgia Pro" w:hAnsi="Georgia Pro" w:cs="Georgia Pro"/>
-          <w:color w:val="000000" w:themeColor="text1"/>
-        </w:rPr>
-        <w:t xml:space="preserve">-tools </w:t>
+      <w:r>
+        <w:rPr>
+          <w:rFonts w:ascii="Georgia Pro" w:eastAsia="Georgia Pro" w:hAnsi="Georgia Pro" w:cs="Georgia Pro"/>
+          <w:color w:val="000000" w:themeColor="text1"/>
+        </w:rPr>
+        <w:t xml:space="preserve">mssql-tools </w:t>
       </w:r>
       <w:r>
         <w:rPr>
@@ -1494,37 +1199,12 @@
           <w:color w:val="000000" w:themeColor="text1"/>
         </w:rPr>
       </w:pPr>
-      <w:proofErr w:type="spellStart"/>
-      <w:r>
-        <w:rPr>
-          <w:rFonts w:ascii="Georgia Pro" w:eastAsia="Georgia Pro" w:hAnsi="Georgia Pro" w:cs="Georgia Pro"/>
-          <w:color w:val="000000" w:themeColor="text1"/>
-        </w:rPr>
-        <w:t>az</w:t>
-      </w:r>
-      <w:proofErr w:type="spellEnd"/>
-      <w:r>
-        <w:rPr>
-          <w:rFonts w:ascii="Georgia Pro" w:eastAsia="Georgia Pro" w:hAnsi="Georgia Pro" w:cs="Georgia Pro"/>
-          <w:color w:val="000000" w:themeColor="text1"/>
-        </w:rPr>
-        <w:t xml:space="preserve"> </w:t>
-      </w:r>
-      <w:proofErr w:type="spellStart"/>
-      <w:r>
-        <w:rPr>
-          <w:rFonts w:ascii="Georgia Pro" w:eastAsia="Georgia Pro" w:hAnsi="Georgia Pro" w:cs="Georgia Pro"/>
-          <w:color w:val="000000" w:themeColor="text1"/>
-        </w:rPr>
-        <w:t>vm</w:t>
-      </w:r>
-      <w:proofErr w:type="spellEnd"/>
-      <w:r>
-        <w:rPr>
-          <w:rFonts w:ascii="Georgia Pro" w:eastAsia="Georgia Pro" w:hAnsi="Georgia Pro" w:cs="Georgia Pro"/>
-          <w:color w:val="000000" w:themeColor="text1"/>
-        </w:rPr>
-        <w:t xml:space="preserve"> create \</w:t>
+      <w:r>
+        <w:rPr>
+          <w:rFonts w:ascii="Georgia Pro" w:eastAsia="Georgia Pro" w:hAnsi="Georgia Pro" w:cs="Georgia Pro"/>
+          <w:color w:val="000000" w:themeColor="text1"/>
+        </w:rPr>
+        <w:t>az vm create \</w:t>
       </w:r>
     </w:p>
     <w:p>
@@ -1554,15 +1234,7 @@
           <w:rFonts w:ascii="Georgia Pro" w:eastAsia="Georgia Pro" w:hAnsi="Georgia Pro" w:cs="Georgia Pro"/>
           <w:color w:val="000000" w:themeColor="text1"/>
         </w:rPr>
-        <w:t>$RESOURCE_</w:t>
-      </w:r>
-      <w:proofErr w:type="gramStart"/>
-      <w:r>
-        <w:rPr>
-          <w:rFonts w:ascii="Georgia Pro" w:eastAsia="Georgia Pro" w:hAnsi="Georgia Pro" w:cs="Georgia Pro"/>
-          <w:color w:val="000000" w:themeColor="text1"/>
-        </w:rPr>
-        <w:t>GROUP</w:t>
+        <w:t>$RESOURCE_GROUP</w:t>
       </w:r>
       <w:r>
         <w:rPr>
@@ -1585,7 +1257,6 @@
         </w:rPr>
         <w:t>\</w:t>
       </w:r>
-      <w:proofErr w:type="gramEnd"/>
     </w:p>
     <w:p>
       <w:pPr>
@@ -1644,23 +1315,7 @@
           <w:rFonts w:ascii="Georgia Pro" w:eastAsia="Georgia Pro" w:hAnsi="Georgia Pro" w:cs="Georgia Pro"/>
           <w:color w:val="000000" w:themeColor="text1"/>
         </w:rPr>
-        <w:t xml:space="preserve">  --image Canonical:0001-com-ubuntu-server-focal:20_04-lts-gen</w:t>
-      </w:r>
-      <w:proofErr w:type="gramStart"/>
-      <w:r>
-        <w:rPr>
-          <w:rFonts w:ascii="Georgia Pro" w:eastAsia="Georgia Pro" w:hAnsi="Georgia Pro" w:cs="Georgia Pro"/>
-          <w:color w:val="000000" w:themeColor="text1"/>
-        </w:rPr>
-        <w:t>2:latest</w:t>
-      </w:r>
-      <w:proofErr w:type="gramEnd"/>
-      <w:r>
-        <w:rPr>
-          <w:rFonts w:ascii="Georgia Pro" w:eastAsia="Georgia Pro" w:hAnsi="Georgia Pro" w:cs="Georgia Pro"/>
-          <w:color w:val="000000" w:themeColor="text1"/>
-        </w:rPr>
-        <w:t xml:space="preserve"> \</w:t>
+        <w:t xml:space="preserve">  --image Canonical:0001-com-ubuntu-server-focal:20_04-lts-gen2:latest \</w:t>
       </w:r>
     </w:p>
     <w:p>
@@ -1706,39 +1361,7 @@
           <w:rFonts w:ascii="Georgia Pro" w:eastAsia="Georgia Pro" w:hAnsi="Georgia Pro" w:cs="Georgia Pro"/>
           <w:color w:val="000000" w:themeColor="text1"/>
         </w:rPr>
-        <w:t xml:space="preserve">  --storage-</w:t>
-      </w:r>
-      <w:proofErr w:type="spellStart"/>
-      <w:r>
-        <w:rPr>
-          <w:rFonts w:ascii="Georgia Pro" w:eastAsia="Georgia Pro" w:hAnsi="Georgia Pro" w:cs="Georgia Pro"/>
-          <w:color w:val="000000" w:themeColor="text1"/>
-        </w:rPr>
-        <w:t>sku</w:t>
-      </w:r>
-      <w:proofErr w:type="spellEnd"/>
-      <w:r>
-        <w:rPr>
-          <w:rFonts w:ascii="Georgia Pro" w:eastAsia="Georgia Pro" w:hAnsi="Georgia Pro" w:cs="Georgia Pro"/>
-          <w:color w:val="000000" w:themeColor="text1"/>
-        </w:rPr>
-        <w:t xml:space="preserve"> </w:t>
-      </w:r>
-      <w:proofErr w:type="spellStart"/>
-      <w:r>
-        <w:rPr>
-          <w:rFonts w:ascii="Georgia Pro" w:eastAsia="Georgia Pro" w:hAnsi="Georgia Pro" w:cs="Georgia Pro"/>
-          <w:color w:val="000000" w:themeColor="text1"/>
-        </w:rPr>
-        <w:t>Standard_LRS</w:t>
-      </w:r>
-      <w:proofErr w:type="spellEnd"/>
-      <w:r>
-        <w:rPr>
-          <w:rFonts w:ascii="Georgia Pro" w:eastAsia="Georgia Pro" w:hAnsi="Georgia Pro" w:cs="Georgia Pro"/>
-          <w:color w:val="000000" w:themeColor="text1"/>
-        </w:rPr>
-        <w:t xml:space="preserve"> \</w:t>
+        <w:t xml:space="preserve">  --storage-sku Standard_LRS \</w:t>
       </w:r>
     </w:p>
     <w:p>
@@ -1763,7 +1386,6 @@
         </w:rPr>
         <w:t xml:space="preserve">  --admin-username </w:t>
       </w:r>
-      <w:proofErr w:type="spellStart"/>
       <w:r>
         <w:rPr>
           <w:rFonts w:ascii="Georgia Pro" w:eastAsia="Georgia Pro" w:hAnsi="Georgia Pro" w:cs="Georgia Pro"/>
@@ -1771,7 +1393,6 @@
         </w:rPr>
         <w:t>azureuser</w:t>
       </w:r>
-      <w:proofErr w:type="spellEnd"/>
       <w:r>
         <w:rPr>
           <w:rFonts w:ascii="Georgia Pro" w:eastAsia="Georgia Pro" w:hAnsi="Georgia Pro" w:cs="Georgia Pro"/>
@@ -1888,32 +1509,7 @@
           <w:rFonts w:ascii="Georgia Pro" w:eastAsia="Georgia Pro" w:hAnsi="Georgia Pro" w:cs="Georgia Pro"/>
           <w:color w:val="000000" w:themeColor="text1"/>
         </w:rPr>
-        <w:t xml:space="preserve">sh </w:t>
-      </w:r>
-      <w:proofErr w:type="spellStart"/>
-      <w:proofErr w:type="gramStart"/>
-      <w:r>
-        <w:rPr>
-          <w:rFonts w:ascii="Georgia Pro" w:eastAsia="Georgia Pro" w:hAnsi="Georgia Pro" w:cs="Georgia Pro"/>
-          <w:color w:val="000000" w:themeColor="text1"/>
-        </w:rPr>
-        <w:t>azureuser</w:t>
-      </w:r>
-      <w:proofErr w:type="spellEnd"/>
-      <w:r>
-        <w:rPr>
-          <w:rFonts w:ascii="Georgia Pro" w:eastAsia="Georgia Pro" w:hAnsi="Georgia Pro" w:cs="Georgia Pro"/>
-          <w:color w:val="000000" w:themeColor="text1"/>
-        </w:rPr>
-        <w:t>@</w:t>
-      </w:r>
-      <w:proofErr w:type="gramEnd"/>
-      <w:r>
-        <w:rPr>
-          <w:rFonts w:ascii="Georgia Pro" w:eastAsia="Georgia Pro" w:hAnsi="Georgia Pro" w:cs="Georgia Pro"/>
-          <w:color w:val="000000" w:themeColor="text1"/>
-        </w:rPr>
-        <w:t>&lt;Public-IP&gt;</w:t>
+        <w:t>sh azureuser@&lt;Public-IP&gt;</w:t>
       </w:r>
     </w:p>
     <w:p>
@@ -1995,21 +1591,12 @@
           <w:color w:val="000000" w:themeColor="text1"/>
         </w:rPr>
       </w:pPr>
-      <w:proofErr w:type="spellStart"/>
-      <w:r>
-        <w:rPr>
-          <w:rFonts w:ascii="Georgia Pro" w:eastAsia="Georgia Pro" w:hAnsi="Georgia Pro" w:cs="Georgia Pro"/>
-          <w:color w:val="000000" w:themeColor="text1"/>
-        </w:rPr>
-        <w:t>sudo</w:t>
-      </w:r>
-      <w:proofErr w:type="spellEnd"/>
-      <w:r>
-        <w:rPr>
-          <w:rFonts w:ascii="Georgia Pro" w:eastAsia="Georgia Pro" w:hAnsi="Georgia Pro" w:cs="Georgia Pro"/>
-          <w:color w:val="000000" w:themeColor="text1"/>
-        </w:rPr>
-        <w:t xml:space="preserve"> apt update</w:t>
+      <w:r>
+        <w:rPr>
+          <w:rFonts w:ascii="Georgia Pro" w:eastAsia="Georgia Pro" w:hAnsi="Georgia Pro" w:cs="Georgia Pro"/>
+          <w:color w:val="000000" w:themeColor="text1"/>
+        </w:rPr>
+        <w:t>sudo apt update</w:t>
       </w:r>
     </w:p>
     <w:p>
@@ -2048,23 +1635,7 @@
           <w:rFonts w:ascii="Georgia Pro" w:eastAsia="Georgia Pro" w:hAnsi="Georgia Pro" w:cs="Georgia Pro"/>
           <w:color w:val="000000" w:themeColor="text1"/>
         </w:rPr>
-        <w:t xml:space="preserve">curl https://packages.microsoft.com/keys/microsoft.asc | </w:t>
-      </w:r>
-      <w:proofErr w:type="spellStart"/>
-      <w:r>
-        <w:rPr>
-          <w:rFonts w:ascii="Georgia Pro" w:eastAsia="Georgia Pro" w:hAnsi="Georgia Pro" w:cs="Georgia Pro"/>
-          <w:color w:val="000000" w:themeColor="text1"/>
-        </w:rPr>
-        <w:t>sudo</w:t>
-      </w:r>
-      <w:proofErr w:type="spellEnd"/>
-      <w:r>
-        <w:rPr>
-          <w:rFonts w:ascii="Georgia Pro" w:eastAsia="Georgia Pro" w:hAnsi="Georgia Pro" w:cs="Georgia Pro"/>
-          <w:color w:val="000000" w:themeColor="text1"/>
-        </w:rPr>
-        <w:t xml:space="preserve"> apt-key add -</w:t>
+        <w:t>curl https://packages.microsoft.com/keys/microsoft.asc | sudo apt-key add -</w:t>
       </w:r>
     </w:p>
     <w:p>
@@ -2103,65 +1674,8 @@
           <w:rFonts w:ascii="Georgia Pro" w:eastAsia="Georgia Pro" w:hAnsi="Georgia Pro" w:cs="Georgia Pro"/>
           <w:color w:val="000000" w:themeColor="text1"/>
         </w:rPr>
-        <w:t xml:space="preserve">curl https://packages.microsoft.com/config/ubuntu/22.04/prod.list | </w:t>
-      </w:r>
-      <w:proofErr w:type="spellStart"/>
-      <w:r>
-        <w:rPr>
-          <w:rFonts w:ascii="Georgia Pro" w:eastAsia="Georgia Pro" w:hAnsi="Georgia Pro" w:cs="Georgia Pro"/>
-          <w:color w:val="000000" w:themeColor="text1"/>
-        </w:rPr>
-        <w:t>sudo</w:t>
-      </w:r>
-      <w:proofErr w:type="spellEnd"/>
-      <w:r>
-        <w:rPr>
-          <w:rFonts w:ascii="Georgia Pro" w:eastAsia="Georgia Pro" w:hAnsi="Georgia Pro" w:cs="Georgia Pro"/>
-          <w:color w:val="000000" w:themeColor="text1"/>
-        </w:rPr>
-        <w:t xml:space="preserve"> tee /</w:t>
-      </w:r>
-      <w:proofErr w:type="spellStart"/>
-      <w:r>
-        <w:rPr>
-          <w:rFonts w:ascii="Georgia Pro" w:eastAsia="Georgia Pro" w:hAnsi="Georgia Pro" w:cs="Georgia Pro"/>
-          <w:color w:val="000000" w:themeColor="text1"/>
-        </w:rPr>
-        <w:t>etc</w:t>
-      </w:r>
-      <w:proofErr w:type="spellEnd"/>
-      <w:r>
-        <w:rPr>
-          <w:rFonts w:ascii="Georgia Pro" w:eastAsia="Georgia Pro" w:hAnsi="Georgia Pro" w:cs="Georgia Pro"/>
-          <w:color w:val="000000" w:themeColor="text1"/>
-        </w:rPr>
-        <w:t>/apt/</w:t>
-      </w:r>
-      <w:proofErr w:type="spellStart"/>
-      <w:r>
-        <w:rPr>
-          <w:rFonts w:ascii="Georgia Pro" w:eastAsia="Georgia Pro" w:hAnsi="Georgia Pro" w:cs="Georgia Pro"/>
-          <w:color w:val="000000" w:themeColor="text1"/>
-        </w:rPr>
-        <w:t>sources.list.d</w:t>
-      </w:r>
-      <w:proofErr w:type="spellEnd"/>
-      <w:r>
-        <w:rPr>
-          <w:rFonts w:ascii="Georgia Pro" w:eastAsia="Georgia Pro" w:hAnsi="Georgia Pro" w:cs="Georgia Pro"/>
-          <w:color w:val="000000" w:themeColor="text1"/>
-        </w:rPr>
-        <w:t>/</w:t>
-      </w:r>
-      <w:proofErr w:type="spellStart"/>
-      <w:r>
-        <w:rPr>
-          <w:rFonts w:ascii="Georgia Pro" w:eastAsia="Georgia Pro" w:hAnsi="Georgia Pro" w:cs="Georgia Pro"/>
-          <w:color w:val="000000" w:themeColor="text1"/>
-        </w:rPr>
-        <w:t>msprod.list</w:t>
-      </w:r>
-      <w:proofErr w:type="spellEnd"/>
+        <w:t>curl https://packages.microsoft.com/config/ubuntu/22.04/prod.list | sudo tee /etc/apt/sources.list.d/msprod.list</w:t>
+      </w:r>
     </w:p>
     <w:p>
       <w:pPr>
@@ -2194,21 +1708,12 @@
           <w:color w:val="000000" w:themeColor="text1"/>
         </w:rPr>
       </w:pPr>
-      <w:proofErr w:type="spellStart"/>
-      <w:r>
-        <w:rPr>
-          <w:rFonts w:ascii="Georgia Pro" w:eastAsia="Georgia Pro" w:hAnsi="Georgia Pro" w:cs="Georgia Pro"/>
-          <w:color w:val="000000" w:themeColor="text1"/>
-        </w:rPr>
-        <w:t>sudo</w:t>
-      </w:r>
-      <w:proofErr w:type="spellEnd"/>
-      <w:r>
-        <w:rPr>
-          <w:rFonts w:ascii="Georgia Pro" w:eastAsia="Georgia Pro" w:hAnsi="Georgia Pro" w:cs="Georgia Pro"/>
-          <w:color w:val="000000" w:themeColor="text1"/>
-        </w:rPr>
-        <w:t xml:space="preserve"> apt update</w:t>
+      <w:r>
+        <w:rPr>
+          <w:rFonts w:ascii="Georgia Pro" w:eastAsia="Georgia Pro" w:hAnsi="Georgia Pro" w:cs="Georgia Pro"/>
+          <w:color w:val="000000" w:themeColor="text1"/>
+        </w:rPr>
+        <w:t>sudo apt update</w:t>
       </w:r>
     </w:p>
     <w:p>
@@ -2242,37 +1747,12 @@
           <w:color w:val="000000" w:themeColor="text1"/>
         </w:rPr>
       </w:pPr>
-      <w:proofErr w:type="spellStart"/>
-      <w:r>
-        <w:rPr>
-          <w:rFonts w:ascii="Georgia Pro" w:eastAsia="Georgia Pro" w:hAnsi="Georgia Pro" w:cs="Georgia Pro"/>
-          <w:color w:val="000000" w:themeColor="text1"/>
-        </w:rPr>
-        <w:t>sudo</w:t>
-      </w:r>
-      <w:proofErr w:type="spellEnd"/>
-      <w:r>
-        <w:rPr>
-          <w:rFonts w:ascii="Georgia Pro" w:eastAsia="Georgia Pro" w:hAnsi="Georgia Pro" w:cs="Georgia Pro"/>
-          <w:color w:val="000000" w:themeColor="text1"/>
-        </w:rPr>
-        <w:t xml:space="preserve"> ACCEPT_EULA=Y apt install -y mssql-tools18 </w:t>
-      </w:r>
-      <w:proofErr w:type="spellStart"/>
-      <w:r>
-        <w:rPr>
-          <w:rFonts w:ascii="Georgia Pro" w:eastAsia="Georgia Pro" w:hAnsi="Georgia Pro" w:cs="Georgia Pro"/>
-          <w:color w:val="000000" w:themeColor="text1"/>
-        </w:rPr>
-        <w:t>unixodbc</w:t>
-      </w:r>
-      <w:proofErr w:type="spellEnd"/>
-      <w:r>
-        <w:rPr>
-          <w:rFonts w:ascii="Georgia Pro" w:eastAsia="Georgia Pro" w:hAnsi="Georgia Pro" w:cs="Georgia Pro"/>
-          <w:color w:val="000000" w:themeColor="text1"/>
-        </w:rPr>
-        <w:t>-dev</w:t>
+      <w:r>
+        <w:rPr>
+          <w:rFonts w:ascii="Georgia Pro" w:eastAsia="Georgia Pro" w:hAnsi="Georgia Pro" w:cs="Georgia Pro"/>
+          <w:color w:val="000000" w:themeColor="text1"/>
+        </w:rPr>
+        <w:t>sudo ACCEPT_EULA=Y apt install -y mssql-tools18 unixodbc-dev</w:t>
       </w:r>
     </w:p>
     <w:p>
@@ -2311,26 +1791,8 @@
           <w:rFonts w:ascii="Georgia Pro" w:eastAsia="Georgia Pro" w:hAnsi="Georgia Pro" w:cs="Georgia Pro"/>
           <w:color w:val="000000" w:themeColor="text1"/>
         </w:rPr>
-        <w:t>echo 'export PATH="$PATH:/opt/mssql-tools18/bin"' &gt;&gt; ~</w:t>
-      </w:r>
-      <w:proofErr w:type="gramStart"/>
-      <w:r>
-        <w:rPr>
-          <w:rFonts w:ascii="Georgia Pro" w:eastAsia="Georgia Pro" w:hAnsi="Georgia Pro" w:cs="Georgia Pro"/>
-          <w:color w:val="000000" w:themeColor="text1"/>
-        </w:rPr>
-        <w:t>/.</w:t>
-      </w:r>
-      <w:proofErr w:type="spellStart"/>
-      <w:r>
-        <w:rPr>
-          <w:rFonts w:ascii="Georgia Pro" w:eastAsia="Georgia Pro" w:hAnsi="Georgia Pro" w:cs="Georgia Pro"/>
-          <w:color w:val="000000" w:themeColor="text1"/>
-        </w:rPr>
-        <w:t>bashrc</w:t>
-      </w:r>
-      <w:proofErr w:type="spellEnd"/>
-      <w:proofErr w:type="gramEnd"/>
+        <w:t>echo 'export PATH="$PATH:/opt/mssql-tools18/bin"' &gt;&gt; ~/.bashrc</w:t>
+      </w:r>
     </w:p>
     <w:p>
       <w:pPr>
@@ -2352,65 +1814,36 @@
           <w:rFonts w:ascii="Georgia Pro" w:eastAsia="Georgia Pro" w:hAnsi="Georgia Pro" w:cs="Georgia Pro"/>
           <w:color w:val="000000" w:themeColor="text1"/>
         </w:rPr>
-        <w:t>source ~</w:t>
-      </w:r>
-      <w:proofErr w:type="gramStart"/>
-      <w:r>
-        <w:rPr>
-          <w:rFonts w:ascii="Georgia Pro" w:eastAsia="Georgia Pro" w:hAnsi="Georgia Pro" w:cs="Georgia Pro"/>
-          <w:color w:val="000000" w:themeColor="text1"/>
-        </w:rPr>
-        <w:t>/.</w:t>
-      </w:r>
-      <w:proofErr w:type="spellStart"/>
-      <w:r>
-        <w:rPr>
-          <w:rFonts w:ascii="Georgia Pro" w:eastAsia="Georgia Pro" w:hAnsi="Georgia Pro" w:cs="Georgia Pro"/>
-          <w:color w:val="000000" w:themeColor="text1"/>
-        </w:rPr>
-        <w:t>bashrc</w:t>
-      </w:r>
-      <w:proofErr w:type="spellEnd"/>
-      <w:proofErr w:type="gramEnd"/>
-    </w:p>
-    <w:p>
-      <w:pPr>
-        <w:spacing w:after="0" w:line="480" w:lineRule="auto"/>
-        <w:rPr>
-          <w:rFonts w:ascii="Georgia Pro" w:eastAsia="Georgia Pro" w:hAnsi="Georgia Pro" w:cs="Georgia Pro"/>
-          <w:color w:val="000000" w:themeColor="text1"/>
-        </w:rPr>
-      </w:pPr>
-    </w:p>
-    <w:p>
-      <w:pPr>
-        <w:spacing w:after="0" w:line="480" w:lineRule="auto"/>
-        <w:rPr>
-          <w:rFonts w:ascii="Georgia Pro" w:eastAsia="Georgia Pro" w:hAnsi="Georgia Pro" w:cs="Georgia Pro"/>
-          <w:b/>
-          <w:bCs/>
-          <w:color w:val="000000" w:themeColor="text1"/>
-        </w:rPr>
-      </w:pPr>
-      <w:proofErr w:type="gramStart"/>
-      <w:r>
-        <w:rPr>
-          <w:rFonts w:ascii="Georgia Pro" w:eastAsia="Georgia Pro" w:hAnsi="Georgia Pro" w:cs="Georgia Pro"/>
-          <w:b/>
-          <w:bCs/>
-          <w:color w:val="000000" w:themeColor="text1"/>
-        </w:rPr>
-        <w:t>Check</w:t>
-      </w:r>
-      <w:proofErr w:type="gramEnd"/>
-      <w:r>
-        <w:rPr>
-          <w:rFonts w:ascii="Georgia Pro" w:eastAsia="Georgia Pro" w:hAnsi="Georgia Pro" w:cs="Georgia Pro"/>
-          <w:b/>
-          <w:bCs/>
-          <w:color w:val="000000" w:themeColor="text1"/>
-        </w:rPr>
-        <w:t xml:space="preserve"> SQMCMD is installed or not installed</w:t>
+        <w:t>source ~/.bashrc</w:t>
+      </w:r>
+    </w:p>
+    <w:p>
+      <w:pPr>
+        <w:spacing w:after="0" w:line="480" w:lineRule="auto"/>
+        <w:rPr>
+          <w:rFonts w:ascii="Georgia Pro" w:eastAsia="Georgia Pro" w:hAnsi="Georgia Pro" w:cs="Georgia Pro"/>
+          <w:color w:val="000000" w:themeColor="text1"/>
+        </w:rPr>
+      </w:pPr>
+    </w:p>
+    <w:p>
+      <w:pPr>
+        <w:spacing w:after="0" w:line="480" w:lineRule="auto"/>
+        <w:rPr>
+          <w:rFonts w:ascii="Georgia Pro" w:eastAsia="Georgia Pro" w:hAnsi="Georgia Pro" w:cs="Georgia Pro"/>
+          <w:b/>
+          <w:bCs/>
+          <w:color w:val="000000" w:themeColor="text1"/>
+        </w:rPr>
+      </w:pPr>
+      <w:r>
+        <w:rPr>
+          <w:rFonts w:ascii="Georgia Pro" w:eastAsia="Georgia Pro" w:hAnsi="Georgia Pro" w:cs="Georgia Pro"/>
+          <w:b/>
+          <w:bCs/>
+          <w:color w:val="000000" w:themeColor="text1"/>
+        </w:rPr>
+        <w:t>Check SQMCMD is installed or not installed</w:t>
       </w:r>
     </w:p>
     <w:p>
@@ -2428,55 +1861,41 @@
           <w:color w:val="000000" w:themeColor="text1"/>
         </w:rPr>
       </w:pPr>
-      <w:proofErr w:type="spellStart"/>
-      <w:r>
-        <w:rPr>
-          <w:rFonts w:ascii="Georgia Pro" w:eastAsia="Georgia Pro" w:hAnsi="Georgia Pro" w:cs="Georgia Pro"/>
-          <w:color w:val="000000" w:themeColor="text1"/>
-        </w:rPr>
-        <w:t>sqlcmd</w:t>
-      </w:r>
-      <w:proofErr w:type="spellEnd"/>
-      <w:r>
-        <w:rPr>
-          <w:rFonts w:ascii="Georgia Pro" w:eastAsia="Georgia Pro" w:hAnsi="Georgia Pro" w:cs="Georgia Pro"/>
-          <w:color w:val="000000" w:themeColor="text1"/>
-        </w:rPr>
-        <w:t xml:space="preserve"> -?</w:t>
-      </w:r>
-    </w:p>
-    <w:p>
-      <w:pPr>
-        <w:spacing w:after="0" w:line="480" w:lineRule="auto"/>
-        <w:rPr>
-          <w:rFonts w:ascii="Georgia Pro" w:eastAsia="Georgia Pro" w:hAnsi="Georgia Pro" w:cs="Georgia Pro"/>
-          <w:color w:val="000000" w:themeColor="text1"/>
-        </w:rPr>
-      </w:pPr>
-    </w:p>
-    <w:p>
-      <w:pPr>
-        <w:spacing w:after="0" w:line="480" w:lineRule="auto"/>
-        <w:rPr>
-          <w:rFonts w:ascii="Georgia Pro" w:eastAsia="Georgia Pro" w:hAnsi="Georgia Pro" w:cs="Georgia Pro"/>
-          <w:color w:val="000000" w:themeColor="text1"/>
-        </w:rPr>
-      </w:pPr>
-    </w:p>
-    <w:p>
-      <w:pPr>
-        <w:spacing w:after="0" w:line="480" w:lineRule="auto"/>
-        <w:rPr>
-          <w:rFonts w:ascii="Georgia Pro" w:eastAsia="Georgia Pro" w:hAnsi="Georgia Pro" w:cs="Georgia Pro"/>
-          <w:color w:val="000000" w:themeColor="text1"/>
-        </w:rPr>
-      </w:pPr>
-      <w:r>
-        <w:rPr>
-          <w:rFonts w:ascii="Georgia Pro" w:eastAsia="Georgia Pro" w:hAnsi="Georgia Pro" w:cs="Georgia Pro"/>
-          <w:color w:val="000000" w:themeColor="text1"/>
-        </w:rPr>
-        <w:t>Connect to database:</w:t>
+      <w:r>
+        <w:rPr>
+          <w:rFonts w:ascii="Georgia Pro" w:eastAsia="Georgia Pro" w:hAnsi="Georgia Pro" w:cs="Georgia Pro"/>
+          <w:color w:val="000000" w:themeColor="text1"/>
+        </w:rPr>
+        <w:t>sqlcmd -?</w:t>
+      </w:r>
+    </w:p>
+    <w:p>
+      <w:pPr>
+        <w:spacing w:after="0" w:line="480" w:lineRule="auto"/>
+        <w:rPr>
+          <w:rFonts w:ascii="Georgia Pro" w:eastAsia="Georgia Pro" w:hAnsi="Georgia Pro" w:cs="Georgia Pro"/>
+          <w:color w:val="000000" w:themeColor="text1"/>
+        </w:rPr>
+      </w:pPr>
+    </w:p>
+    <w:p>
+      <w:pPr>
+        <w:spacing w:after="0" w:line="480" w:lineRule="auto"/>
+        <w:rPr>
+          <w:rFonts w:ascii="Georgia Pro" w:eastAsia="Georgia Pro" w:hAnsi="Georgia Pro" w:cs="Georgia Pro"/>
+          <w:b/>
+          <w:bCs/>
+          <w:color w:val="000000" w:themeColor="text1"/>
+        </w:rPr>
+      </w:pPr>
+      <w:r>
+        <w:rPr>
+          <w:rFonts w:ascii="Georgia Pro" w:eastAsia="Georgia Pro" w:hAnsi="Georgia Pro" w:cs="Georgia Pro"/>
+          <w:b/>
+          <w:bCs/>
+          <w:color w:val="000000" w:themeColor="text1"/>
+        </w:rPr>
+        <w:t>Create following Env. variables</w:t>
       </w:r>
     </w:p>
     <w:p>
@@ -2494,42 +1913,12 @@
           <w:color w:val="000000" w:themeColor="text1"/>
         </w:rPr>
       </w:pPr>
-      <w:proofErr w:type="spellStart"/>
-      <w:r>
-        <w:rPr>
-          <w:rFonts w:ascii="Georgia Pro" w:eastAsia="Georgia Pro" w:hAnsi="Georgia Pro" w:cs="Georgia Pro"/>
-          <w:color w:val="000000" w:themeColor="text1"/>
-        </w:rPr>
-        <w:t>sqlcmd</w:t>
-      </w:r>
-      <w:proofErr w:type="spellEnd"/>
-      <w:r>
-        <w:rPr>
-          <w:rFonts w:ascii="Georgia Pro" w:eastAsia="Georgia Pro" w:hAnsi="Georgia Pro" w:cs="Georgia Pro"/>
-          <w:color w:val="000000" w:themeColor="text1"/>
-        </w:rPr>
-        <w:t xml:space="preserve"> -S </w:t>
-      </w:r>
-      <w:r>
-        <w:rPr>
-          <w:rFonts w:ascii="Georgia Pro" w:eastAsia="Georgia Pro" w:hAnsi="Georgia Pro" w:cs="Georgia Pro"/>
-          <w:color w:val="000000" w:themeColor="text1"/>
-        </w:rPr>
-        <w:t>sqlserverlab26942.database.windows.net</w:t>
-      </w:r>
-      <w:r>
-        <w:rPr>
-          <w:rFonts w:ascii="Georgia Pro" w:eastAsia="Georgia Pro" w:hAnsi="Georgia Pro" w:cs="Georgia Pro"/>
-          <w:color w:val="000000" w:themeColor="text1"/>
-        </w:rPr>
-        <w:t xml:space="preserve"> </w:t>
-      </w:r>
-      <w:r>
-        <w:rPr>
-          <w:rFonts w:ascii="Georgia Pro" w:eastAsia="Georgia Pro" w:hAnsi="Georgia Pro" w:cs="Georgia Pro"/>
-          <w:color w:val="000000" w:themeColor="text1"/>
-        </w:rPr>
-        <w:t>\</w:t>
+      <w:r>
+        <w:rPr>
+          <w:rFonts w:ascii="Georgia Pro" w:eastAsia="Georgia Pro" w:hAnsi="Georgia Pro" w:cs="Georgia Pro"/>
+          <w:color w:val="000000" w:themeColor="text1"/>
+        </w:rPr>
+        <w:t>SQL_DB=sqldblab</w:t>
       </w:r>
       <w:r>
         <w:rPr>
@@ -2537,7 +1926,7 @@
           <w:color w:val="000000" w:themeColor="text1"/>
         </w:rPr>
         <w:br/>
-        <w:t xml:space="preserve">  -d $SQL_DB \</w:t>
+        <w:t>ADMIN_USER=sqladminuser</w:t>
       </w:r>
       <w:r>
         <w:rPr>
@@ -2545,123 +1934,48 @@
           <w:color w:val="000000" w:themeColor="text1"/>
         </w:rPr>
         <w:br/>
-        <w:t xml:space="preserve">  -U $ADMIN_USER \</w:t>
-      </w:r>
-      <w:r>
-        <w:rPr>
-          <w:rFonts w:ascii="Georgia Pro" w:eastAsia="Georgia Pro" w:hAnsi="Georgia Pro" w:cs="Georgia Pro"/>
-          <w:color w:val="000000" w:themeColor="text1"/>
-        </w:rPr>
-        <w:br/>
-        <w:t xml:space="preserve">  -P $ADMIN_PASSWORD</w:t>
-      </w:r>
-    </w:p>
-    <w:p>
-      <w:pPr>
-        <w:spacing w:after="0" w:line="480" w:lineRule="auto"/>
-        <w:rPr>
-          <w:rFonts w:ascii="Georgia Pro" w:eastAsia="Georgia Pro" w:hAnsi="Georgia Pro" w:cs="Georgia Pro"/>
-          <w:color w:val="000000" w:themeColor="text1"/>
-        </w:rPr>
-      </w:pPr>
-    </w:p>
-    <w:p>
-      <w:pPr>
-        <w:spacing w:after="0" w:line="480" w:lineRule="auto"/>
-        <w:rPr>
-          <w:rFonts w:ascii="Georgia Pro" w:eastAsia="Georgia Pro" w:hAnsi="Georgia Pro" w:cs="Georgia Pro"/>
-          <w:color w:val="000000" w:themeColor="text1"/>
-        </w:rPr>
-      </w:pPr>
-      <w:r>
-        <w:rPr>
-          <w:rFonts w:ascii="Georgia Pro" w:eastAsia="Georgia Pro" w:hAnsi="Georgia Pro" w:cs="Georgia Pro"/>
-          <w:color w:val="000000" w:themeColor="text1"/>
-        </w:rPr>
-        <w:t xml:space="preserve">Replace </w:t>
-      </w:r>
-      <w:proofErr w:type="spellStart"/>
-      <w:proofErr w:type="gramStart"/>
-      <w:r>
-        <w:rPr>
-          <w:rFonts w:ascii="Georgia Pro" w:eastAsia="Georgia Pro" w:hAnsi="Georgia Pro" w:cs="Georgia Pro"/>
-          <w:color w:val="000000" w:themeColor="text1"/>
-        </w:rPr>
-        <w:t>yourserver</w:t>
-      </w:r>
-      <w:proofErr w:type="spellEnd"/>
-      <w:proofErr w:type="gramEnd"/>
-      <w:r>
-        <w:rPr>
-          <w:rFonts w:ascii="Georgia Pro" w:eastAsia="Georgia Pro" w:hAnsi="Georgia Pro" w:cs="Georgia Pro"/>
-          <w:color w:val="000000" w:themeColor="text1"/>
-        </w:rPr>
-        <w:t xml:space="preserve"> with actual server name.</w:t>
-      </w:r>
-    </w:p>
-    <w:p>
-      <w:pPr>
-        <w:spacing w:after="0" w:line="480" w:lineRule="auto"/>
-        <w:rPr>
-          <w:rFonts w:ascii="Georgia Pro" w:eastAsia="Georgia Pro" w:hAnsi="Georgia Pro" w:cs="Georgia Pro"/>
-          <w:color w:val="000000" w:themeColor="text1"/>
-        </w:rPr>
-      </w:pPr>
-      <w:r>
-        <w:rPr>
-          <w:rFonts w:ascii="Georgia Pro" w:eastAsia="Georgia Pro" w:hAnsi="Georgia Pro" w:cs="Georgia Pro"/>
-          <w:color w:val="000000" w:themeColor="text1"/>
-        </w:rPr>
-        <w:pict w14:anchorId="48E7E437">
-          <v:rect id="_x0000_i1035" style="width:0;height:1.5pt" o:hrstd="t" o:hr="t" fillcolor="#a0a0a0" stroked="f"/>
-        </w:pict>
-      </w:r>
-    </w:p>
-    <w:p>
-      <w:pPr>
-        <w:spacing w:after="0" w:line="480" w:lineRule="auto"/>
-        <w:rPr>
-          <w:rFonts w:ascii="Georgia Pro" w:eastAsia="Georgia Pro" w:hAnsi="Georgia Pro" w:cs="Georgia Pro"/>
-          <w:b/>
-          <w:bCs/>
-          <w:color w:val="000000" w:themeColor="text1"/>
-        </w:rPr>
-      </w:pPr>
-    </w:p>
-    <w:p>
-      <w:pPr>
-        <w:spacing w:after="0" w:line="480" w:lineRule="auto"/>
-        <w:rPr>
-          <w:rFonts w:ascii="Georgia Pro" w:eastAsia="Georgia Pro" w:hAnsi="Georgia Pro" w:cs="Georgia Pro"/>
-          <w:b/>
-          <w:bCs/>
-          <w:color w:val="000000" w:themeColor="text1"/>
-        </w:rPr>
-      </w:pPr>
-      <w:r>
-        <w:rPr>
-          <w:rFonts w:ascii="Georgia Pro" w:eastAsia="Georgia Pro" w:hAnsi="Georgia Pro" w:cs="Georgia Pro"/>
-          <w:b/>
-          <w:bCs/>
-          <w:color w:val="000000" w:themeColor="text1"/>
-        </w:rPr>
-        <w:t>Step 8: Create Table Inside Database</w:t>
-      </w:r>
-    </w:p>
-    <w:p>
-      <w:pPr>
-        <w:spacing w:after="0" w:line="480" w:lineRule="auto"/>
-        <w:rPr>
-          <w:rFonts w:ascii="Georgia Pro" w:eastAsia="Georgia Pro" w:hAnsi="Georgia Pro" w:cs="Georgia Pro"/>
-          <w:color w:val="000000" w:themeColor="text1"/>
-        </w:rPr>
-      </w:pPr>
-      <w:r>
-        <w:rPr>
-          <w:rFonts w:ascii="Georgia Pro" w:eastAsia="Georgia Pro" w:hAnsi="Georgia Pro" w:cs="Georgia Pro"/>
-          <w:color w:val="000000" w:themeColor="text1"/>
-        </w:rPr>
-        <w:t>Inside SQL prompt:</w:t>
+        <w:t>ADMIN_PASSWORD=Azure@123456</w:t>
+      </w:r>
+    </w:p>
+    <w:p>
+      <w:pPr>
+        <w:spacing w:after="0" w:line="480" w:lineRule="auto"/>
+        <w:rPr>
+          <w:rFonts w:ascii="Georgia Pro" w:eastAsia="Georgia Pro" w:hAnsi="Georgia Pro" w:cs="Georgia Pro"/>
+          <w:color w:val="000000" w:themeColor="text1"/>
+        </w:rPr>
+      </w:pPr>
+    </w:p>
+    <w:p>
+      <w:pPr>
+        <w:rPr>
+          <w:rFonts w:ascii="Georgia Pro" w:eastAsia="Georgia Pro" w:hAnsi="Georgia Pro" w:cs="Georgia Pro"/>
+          <w:color w:val="000000" w:themeColor="text1"/>
+        </w:rPr>
+      </w:pPr>
+      <w:r>
+        <w:rPr>
+          <w:rFonts w:ascii="Georgia Pro" w:eastAsia="Georgia Pro" w:hAnsi="Georgia Pro" w:cs="Georgia Pro"/>
+          <w:color w:val="000000" w:themeColor="text1"/>
+        </w:rPr>
+        <w:br w:type="page"/>
+      </w:r>
+    </w:p>
+    <w:p>
+      <w:pPr>
+        <w:spacing w:after="0" w:line="480" w:lineRule="auto"/>
+        <w:rPr>
+          <w:rFonts w:ascii="Georgia Pro" w:eastAsia="Georgia Pro" w:hAnsi="Georgia Pro" w:cs="Georgia Pro"/>
+          <w:color w:val="000000" w:themeColor="text1"/>
+        </w:rPr>
+      </w:pPr>
+      <w:r>
+        <w:rPr>
+          <w:rFonts w:ascii="Georgia Pro" w:eastAsia="Georgia Pro" w:hAnsi="Georgia Pro" w:cs="Georgia Pro"/>
+          <w:color w:val="000000" w:themeColor="text1"/>
+        </w:rPr>
+        <w:lastRenderedPageBreak/>
+        <w:t>Connect to database:</w:t>
       </w:r>
     </w:p>
     <w:p>
@@ -2684,15 +1998,14 @@
           <w:rFonts w:ascii="Georgia Pro" w:eastAsia="Georgia Pro" w:hAnsi="Georgia Pro" w:cs="Georgia Pro"/>
           <w:color w:val="000000" w:themeColor="text1"/>
         </w:rPr>
-        <w:t xml:space="preserve">CREATE TABLE Students (ID INT PRIMARY </w:t>
-      </w:r>
-      <w:proofErr w:type="gramStart"/>
-      <w:r>
-        <w:rPr>
-          <w:rFonts w:ascii="Georgia Pro" w:eastAsia="Georgia Pro" w:hAnsi="Georgia Pro" w:cs="Georgia Pro"/>
-          <w:color w:val="000000" w:themeColor="text1"/>
-        </w:rPr>
-        <w:t>KEY,</w:t>
+        <w:t xml:space="preserve">sqlcmd -S </w:t>
+      </w:r>
+      <w:r>
+        <w:rPr>
+          <w:rFonts w:ascii="Georgia Pro" w:eastAsia="Georgia Pro" w:hAnsi="Georgia Pro" w:cs="Georgia Pro"/>
+          <w:color w:val="000000" w:themeColor="text1"/>
+        </w:rPr>
+        <w:t>sqlserverlab26942.database.windows.net</w:t>
       </w:r>
       <w:r>
         <w:rPr>
@@ -2706,77 +2019,185 @@
           <w:rFonts w:ascii="Georgia Pro" w:eastAsia="Georgia Pro" w:hAnsi="Georgia Pro" w:cs="Georgia Pro"/>
           <w:color w:val="000000" w:themeColor="text1"/>
         </w:rPr>
-        <w:t xml:space="preserve"> Name</w:t>
-      </w:r>
-      <w:proofErr w:type="gramEnd"/>
-      <w:r>
-        <w:rPr>
-          <w:rFonts w:ascii="Georgia Pro" w:eastAsia="Georgia Pro" w:hAnsi="Georgia Pro" w:cs="Georgia Pro"/>
-          <w:color w:val="000000" w:themeColor="text1"/>
-        </w:rPr>
-        <w:t xml:space="preserve"> </w:t>
-      </w:r>
-      <w:proofErr w:type="gramStart"/>
-      <w:r>
-        <w:rPr>
-          <w:rFonts w:ascii="Georgia Pro" w:eastAsia="Georgia Pro" w:hAnsi="Georgia Pro" w:cs="Georgia Pro"/>
-          <w:color w:val="000000" w:themeColor="text1"/>
-        </w:rPr>
-        <w:t>VARCHAR(</w:t>
-      </w:r>
-      <w:proofErr w:type="gramEnd"/>
-      <w:r>
-        <w:rPr>
-          <w:rFonts w:ascii="Georgia Pro" w:eastAsia="Georgia Pro" w:hAnsi="Georgia Pro" w:cs="Georgia Pro"/>
-          <w:color w:val="000000" w:themeColor="text1"/>
-        </w:rPr>
-        <w:t>50</w:t>
-      </w:r>
-      <w:proofErr w:type="gramStart"/>
-      <w:r>
-        <w:rPr>
-          <w:rFonts w:ascii="Georgia Pro" w:eastAsia="Georgia Pro" w:hAnsi="Georgia Pro" w:cs="Georgia Pro"/>
-          <w:color w:val="000000" w:themeColor="text1"/>
-        </w:rPr>
-        <w:t>),</w:t>
-      </w:r>
-      <w:r>
-        <w:rPr>
-          <w:rFonts w:ascii="Georgia Pro" w:eastAsia="Georgia Pro" w:hAnsi="Georgia Pro" w:cs="Georgia Pro"/>
-          <w:color w:val="000000" w:themeColor="text1"/>
-        </w:rPr>
-        <w:t xml:space="preserve"> </w:t>
-      </w:r>
-      <w:r>
-        <w:rPr>
-          <w:rFonts w:ascii="Georgia Pro" w:eastAsia="Georgia Pro" w:hAnsi="Georgia Pro" w:cs="Georgia Pro"/>
-          <w:color w:val="000000" w:themeColor="text1"/>
-        </w:rPr>
-        <w:t xml:space="preserve"> Course</w:t>
-      </w:r>
-      <w:proofErr w:type="gramEnd"/>
-      <w:r>
-        <w:rPr>
-          <w:rFonts w:ascii="Georgia Pro" w:eastAsia="Georgia Pro" w:hAnsi="Georgia Pro" w:cs="Georgia Pro"/>
-          <w:color w:val="000000" w:themeColor="text1"/>
-        </w:rPr>
-        <w:t xml:space="preserve"> </w:t>
-      </w:r>
-      <w:proofErr w:type="gramStart"/>
-      <w:r>
-        <w:rPr>
-          <w:rFonts w:ascii="Georgia Pro" w:eastAsia="Georgia Pro" w:hAnsi="Georgia Pro" w:cs="Georgia Pro"/>
-          <w:color w:val="000000" w:themeColor="text1"/>
-        </w:rPr>
-        <w:t>VARCHAR(</w:t>
-      </w:r>
-      <w:proofErr w:type="gramEnd"/>
-      <w:r>
-        <w:rPr>
-          <w:rFonts w:ascii="Georgia Pro" w:eastAsia="Georgia Pro" w:hAnsi="Georgia Pro" w:cs="Georgia Pro"/>
-          <w:color w:val="000000" w:themeColor="text1"/>
-        </w:rPr>
-        <w:t>50));</w:t>
+        <w:t>\</w:t>
+      </w:r>
+      <w:r>
+        <w:rPr>
+          <w:rFonts w:ascii="Georgia Pro" w:eastAsia="Georgia Pro" w:hAnsi="Georgia Pro" w:cs="Georgia Pro"/>
+          <w:color w:val="000000" w:themeColor="text1"/>
+        </w:rPr>
+        <w:br/>
+        <w:t xml:space="preserve">  -d $SQL_DB \</w:t>
+      </w:r>
+      <w:r>
+        <w:rPr>
+          <w:rFonts w:ascii="Georgia Pro" w:eastAsia="Georgia Pro" w:hAnsi="Georgia Pro" w:cs="Georgia Pro"/>
+          <w:color w:val="000000" w:themeColor="text1"/>
+        </w:rPr>
+        <w:br/>
+        <w:t xml:space="preserve">  -U $ADMIN_USER \</w:t>
+      </w:r>
+      <w:r>
+        <w:rPr>
+          <w:rFonts w:ascii="Georgia Pro" w:eastAsia="Georgia Pro" w:hAnsi="Georgia Pro" w:cs="Georgia Pro"/>
+          <w:color w:val="000000" w:themeColor="text1"/>
+        </w:rPr>
+        <w:br/>
+        <w:t xml:space="preserve">  -P $ADMIN_PASSWORD</w:t>
+      </w:r>
+    </w:p>
+    <w:p>
+      <w:pPr>
+        <w:spacing w:after="0" w:line="480" w:lineRule="auto"/>
+        <w:rPr>
+          <w:rFonts w:ascii="Georgia Pro" w:eastAsia="Georgia Pro" w:hAnsi="Georgia Pro" w:cs="Georgia Pro"/>
+          <w:color w:val="000000" w:themeColor="text1"/>
+        </w:rPr>
+      </w:pPr>
+    </w:p>
+    <w:p>
+      <w:pPr>
+        <w:spacing w:after="0" w:line="480" w:lineRule="auto"/>
+        <w:rPr>
+          <w:rFonts w:ascii="Georgia Pro" w:eastAsia="Georgia Pro" w:hAnsi="Georgia Pro" w:cs="Georgia Pro"/>
+          <w:color w:val="000000" w:themeColor="text1"/>
+        </w:rPr>
+      </w:pPr>
+      <w:r>
+        <w:rPr>
+          <w:rFonts w:ascii="Georgia Pro" w:eastAsia="Georgia Pro" w:hAnsi="Georgia Pro" w:cs="Georgia Pro"/>
+          <w:color w:val="000000" w:themeColor="text1"/>
+        </w:rPr>
+        <w:t>Replace yourserver with actual server name.</w:t>
+      </w:r>
+    </w:p>
+    <w:p>
+      <w:pPr>
+        <w:spacing w:after="0" w:line="480" w:lineRule="auto"/>
+        <w:rPr>
+          <w:rFonts w:ascii="Georgia Pro" w:eastAsia="Georgia Pro" w:hAnsi="Georgia Pro" w:cs="Georgia Pro"/>
+          <w:color w:val="000000" w:themeColor="text1"/>
+        </w:rPr>
+      </w:pPr>
+    </w:p>
+    <w:p>
+      <w:pPr>
+        <w:spacing w:after="0" w:line="480" w:lineRule="auto"/>
+        <w:rPr>
+          <w:rFonts w:ascii="Georgia Pro" w:eastAsia="Georgia Pro" w:hAnsi="Georgia Pro" w:cs="Georgia Pro"/>
+          <w:color w:val="000000" w:themeColor="text1"/>
+        </w:rPr>
+      </w:pPr>
+      <w:r>
+        <w:rPr>
+          <w:rFonts w:ascii="Georgia Pro" w:eastAsia="Georgia Pro" w:hAnsi="Georgia Pro" w:cs="Georgia Pro"/>
+          <w:color w:val="000000" w:themeColor="text1"/>
+        </w:rPr>
+        <w:drawing>
+          <wp:inline distT="0" distB="0" distL="0" distR="0" wp14:anchorId="4CBA4DDA" wp14:editId="30FC9E97">
+            <wp:extent cx="5943600" cy="473710"/>
+            <wp:effectExtent l="19050" t="19050" r="19050" b="21590"/>
+            <wp:docPr id="698084421" name="Picture 1"/>
+            <wp:cNvGraphicFramePr>
+              <a:graphicFrameLocks xmlns:a="http://schemas.openxmlformats.org/drawingml/2006/main" noChangeAspect="1"/>
+            </wp:cNvGraphicFramePr>
+            <a:graphic xmlns:a="http://schemas.openxmlformats.org/drawingml/2006/main">
+              <a:graphicData uri="http://schemas.openxmlformats.org/drawingml/2006/picture">
+                <pic:pic xmlns:pic="http://schemas.openxmlformats.org/drawingml/2006/picture">
+                  <pic:nvPicPr>
+                    <pic:cNvPr id="698084421" name=""/>
+                    <pic:cNvPicPr/>
+                  </pic:nvPicPr>
+                  <pic:blipFill>
+                    <a:blip r:embed="rId7"/>
+                    <a:stretch>
+                      <a:fillRect/>
+                    </a:stretch>
+                  </pic:blipFill>
+                  <pic:spPr>
+                    <a:xfrm>
+                      <a:off x="0" y="0"/>
+                      <a:ext cx="5943600" cy="473710"/>
+                    </a:xfrm>
+                    <a:prstGeom prst="rect">
+                      <a:avLst/>
+                    </a:prstGeom>
+                    <a:ln>
+                      <a:solidFill>
+                        <a:schemeClr val="accent1"/>
+                      </a:solidFill>
+                    </a:ln>
+                  </pic:spPr>
+                </pic:pic>
+              </a:graphicData>
+            </a:graphic>
+          </wp:inline>
+        </w:drawing>
+      </w:r>
+    </w:p>
+    <w:p>
+      <w:pPr>
+        <w:spacing w:after="0" w:line="480" w:lineRule="auto"/>
+        <w:rPr>
+          <w:rFonts w:ascii="Georgia Pro" w:eastAsia="Georgia Pro" w:hAnsi="Georgia Pro" w:cs="Georgia Pro"/>
+          <w:color w:val="000000" w:themeColor="text1"/>
+        </w:rPr>
+      </w:pPr>
+      <w:r>
+        <w:rPr>
+          <w:rFonts w:ascii="Georgia Pro" w:eastAsia="Georgia Pro" w:hAnsi="Georgia Pro" w:cs="Georgia Pro"/>
+          <w:color w:val="000000" w:themeColor="text1"/>
+        </w:rPr>
+        <w:pict w14:anchorId="48E7E437">
+          <v:rect id="_x0000_i1035" style="width:0;height:1.5pt" o:hrstd="t" o:hr="t" fillcolor="#a0a0a0" stroked="f"/>
+        </w:pict>
+      </w:r>
+    </w:p>
+    <w:p>
+      <w:pPr>
+        <w:spacing w:after="0" w:line="480" w:lineRule="auto"/>
+        <w:rPr>
+          <w:rFonts w:ascii="Georgia Pro" w:eastAsia="Georgia Pro" w:hAnsi="Georgia Pro" w:cs="Georgia Pro"/>
+          <w:b/>
+          <w:bCs/>
+          <w:color w:val="000000" w:themeColor="text1"/>
+        </w:rPr>
+      </w:pPr>
+    </w:p>
+    <w:p>
+      <w:pPr>
+        <w:spacing w:after="0" w:line="480" w:lineRule="auto"/>
+        <w:rPr>
+          <w:rFonts w:ascii="Georgia Pro" w:eastAsia="Georgia Pro" w:hAnsi="Georgia Pro" w:cs="Georgia Pro"/>
+          <w:b/>
+          <w:bCs/>
+          <w:color w:val="000000" w:themeColor="text1"/>
+        </w:rPr>
+      </w:pPr>
+      <w:r>
+        <w:rPr>
+          <w:rFonts w:ascii="Georgia Pro" w:eastAsia="Georgia Pro" w:hAnsi="Georgia Pro" w:cs="Georgia Pro"/>
+          <w:b/>
+          <w:bCs/>
+          <w:color w:val="000000" w:themeColor="text1"/>
+        </w:rPr>
+        <w:t>Step 8: Create Table Inside Database</w:t>
+      </w:r>
+    </w:p>
+    <w:p>
+      <w:pPr>
+        <w:spacing w:after="0" w:line="480" w:lineRule="auto"/>
+        <w:rPr>
+          <w:rFonts w:ascii="Georgia Pro" w:eastAsia="Georgia Pro" w:hAnsi="Georgia Pro" w:cs="Georgia Pro"/>
+          <w:color w:val="000000" w:themeColor="text1"/>
+        </w:rPr>
+      </w:pPr>
+      <w:r>
+        <w:rPr>
+          <w:rFonts w:ascii="Georgia Pro" w:eastAsia="Georgia Pro" w:hAnsi="Georgia Pro" w:cs="Georgia Pro"/>
+          <w:color w:val="000000" w:themeColor="text1"/>
+        </w:rPr>
+        <w:t>Inside SQL prompt:</w:t>
       </w:r>
     </w:p>
     <w:p>
@@ -2799,23 +2220,35 @@
           <w:rFonts w:ascii="Georgia Pro" w:eastAsia="Georgia Pro" w:hAnsi="Georgia Pro" w:cs="Georgia Pro"/>
           <w:color w:val="000000" w:themeColor="text1"/>
         </w:rPr>
-        <w:t>GO</w:t>
-      </w:r>
-    </w:p>
-    <w:p>
-      <w:pPr>
-        <w:spacing w:after="0" w:line="480" w:lineRule="auto"/>
-        <w:rPr>
-          <w:rFonts w:ascii="Georgia Pro" w:eastAsia="Georgia Pro" w:hAnsi="Georgia Pro" w:cs="Georgia Pro"/>
-          <w:color w:val="000000" w:themeColor="text1"/>
-        </w:rPr>
-      </w:pPr>
-      <w:r>
-        <w:rPr>
-          <w:rFonts w:ascii="Georgia Pro" w:eastAsia="Georgia Pro" w:hAnsi="Georgia Pro" w:cs="Georgia Pro"/>
-          <w:color w:val="000000" w:themeColor="text1"/>
-        </w:rPr>
-        <w:t>Insert sample data:</w:t>
+        <w:t>CREATE TABLE Students (ID INT PRIMARY KEY,</w:t>
+      </w:r>
+      <w:r>
+        <w:rPr>
+          <w:rFonts w:ascii="Georgia Pro" w:eastAsia="Georgia Pro" w:hAnsi="Georgia Pro" w:cs="Georgia Pro"/>
+          <w:color w:val="000000" w:themeColor="text1"/>
+        </w:rPr>
+        <w:t xml:space="preserve"> </w:t>
+      </w:r>
+      <w:r>
+        <w:rPr>
+          <w:rFonts w:ascii="Georgia Pro" w:eastAsia="Georgia Pro" w:hAnsi="Georgia Pro" w:cs="Georgia Pro"/>
+          <w:color w:val="000000" w:themeColor="text1"/>
+        </w:rPr>
+        <w:t xml:space="preserve"> Name VARCHAR(50),</w:t>
+      </w:r>
+      <w:r>
+        <w:rPr>
+          <w:rFonts w:ascii="Georgia Pro" w:eastAsia="Georgia Pro" w:hAnsi="Georgia Pro" w:cs="Georgia Pro"/>
+          <w:color w:val="000000" w:themeColor="text1"/>
+        </w:rPr>
+        <w:t xml:space="preserve"> </w:t>
+      </w:r>
+      <w:r>
+        <w:rPr>
+          <w:rFonts w:ascii="Georgia Pro" w:eastAsia="Georgia Pro" w:hAnsi="Georgia Pro" w:cs="Georgia Pro"/>
+          <w:color w:val="000000" w:themeColor="text1"/>
+        </w:rPr>
+        <w:t xml:space="preserve"> Course VARCHAR(50));</w:t>
       </w:r>
     </w:p>
     <w:p>
@@ -2838,7 +2271,23 @@
           <w:rFonts w:ascii="Georgia Pro" w:eastAsia="Georgia Pro" w:hAnsi="Georgia Pro" w:cs="Georgia Pro"/>
           <w:color w:val="000000" w:themeColor="text1"/>
         </w:rPr>
-        <w:t>INSERT INTO Students VALUES (1, 'Rahul', 'Azure');</w:t>
+        <w:t>GO</w:t>
+      </w:r>
+    </w:p>
+    <w:p>
+      <w:pPr>
+        <w:spacing w:after="0" w:line="480" w:lineRule="auto"/>
+        <w:rPr>
+          <w:rFonts w:ascii="Georgia Pro" w:eastAsia="Georgia Pro" w:hAnsi="Georgia Pro" w:cs="Georgia Pro"/>
+          <w:color w:val="000000" w:themeColor="text1"/>
+        </w:rPr>
+      </w:pPr>
+      <w:r>
+        <w:rPr>
+          <w:rFonts w:ascii="Georgia Pro" w:eastAsia="Georgia Pro" w:hAnsi="Georgia Pro" w:cs="Georgia Pro"/>
+          <w:color w:val="000000" w:themeColor="text1"/>
+        </w:rPr>
+        <w:t>Insert sample data:</w:t>
       </w:r>
     </w:p>
     <w:p>
@@ -2861,23 +2310,7 @@
           <w:rFonts w:ascii="Georgia Pro" w:eastAsia="Georgia Pro" w:hAnsi="Georgia Pro" w:cs="Georgia Pro"/>
           <w:color w:val="000000" w:themeColor="text1"/>
         </w:rPr>
-        <w:t>GO</w:t>
-      </w:r>
-    </w:p>
-    <w:p>
-      <w:pPr>
-        <w:spacing w:after="0" w:line="480" w:lineRule="auto"/>
-        <w:rPr>
-          <w:rFonts w:ascii="Georgia Pro" w:eastAsia="Georgia Pro" w:hAnsi="Georgia Pro" w:cs="Georgia Pro"/>
-          <w:color w:val="000000" w:themeColor="text1"/>
-        </w:rPr>
-      </w:pPr>
-      <w:r>
-        <w:rPr>
-          <w:rFonts w:ascii="Georgia Pro" w:eastAsia="Georgia Pro" w:hAnsi="Georgia Pro" w:cs="Georgia Pro"/>
-          <w:color w:val="000000" w:themeColor="text1"/>
-        </w:rPr>
-        <w:t>View data:</w:t>
+        <w:t>INSERT INTO Students VALUES (1, 'Rahul', 'Azure');</w:t>
       </w:r>
     </w:p>
     <w:p>
@@ -2900,7 +2333,23 @@
           <w:rFonts w:ascii="Georgia Pro" w:eastAsia="Georgia Pro" w:hAnsi="Georgia Pro" w:cs="Georgia Pro"/>
           <w:color w:val="000000" w:themeColor="text1"/>
         </w:rPr>
-        <w:t>SELECT * FROM Students;</w:t>
+        <w:t>GO</w:t>
+      </w:r>
+    </w:p>
+    <w:p>
+      <w:pPr>
+        <w:spacing w:after="0" w:line="480" w:lineRule="auto"/>
+        <w:rPr>
+          <w:rFonts w:ascii="Georgia Pro" w:eastAsia="Georgia Pro" w:hAnsi="Georgia Pro" w:cs="Georgia Pro"/>
+          <w:color w:val="000000" w:themeColor="text1"/>
+        </w:rPr>
+      </w:pPr>
+      <w:r>
+        <w:rPr>
+          <w:rFonts w:ascii="Georgia Pro" w:eastAsia="Georgia Pro" w:hAnsi="Georgia Pro" w:cs="Georgia Pro"/>
+          <w:color w:val="000000" w:themeColor="text1"/>
+        </w:rPr>
+        <w:t>View data:</w:t>
       </w:r>
     </w:p>
     <w:p>
@@ -2918,6 +2367,13 @@
           <w:color w:val="000000" w:themeColor="text1"/>
         </w:rPr>
       </w:pPr>
+      <w:r>
+        <w:rPr>
+          <w:rFonts w:ascii="Georgia Pro" w:eastAsia="Georgia Pro" w:hAnsi="Georgia Pro" w:cs="Georgia Pro"/>
+          <w:color w:val="000000" w:themeColor="text1"/>
+        </w:rPr>
+        <w:t>SELECT * FROM Students;</w:t>
+      </w:r>
     </w:p>
     <w:p>
       <w:pPr>
@@ -3029,6 +2485,65 @@
           <w:color w:val="000000" w:themeColor="text1"/>
         </w:rPr>
         <w:lastRenderedPageBreak/>
+        <w:drawing>
+          <wp:inline distT="0" distB="0" distL="0" distR="0" wp14:anchorId="4E4668F8" wp14:editId="52762BD1">
+            <wp:extent cx="5943600" cy="1614805"/>
+            <wp:effectExtent l="19050" t="19050" r="19050" b="23495"/>
+            <wp:docPr id="543963725" name="Picture 1"/>
+            <wp:cNvGraphicFramePr>
+              <a:graphicFrameLocks xmlns:a="http://schemas.openxmlformats.org/drawingml/2006/main" noChangeAspect="1"/>
+            </wp:cNvGraphicFramePr>
+            <a:graphic xmlns:a="http://schemas.openxmlformats.org/drawingml/2006/main">
+              <a:graphicData uri="http://schemas.openxmlformats.org/drawingml/2006/picture">
+                <pic:pic xmlns:pic="http://schemas.openxmlformats.org/drawingml/2006/picture">
+                  <pic:nvPicPr>
+                    <pic:cNvPr id="543963725" name=""/>
+                    <pic:cNvPicPr/>
+                  </pic:nvPicPr>
+                  <pic:blipFill>
+                    <a:blip r:embed="rId8"/>
+                    <a:stretch>
+                      <a:fillRect/>
+                    </a:stretch>
+                  </pic:blipFill>
+                  <pic:spPr>
+                    <a:xfrm>
+                      <a:off x="0" y="0"/>
+                      <a:ext cx="5943600" cy="1614805"/>
+                    </a:xfrm>
+                    <a:prstGeom prst="rect">
+                      <a:avLst/>
+                    </a:prstGeom>
+                    <a:ln>
+                      <a:solidFill>
+                        <a:schemeClr val="accent1"/>
+                      </a:solidFill>
+                    </a:ln>
+                  </pic:spPr>
+                </pic:pic>
+              </a:graphicData>
+            </a:graphic>
+          </wp:inline>
+        </w:drawing>
+      </w:r>
+    </w:p>
+    <w:p>
+      <w:pPr>
+        <w:spacing w:after="0" w:line="480" w:lineRule="auto"/>
+        <w:rPr>
+          <w:rFonts w:ascii="Georgia Pro" w:eastAsia="Georgia Pro" w:hAnsi="Georgia Pro" w:cs="Georgia Pro"/>
+          <w:b/>
+          <w:bCs/>
+          <w:color w:val="000000" w:themeColor="text1"/>
+        </w:rPr>
+      </w:pPr>
+      <w:r>
+        <w:rPr>
+          <w:rFonts w:ascii="Georgia Pro" w:eastAsia="Georgia Pro" w:hAnsi="Georgia Pro" w:cs="Georgia Pro"/>
+          <w:b/>
+          <w:bCs/>
+          <w:color w:val="000000" w:themeColor="text1"/>
+        </w:rPr>
         <w:t>Cleanup Resources</w:t>
       </w:r>
     </w:p>
@@ -3063,21 +2578,12 @@
           <w:color w:val="000000" w:themeColor="text1"/>
         </w:rPr>
       </w:pPr>
-      <w:proofErr w:type="spellStart"/>
-      <w:r>
-        <w:rPr>
-          <w:rFonts w:ascii="Georgia Pro" w:eastAsia="Georgia Pro" w:hAnsi="Georgia Pro" w:cs="Georgia Pro"/>
-          <w:color w:val="000000" w:themeColor="text1"/>
-        </w:rPr>
-        <w:t>az</w:t>
-      </w:r>
-      <w:proofErr w:type="spellEnd"/>
-      <w:r>
-        <w:rPr>
-          <w:rFonts w:ascii="Georgia Pro" w:eastAsia="Georgia Pro" w:hAnsi="Georgia Pro" w:cs="Georgia Pro"/>
-          <w:color w:val="000000" w:themeColor="text1"/>
-        </w:rPr>
-        <w:t xml:space="preserve"> group delete \</w:t>
+      <w:r>
+        <w:rPr>
+          <w:rFonts w:ascii="Georgia Pro" w:eastAsia="Georgia Pro" w:hAnsi="Georgia Pro" w:cs="Georgia Pro"/>
+          <w:color w:val="000000" w:themeColor="text1"/>
+        </w:rPr>
+        <w:t>az group delete \</w:t>
       </w:r>
       <w:r>
         <w:rPr>
@@ -3235,17 +2741,8 @@
           <w:rFonts w:ascii="Georgia Pro" w:eastAsia="Georgia Pro" w:hAnsi="Georgia Pro" w:cs="Georgia Pro"/>
           <w:color w:val="000000" w:themeColor="text1"/>
         </w:rPr>
-        <w:t xml:space="preserve">Connected using </w:t>
-      </w:r>
-      <w:proofErr w:type="spellStart"/>
-      <w:r>
-        <w:rPr>
-          <w:rFonts w:ascii="Georgia Pro" w:eastAsia="Georgia Pro" w:hAnsi="Georgia Pro" w:cs="Georgia Pro"/>
-          <w:color w:val="000000" w:themeColor="text1"/>
-        </w:rPr>
-        <w:t>sqlcmd</w:t>
-      </w:r>
-      <w:proofErr w:type="spellEnd"/>
+        <w:t>Connected using sqlcmd</w:t>
+      </w:r>
     </w:p>
     <w:p>
       <w:pPr>
